--- a/documents/the_living_project_cheatsheet_v3_0_3_detailed.docx
+++ b/documents/the_living_project_cheatsheet_v3_0_3_detailed.docx
@@ -4,679 +4,4017 @@
   <w:body>
     <w:p>
       <w:pPr>
-        <w:spacing w:after="200"/>
-        <w:rPr>
-          <w:b/>
-          <w:sz w:val="40"/>
-        </w:rPr>
-      </w:pPr>
-      <w:r>
-        <w:rPr>
-          <w:b/>
-          <w:sz w:val="40"/>
-        </w:rPr>
-        <w:t>The Living Project v3 Cheat Sheet</w:t>
-      </w:r>
-    </w:p>
-    <w:p>
-      <w:pPr>
-        <w:spacing w:after="120"/>
-        <w:rPr>
-          <w:b/>
+        <w:spacing w:after="40"/>
+        <w:rPr>
+          <w:b/>
+          <w:color w:val="26426B"/>
+          <w:sz w:val="52"/>
+        </w:rPr>
+      </w:pPr>
+      <w:r>
+        <w:rPr>
+          <w:b/>
+          <w:color w:val="26426B"/>
+          <w:sz w:val="52"/>
+        </w:rPr>
+        <w:t>The Living Project v3</w:t>
+      </w:r>
+    </w:p>
+    <w:p>
+      <w:pPr>
+        <w:spacing w:after="80"/>
+        <w:rPr>
+          <w:color w:val="666666"/>
+          <w:sz w:val="24"/>
+        </w:rPr>
+      </w:pPr>
+      <w:r>
+        <w:rPr>
+          <w:color w:val="666666"/>
+          <w:sz w:val="24"/>
+        </w:rPr>
+        <w:t>Detailed Practitioner Guide</w:t>
+      </w:r>
+    </w:p>
+    <w:p>
+      <w:pPr>
+        <w:spacing w:after="320"/>
+        <w:rPr>
+          <w:color w:val="888888"/>
           <w:sz w:val="22"/>
         </w:rPr>
       </w:pPr>
       <w:r>
         <w:rPr>
-          <w:b/>
+          <w:color w:val="888888"/>
           <w:sz w:val="22"/>
         </w:rPr>
-        <w:t>High-level prompt guidance for any user</w:t>
-      </w:r>
-    </w:p>
-    <w:p>
-      <w:pPr>
-        <w:spacing w:after="120"/>
-        <w:rPr>
+        <w:t>Phase-by-phase guidance with prompt templates and multi-agent patterns</w:t>
+      </w:r>
+    </w:p>
+    <w:p>
+      <w:pPr>
+        <w:spacing w:after="320"/>
+        <w:rPr>
+          <w:color w:val="888888"/>
           <w:sz w:val="22"/>
         </w:rPr>
       </w:pPr>
       <w:r>
         <w:rPr>
+          <w:color w:val="888888"/>
           <w:sz w:val="22"/>
         </w:rPr>
-        <w:t>Install: npx -y @the-living-project/the-living-project-cli init</w:t>
-      </w:r>
-    </w:p>
-    <w:p>
-      <w:pPr>
-        <w:spacing w:after="120"/>
-        <w:rPr>
-          <w:b/>
-          <w:sz w:val="28"/>
-        </w:rPr>
-      </w:pPr>
-      <w:r>
-        <w:rPr>
-          <w:b/>
-          <w:sz w:val="28"/>
-        </w:rPr>
+        <w:t>Version 3.0.3  |  @the-living-project/the-living-project-cli  |  CC BY 4.0</w:t>
+      </w:r>
+    </w:p>
+    <w:p>
+      <w:pPr>
+        <w:pBdr>
+          <w:right w:val="single" w:sz="2" w:space="4" w:color="DDDDDD"/>
+        </w:pBdr>
+        <w:spacing w:before="80" w:after="80"/>
+        <w:rPr>
+          <w:color w:val="888888"/>
+          <w:sz w:val="22"/>
+        </w:rPr>
+      </w:pPr>
+      <w:r>
+        <w:rPr>
+          <w:color w:val="888888"/>
+          <w:sz w:val="22"/>
+        </w:rPr>
+        <w:t xml:space="preserve"> </w:t>
+      </w:r>
+    </w:p>
+    <w:p>
+      <w:pPr>
+        <w:pStyle w:val="Heading1"/>
+      </w:pPr>
+      <w:r>
         <w:t>Core thesis</w:t>
       </w:r>
     </w:p>
     <w:p>
-      <w:pPr>
-        <w:spacing w:after="120"/>
-        <w:rPr>
-          <w:sz w:val="22"/>
-        </w:rPr>
-      </w:pPr>
-      <w:r>
-        <w:rPr>
-          <w:sz w:val="22"/>
-        </w:rPr>
-        <w:t>Context is the strongest determinant of output quality. Every phase should clarify intent, load context, generate deliberately, and improve with critique.</w:t>
-      </w:r>
-    </w:p>
-    <w:p>
-      <w:pPr>
-        <w:spacing w:after="120"/>
-        <w:rPr>
-          <w:b/>
-          <w:sz w:val="28"/>
-        </w:rPr>
-      </w:pPr>
-      <w:r>
-        <w:rPr>
-          <w:b/>
-          <w:sz w:val="28"/>
-        </w:rPr>
-        <w:t>Core loop</w:t>
-      </w:r>
-    </w:p>
-    <w:p>
-      <w:pPr>
-        <w:spacing w:after="120"/>
-        <w:rPr>
-          <w:sz w:val="22"/>
-        </w:rPr>
-      </w:pPr>
-      <w:r>
-        <w:rPr>
-          <w:sz w:val="22"/>
-        </w:rPr>
-        <w:t>SEED -&gt; NOURISH -&gt; GROW -&gt; PRUNE -&gt; repeat</w:t>
-      </w:r>
-    </w:p>
-    <w:p>
-      <w:pPr>
-        <w:spacing w:after="120"/>
-        <w:rPr>
-          <w:sz w:val="22"/>
-        </w:rPr>
-      </w:pPr>
-      <w:r>
-        <w:rPr>
-          <w:sz w:val="22"/>
+      <w:r>
+        <w:t>Context is the strongest determinant of output quality. Most AI-assisted work fails because teams start with deliverables instead of problems, context is fragmented or never written down, first drafts are over-trusted, scope drift is recognized too late, and abandoned efforts are never mined for reusable insight. The Living Project solves this by turning the workspace itself into a durable operating model.</w:t>
+      </w:r>
+    </w:p>
+    <w:p>
+      <w:pPr>
+        <w:pStyle w:val="Heading1"/>
+      </w:pPr>
+      <w:r>
+        <w:t>Installation</w:t>
+      </w:r>
+    </w:p>
+    <w:p>
+      <w:r>
+        <w:t>Prerequisite: Node.js 18 or later.</w:t>
+      </w:r>
+    </w:p>
+    <w:p>
+      <w:pPr>
+        <w:rPr>
+          <w:b/>
+        </w:rPr>
+      </w:pPr>
+      <w:r>
+        <w:rPr>
+          <w:b/>
+        </w:rPr>
+        <w:t>Standard install (creates a new workspace folder):</w:t>
+      </w:r>
+    </w:p>
+    <w:p>
+      <w:pPr>
+        <w:shd w:val="clear" w:color="auto" w:fill="F5F5F5"/>
+        <w:ind w:left="288"/>
+        <w:rPr>
+          <w:rFonts w:ascii="Consolas" w:hAnsi="Consolas"/>
+          <w:color w:val="444444"/>
+          <w:sz w:val="19"/>
+        </w:rPr>
+      </w:pPr>
+      <w:r>
+        <w:rPr>
+          <w:rFonts w:ascii="Consolas" w:hAnsi="Consolas"/>
+          <w:color w:val="444444"/>
+          <w:sz w:val="19"/>
+        </w:rPr>
+        <w:t>npx -y @the-living-project/the-living-project-cli init</w:t>
+      </w:r>
+    </w:p>
+    <w:p>
+      <w:pPr>
+        <w:shd w:val="clear" w:color="auto" w:fill="F5F5F5"/>
+        <w:ind w:left="288"/>
+        <w:rPr>
+          <w:b/>
+        </w:rPr>
+      </w:pPr>
+      <w:r>
+        <w:rPr>
+          <w:b/>
+        </w:rPr>
+        <w:t>Named workspace:</w:t>
+      </w:r>
+    </w:p>
+    <w:p>
+      <w:pPr>
+        <w:shd w:val="clear" w:color="auto" w:fill="F5F5F5"/>
+        <w:ind w:left="288"/>
+        <w:rPr>
+          <w:rFonts w:ascii="Consolas" w:hAnsi="Consolas"/>
+          <w:color w:val="444444"/>
+          <w:sz w:val="19"/>
+        </w:rPr>
+      </w:pPr>
+      <w:r>
+        <w:rPr>
+          <w:rFonts w:ascii="Consolas" w:hAnsi="Consolas"/>
+          <w:color w:val="444444"/>
+          <w:sz w:val="19"/>
+        </w:rPr>
+        <w:t>npx -y @the-living-project/the-living-project-cli init "Q3 Product Roadmap"</w:t>
+      </w:r>
+    </w:p>
+    <w:p>
+      <w:pPr>
+        <w:shd w:val="clear" w:color="auto" w:fill="F5F5F5"/>
+        <w:ind w:left="288"/>
+        <w:rPr>
+          <w:b/>
+        </w:rPr>
+      </w:pPr>
+      <w:r>
+        <w:rPr>
+          <w:b/>
+        </w:rPr>
+        <w:t>Install into the current directory:</w:t>
+      </w:r>
+    </w:p>
+    <w:p>
+      <w:pPr>
+        <w:shd w:val="clear" w:color="auto" w:fill="F5F5F5"/>
+        <w:ind w:left="288"/>
+        <w:rPr>
+          <w:rFonts w:ascii="Consolas" w:hAnsi="Consolas"/>
+          <w:color w:val="444444"/>
+          <w:sz w:val="19"/>
+        </w:rPr>
+      </w:pPr>
+      <w:r>
+        <w:rPr>
+          <w:rFonts w:ascii="Consolas" w:hAnsi="Consolas"/>
+          <w:color w:val="444444"/>
+          <w:sz w:val="19"/>
+        </w:rPr>
+        <w:t>npx -y @the-living-project/the-living-project-cli init --here</w:t>
+      </w:r>
+    </w:p>
+    <w:p>
+      <w:pPr>
+        <w:shd w:val="clear" w:color="auto" w:fill="F5F5F5"/>
+        <w:ind w:left="288"/>
+        <w:rPr>
+          <w:b/>
+        </w:rPr>
+      </w:pPr>
+      <w:r>
+        <w:rPr>
+          <w:b/>
+        </w:rPr>
+        <w:t>Alternative runners:</w:t>
+      </w:r>
+    </w:p>
+    <w:p>
+      <w:pPr>
+        <w:pStyle w:val="ListParagraph"/>
+        <w:numPr>
+          <w:ilvl w:val="0"/>
+          <w:numId w:val="1"/>
+        </w:numPr>
+        <w:shd w:val="clear" w:color="auto" w:fill="F5F5F5"/>
+        <w:spacing w:after="60"/>
+        <w:ind w:left="648"/>
+        <w:rPr>
+          <w:b/>
+        </w:rPr>
+      </w:pPr>
+      <w:r>
+        <w:rPr>
+          <w:b/>
+        </w:rPr>
+        <w:t>pnpm dlx @the-living-project/the-living-project-cli init</w:t>
+      </w:r>
+    </w:p>
+    <w:p>
+      <w:pPr>
+        <w:shd w:val="clear" w:color="auto" w:fill="F5F5F5"/>
+        <w:spacing w:after="60"/>
+        <w:ind w:left="288"/>
+        <w:rPr>
+          <w:b/>
+        </w:rPr>
+      </w:pPr>
+      <w:r>
+        <w:rPr>
+          <w:b/>
+        </w:rPr>
+        <w:t>bunx @the-living-project/the-living-project-cli init</w:t>
+      </w:r>
+    </w:p>
+    <w:p>
+      <w:pPr>
+        <w:pStyle w:val="ListParagraph"/>
+        <w:numPr>
+          <w:ilvl w:val="0"/>
+          <w:numId w:val="1"/>
+        </w:numPr>
+        <w:shd w:val="clear" w:color="auto" w:fill="F5F5F5"/>
+        <w:spacing w:after="60"/>
+        <w:ind w:left="648"/>
+        <w:rPr>
+          <w:b/>
+        </w:rPr>
+      </w:pPr>
+      <w:r>
+        <w:rPr>
+          <w:b/>
+        </w:rPr>
+        <w:t>yarn dlx @the-living-project/the-living-project-cli init</w:t>
+      </w:r>
+    </w:p>
+    <w:p>
+      <w:pPr>
+        <w:pStyle w:val="ListParagraph"/>
+        <w:numPr>
+          <w:ilvl w:val="0"/>
+          <w:numId w:val="1"/>
+        </w:numPr>
+        <w:shd w:val="clear" w:color="auto" w:fill="F5F5F5"/>
+        <w:spacing w:after="80"/>
+        <w:ind w:left="648"/>
+        <w:rPr>
+          <w:b/>
+          <w:sz w:val="8"/>
+        </w:rPr>
+      </w:pPr>
+    </w:p>
+    <w:p>
+      <w:pPr>
+        <w:pStyle w:val="ListParagraph"/>
+        <w:numPr>
+          <w:ilvl w:val="0"/>
+          <w:numId w:val="1"/>
+        </w:numPr>
+        <w:shd w:val="clear" w:color="auto" w:fill="F5F5F5"/>
+        <w:spacing w:after="60"/>
+        <w:ind w:left="648"/>
+        <w:rPr>
+          <w:b/>
+        </w:rPr>
+      </w:pPr>
+    </w:p>
+    <w:p>
+      <w:pPr>
+        <w:pStyle w:val="ListParagraph"/>
+        <w:numPr>
+          <w:ilvl w:val="0"/>
+          <w:numId w:val="1"/>
+        </w:numPr>
+        <w:shd w:val="clear" w:color="auto" w:fill="F5F5F5"/>
+        <w:ind w:left="648"/>
+        <w:rPr>
+          <w:b/>
+        </w:rPr>
+      </w:pPr>
+      <w:r>
+        <w:rPr>
+          <w:b/>
+        </w:rPr>
+        <w:t>What happens when you run init:</w:t>
+      </w:r>
+    </w:p>
+    <w:p>
+      <w:pPr>
+        <w:pStyle w:val="ListParagraph"/>
+        <w:numPr>
+          <w:ilvl w:val="0"/>
+          <w:numId w:val="2"/>
+        </w:numPr>
+        <w:shd w:val="clear" w:color="auto" w:fill="F5F5F5"/>
+        <w:spacing w:after="60"/>
+        <w:rPr>
+          <w:b/>
+        </w:rPr>
+      </w:pPr>
+      <w:r>
+        <w:rPr>
+          <w:b/>
+        </w:rPr>
+        <w:t>A workspace folder is created (or the current directory is used with --here).</w:t>
+      </w:r>
+    </w:p>
+    <w:p>
+      <w:pPr>
+        <w:shd w:val="clear" w:color="auto" w:fill="F5F5F5"/>
+        <w:spacing w:after="60"/>
+        <w:ind w:left="360"/>
+        <w:rPr>
+          <w:b/>
+        </w:rPr>
+      </w:pPr>
+      <w:r>
+        <w:rPr>
+          <w:b/>
+        </w:rPr>
+        <w:t>The .living-project directory is populated with phases, seeds, context, and compost folders.</w:t>
+      </w:r>
+    </w:p>
+    <w:p>
+      <w:pPr>
+        <w:pStyle w:val="ListParagraph"/>
+        <w:numPr>
+          <w:ilvl w:val="0"/>
+          <w:numId w:val="2"/>
+        </w:numPr>
+        <w:shd w:val="clear" w:color="auto" w:fill="F5F5F5"/>
+        <w:spacing w:after="60"/>
+        <w:rPr>
+          <w:b/>
+        </w:rPr>
+      </w:pPr>
+      <w:r>
+        <w:rPr>
+          <w:b/>
+        </w:rPr>
+        <w:t>START-HERE.md is placed at the workspace root with the universal prompt.</w:t>
+      </w:r>
+    </w:p>
+    <w:p>
+      <w:pPr>
+        <w:shd w:val="clear" w:color="auto" w:fill="F5F5F5"/>
+        <w:spacing w:after="60"/>
+        <w:ind w:left="360"/>
+        <w:rPr>
+          <w:b/>
+        </w:rPr>
+      </w:pPr>
+      <w:r>
+        <w:rPr>
+          <w:b/>
+        </w:rPr>
+        <w:t>The living-project Codex skill is installed into ~/.codex/skills/ when Codex is detected.</w:t>
+      </w:r>
+    </w:p>
+    <w:p>
+      <w:pPr>
+        <w:pStyle w:val="ListParagraph"/>
+        <w:numPr>
+          <w:ilvl w:val="0"/>
+          <w:numId w:val="2"/>
+        </w:numPr>
+        <w:shd w:val="clear" w:color="auto" w:fill="F5F5F5"/>
+        <w:spacing w:after="60"/>
+        <w:rPr>
+          <w:b/>
+        </w:rPr>
+      </w:pPr>
+      <w:r>
+        <w:rPr>
+          <w:b/>
+        </w:rPr>
+        <w:t>A .gitignore is configured to exclude private context and compost files.</w:t>
+      </w:r>
+    </w:p>
+    <w:p>
+      <w:pPr>
+        <w:pStyle w:val="ListParagraph"/>
+        <w:numPr>
+          <w:ilvl w:val="0"/>
+          <w:numId w:val="2"/>
+        </w:numPr>
+        <w:shd w:val="clear" w:color="auto" w:fill="F5F5F5"/>
+        <w:spacing w:after="80"/>
+        <w:rPr>
+          <w:b/>
+          <w:sz w:val="8"/>
+        </w:rPr>
+      </w:pPr>
+    </w:p>
+    <w:p>
+      <w:pPr>
+        <w:pStyle w:val="ListParagraph"/>
+        <w:numPr>
+          <w:ilvl w:val="0"/>
+          <w:numId w:val="2"/>
+        </w:numPr>
+        <w:shd w:val="clear" w:color="auto" w:fill="F5F5F5"/>
+        <w:spacing w:after="60"/>
+        <w:rPr>
+          <w:b/>
+        </w:rPr>
+      </w:pPr>
+    </w:p>
+    <w:p>
+      <w:pPr>
+        <w:pStyle w:val="ListParagraph"/>
+        <w:numPr>
+          <w:ilvl w:val="0"/>
+          <w:numId w:val="2"/>
+        </w:numPr>
+        <w:pBdr>
+          <w:right w:val="single" w:sz="2" w:space="4" w:color="DDDDDD"/>
+        </w:pBdr>
+        <w:shd w:val="clear" w:color="auto" w:fill="F5F5F5"/>
+        <w:spacing w:before="80" w:after="80"/>
+        <w:rPr>
+          <w:b/>
+        </w:rPr>
+      </w:pPr>
+      <w:r>
+        <w:rPr>
+          <w:b/>
+        </w:rPr>
+        <w:t xml:space="preserve"> </w:t>
+      </w:r>
+    </w:p>
+    <w:p>
+      <w:pPr>
+        <w:pStyle w:val="Heading1"/>
+      </w:pPr>
+      <w:r>
+        <w:t>The framework</w:t>
+      </w:r>
+    </w:p>
+    <w:p>
+      <w:pPr>
+        <w:rPr>
+          <w:b/>
+        </w:rPr>
+      </w:pPr>
+      <w:r>
+        <w:rPr>
+          <w:b/>
+        </w:rPr>
+        <w:t>Core loop: SEED -&gt; NOURISH -&gt; GROW -&gt; PRUNE -&gt; repeat until ready</w:t>
+      </w:r>
+    </w:p>
+    <w:p>
+      <w:pPr>
+        <w:rPr>
+          <w:b/>
+        </w:rPr>
+      </w:pPr>
+      <w:r>
+        <w:rPr>
+          <w:b/>
         </w:rPr>
         <w:t>Strategic phases: REPOT | COMPOST | CULTIVATE</w:t>
       </w:r>
     </w:p>
     <w:p>
-      <w:pPr>
-        <w:spacing w:after="120"/>
-        <w:rPr>
-          <w:b/>
-          <w:sz w:val="28"/>
-        </w:rPr>
-      </w:pPr>
-      <w:r>
-        <w:rPr>
-          <w:b/>
-          <w:sz w:val="28"/>
-        </w:rPr>
-        <w:t>Phase guide</w:t>
+      <w:r>
+        <w:t>The core loop is the default path for every project. The strategic phases are invoked when scope changes, direction fails, or you need to manage multiple efforts.</w:t>
+      </w:r>
+    </w:p>
+    <w:p>
+      <w:pPr>
+        <w:pBdr>
+          <w:right w:val="single" w:sz="2" w:space="4" w:color="DDDDDD"/>
+        </w:pBdr>
+        <w:spacing w:before="80" w:after="80"/>
+      </w:pPr>
+      <w:r>
+        <w:t xml:space="preserve"> </w:t>
+      </w:r>
+    </w:p>
+    <w:p>
+      <w:pPr>
+        <w:pStyle w:val="Heading1"/>
+      </w:pPr>
+      <w:r>
+        <w:t>Phase 1: SEED -- Plant the Question</w:t>
+      </w:r>
+    </w:p>
+    <w:p>
+      <w:r>
+        <w:t>Every project begins with a question, not an answer. The goal is to find the root problem, not the requested deliverable.</w:t>
+      </w:r>
+    </w:p>
+    <w:p>
+      <w:pPr>
+        <w:rPr>
+          <w:b/>
+        </w:rPr>
+      </w:pPr>
+      <w:r>
+        <w:rPr>
+          <w:b/>
+        </w:rPr>
+        <w:t>What to do:</w:t>
+      </w:r>
+    </w:p>
+    <w:p>
+      <w:pPr>
+        <w:pStyle w:val="ListParagraph"/>
+        <w:numPr>
+          <w:ilvl w:val="0"/>
+          <w:numId w:val="3"/>
+        </w:numPr>
+        <w:spacing w:after="60"/>
+        <w:rPr>
+          <w:b/>
+        </w:rPr>
+      </w:pPr>
+      <w:r>
+        <w:rPr>
+          <w:b/>
+        </w:rPr>
+        <w:t>Run the 5 Whys on the raw problem statement. Keep asking why until you reach root cause.</w:t>
+      </w:r>
+    </w:p>
+    <w:p>
+      <w:pPr>
+        <w:spacing w:after="60"/>
+        <w:ind w:left="360"/>
+        <w:rPr>
+          <w:b/>
+        </w:rPr>
+      </w:pPr>
+      <w:r>
+        <w:rPr>
+          <w:b/>
+        </w:rPr>
+        <w:t>Answer the 5W framework: Who is this for? What does it solve? Where does it live? When is it needed? Why does it matter now?</w:t>
+      </w:r>
+    </w:p>
+    <w:p>
+      <w:pPr>
+        <w:pStyle w:val="ListParagraph"/>
+        <w:numPr>
+          <w:ilvl w:val="0"/>
+          <w:numId w:val="3"/>
+        </w:numPr>
+        <w:spacing w:after="60"/>
+        <w:rPr>
+          <w:b/>
+        </w:rPr>
+      </w:pPr>
+      <w:r>
+        <w:rPr>
+          <w:b/>
+        </w:rPr>
+        <w:t>Write a one-paragraph seed statement and save it to .living-project\seeds\project-name.md.</w:t>
+      </w:r>
+    </w:p>
+    <w:p>
+      <w:pPr>
+        <w:spacing w:after="60"/>
+        <w:ind w:left="360"/>
+        <w:rPr>
+          <w:b/>
+        </w:rPr>
+      </w:pPr>
+      <w:r>
+        <w:rPr>
+          <w:b/>
+        </w:rPr>
+        <w:t>Identify at least 2 assumptions you are making and 2 blind spots you might have.</w:t>
+      </w:r>
+    </w:p>
+    <w:p>
+      <w:pPr>
+        <w:spacing w:after="80"/>
+        <w:ind w:left="360"/>
+        <w:rPr>
+          <w:b/>
+          <w:sz w:val="8"/>
+        </w:rPr>
+      </w:pPr>
+    </w:p>
+    <w:p>
+      <w:pPr>
+        <w:spacing w:after="60"/>
+        <w:ind w:left="360"/>
+        <w:rPr>
+          <w:b/>
+        </w:rPr>
+      </w:pPr>
+    </w:p>
+    <w:p>
+      <w:pPr>
+        <w:ind w:left="360"/>
+        <w:rPr>
+          <w:b/>
+        </w:rPr>
+      </w:pPr>
+      <w:r>
+        <w:rPr>
+          <w:b/>
+        </w:rPr>
+        <w:t>Prompt template:</w:t>
+      </w:r>
+    </w:p>
+    <w:p>
+      <w:pPr>
+        <w:ind w:left="360"/>
+      </w:pPr>
+      <w:r>
+        <w:t>The problem is [X]. Ask me 5 Whys -- challenge each of my answers and tell me when we have hit root cause. Do not accept my first answer.</w:t>
+      </w:r>
+    </w:p>
+    <w:p>
+      <w:pPr>
+        <w:ind w:left="360"/>
+        <w:rPr>
+          <w:b/>
+        </w:rPr>
+      </w:pPr>
+      <w:r>
+        <w:rPr>
+          <w:b/>
+        </w:rPr>
+        <w:t>Follow-up prompt:</w:t>
+      </w:r>
+    </w:p>
+    <w:p>
+      <w:pPr>
+        <w:ind w:left="360"/>
+      </w:pPr>
+      <w:r>
+        <w:t>Based on our root cause analysis, generate a structured seed statement answering: Who, What, Where, When, Why. Then identify 3 assumptions and 2 blind spots.</w:t>
+      </w:r>
+    </w:p>
+    <w:p>
+      <w:pPr>
+        <w:ind w:left="360"/>
+        <w:rPr>
+          <w:b/>
+        </w:rPr>
+      </w:pPr>
+      <w:r>
+        <w:rPr>
+          <w:b/>
+        </w:rPr>
+        <w:t>Alternative framing prompt:</w:t>
+      </w:r>
+    </w:p>
+    <w:p>
+      <w:pPr>
+        <w:ind w:left="360"/>
+      </w:pPr>
+      <w:r>
+        <w:t>Here is my problem statement: [X]. Generate 3 alternative framings. For each, explain what would change about the solution. Which framing is strongest and why?</w:t>
+      </w:r>
+    </w:p>
+    <w:p>
+      <w:pPr>
+        <w:ind w:left="360"/>
+        <w:rPr>
+          <w:b/>
+        </w:rPr>
+      </w:pPr>
+      <w:r>
+        <w:rPr>
+          <w:b/>
+        </w:rPr>
+        <w:t>Multi-agent pattern:</w:t>
+      </w:r>
+    </w:p>
+    <w:p>
+      <w:pPr>
+        <w:pStyle w:val="ListParagraph"/>
+        <w:numPr>
+          <w:ilvl w:val="0"/>
+          <w:numId w:val="4"/>
+        </w:numPr>
+        <w:spacing w:after="60"/>
+        <w:rPr>
+          <w:b/>
+        </w:rPr>
+      </w:pPr>
+      <w:r>
+        <w:rPr>
+          <w:b/>
+        </w:rPr>
+        <w:t>Agent A: Run the 5 Whys analysis on the raw problem.</w:t>
+      </w:r>
+    </w:p>
+    <w:p>
+      <w:pPr>
+        <w:spacing w:after="60"/>
+        <w:ind w:left="360"/>
+        <w:rPr>
+          <w:b/>
+        </w:rPr>
+      </w:pPr>
+      <w:r>
+        <w:rPr>
+          <w:b/>
+        </w:rPr>
+        <w:t>Agent B: Research how others have solved this class of problem.</w:t>
+      </w:r>
+    </w:p>
+    <w:p>
+      <w:pPr>
+        <w:pStyle w:val="ListParagraph"/>
+        <w:numPr>
+          <w:ilvl w:val="0"/>
+          <w:numId w:val="4"/>
+        </w:numPr>
+        <w:spacing w:after="60"/>
+        <w:rPr>
+          <w:b/>
+        </w:rPr>
+      </w:pPr>
+      <w:r>
+        <w:rPr>
+          <w:b/>
+        </w:rPr>
+        <w:t>Agent C: Challenge the problem statement itself -- is this the right problem?</w:t>
+      </w:r>
+    </w:p>
+    <w:p>
+      <w:pPr>
+        <w:pStyle w:val="ListParagraph"/>
+        <w:numPr>
+          <w:ilvl w:val="0"/>
+          <w:numId w:val="4"/>
+        </w:numPr>
+        <w:spacing w:after="80"/>
+        <w:rPr>
+          <w:b/>
+          <w:sz w:val="8"/>
+        </w:rPr>
+      </w:pPr>
+    </w:p>
+    <w:p>
+      <w:pPr>
+        <w:pStyle w:val="ListParagraph"/>
+        <w:numPr>
+          <w:ilvl w:val="0"/>
+          <w:numId w:val="4"/>
+        </w:numPr>
+        <w:spacing w:after="60"/>
+        <w:rPr>
+          <w:b/>
+        </w:rPr>
+      </w:pPr>
+    </w:p>
+    <w:p>
+      <w:pPr>
+        <w:pStyle w:val="ListParagraph"/>
+        <w:numPr>
+          <w:ilvl w:val="0"/>
+          <w:numId w:val="4"/>
+        </w:numPr>
+        <w:rPr>
+          <w:b/>
+        </w:rPr>
+      </w:pPr>
+      <w:r>
+        <w:rPr>
+          <w:b/>
+        </w:rPr>
+        <w:t>Completion criteria:</w:t>
+      </w:r>
+    </w:p>
+    <w:p>
+      <w:pPr>
+        <w:spacing w:after="60"/>
+        <w:ind w:left="360"/>
+        <w:rPr>
+          <w:b/>
+        </w:rPr>
+      </w:pPr>
+      <w:r>
+        <w:rPr>
+          <w:b/>
+        </w:rPr>
+        <w:t>You have a root cause, not a symptom.</w:t>
+      </w:r>
+    </w:p>
+    <w:p>
+      <w:pPr>
+        <w:pStyle w:val="ListParagraph"/>
+        <w:numPr>
+          <w:ilvl w:val="0"/>
+          <w:numId w:val="5"/>
+        </w:numPr>
+        <w:spacing w:after="60"/>
+        <w:rPr>
+          <w:b/>
+        </w:rPr>
+      </w:pPr>
+      <w:r>
+        <w:rPr>
+          <w:b/>
+        </w:rPr>
+        <w:t>All 5Ws are answered with specifics (no "everyone" or "ASAP").</w:t>
+      </w:r>
+    </w:p>
+    <w:p>
+      <w:pPr>
+        <w:spacing w:after="60"/>
+        <w:ind w:left="360"/>
+        <w:rPr>
+          <w:b/>
+        </w:rPr>
+      </w:pPr>
+      <w:r>
+        <w:rPr>
+          <w:b/>
+        </w:rPr>
+        <w:t>You can state the seed in one paragraph without jargon.</w:t>
+      </w:r>
+    </w:p>
+    <w:p>
+      <w:pPr>
+        <w:pStyle w:val="ListParagraph"/>
+        <w:numPr>
+          <w:ilvl w:val="0"/>
+          <w:numId w:val="5"/>
+        </w:numPr>
+        <w:spacing w:after="60"/>
+        <w:rPr>
+          <w:b/>
+        </w:rPr>
+      </w:pPr>
+      <w:r>
+        <w:rPr>
+          <w:b/>
+        </w:rPr>
+        <w:t>You have identified at least 2 assumptions.</w:t>
+      </w:r>
+    </w:p>
+    <w:p>
+      <w:pPr>
+        <w:spacing w:after="60"/>
+        <w:ind w:left="360"/>
+        <w:rPr>
+          <w:b/>
+        </w:rPr>
+      </w:pPr>
+      <w:r>
+        <w:rPr>
+          <w:b/>
+        </w:rPr>
+        <w:t>Seed statement saved to .living-project\seeds\.</w:t>
+      </w:r>
+    </w:p>
+    <w:p>
+      <w:pPr>
+        <w:spacing w:after="80"/>
+        <w:ind w:left="360"/>
+        <w:rPr>
+          <w:b/>
+          <w:sz w:val="8"/>
+        </w:rPr>
+      </w:pPr>
+    </w:p>
+    <w:p>
+      <w:pPr>
+        <w:spacing w:after="60"/>
+        <w:ind w:left="360"/>
+        <w:rPr>
+          <w:b/>
+        </w:rPr>
+      </w:pPr>
+    </w:p>
+    <w:p>
+      <w:pPr>
+        <w:pStyle w:val="Heading1"/>
+      </w:pPr>
+      <w:r>
+        <w:t>Phase 2: NOURISH -- Context Is Fertilizer</w:t>
+      </w:r>
+    </w:p>
+    <w:p>
+      <w:r>
+        <w:t>This is the phase most teams skip, and it is the single biggest determinant of output quality. Load the AI workspace with every piece of relevant context before asking it to generate anything.</w:t>
+      </w:r>
+    </w:p>
+    <w:p>
+      <w:pPr>
+        <w:rPr>
+          <w:b/>
+        </w:rPr>
+      </w:pPr>
+      <w:r>
+        <w:rPr>
+          <w:b/>
+        </w:rPr>
+        <w:t>What to do:</w:t>
+      </w:r>
+    </w:p>
+    <w:p>
+      <w:pPr>
+        <w:pStyle w:val="ListParagraph"/>
+        <w:numPr>
+          <w:ilvl w:val="0"/>
+          <w:numId w:val="3"/>
+        </w:numPr>
+        <w:spacing w:after="60"/>
+        <w:rPr>
+          <w:b/>
+        </w:rPr>
+      </w:pPr>
+      <w:r>
+        <w:rPr>
+          <w:b/>
+        </w:rPr>
+        <w:t>Gather inputs: prior art, stakeholder notes, technical constraints, data, competitive analysis, internal docs.</w:t>
+      </w:r>
+    </w:p>
+    <w:p>
+      <w:pPr>
+        <w:spacing w:after="60"/>
+        <w:ind w:left="360"/>
+        <w:rPr>
+          <w:b/>
+        </w:rPr>
+      </w:pPr>
+      <w:r>
+        <w:rPr>
+          <w:b/>
+        </w:rPr>
+        <w:t>Compile a structured context brief and save it to .living-project\context\project-name-context.md.</w:t>
+      </w:r>
+    </w:p>
+    <w:p>
+      <w:pPr>
+        <w:pStyle w:val="ListParagraph"/>
+        <w:numPr>
+          <w:ilvl w:val="0"/>
+          <w:numId w:val="3"/>
+        </w:numPr>
+        <w:spacing w:after="60"/>
+        <w:rPr>
+          <w:b/>
+        </w:rPr>
+      </w:pPr>
+      <w:r>
+        <w:rPr>
+          <w:b/>
+        </w:rPr>
+        <w:t>Ask the AI what context is missing -- let it tell you the gaps.</w:t>
+      </w:r>
+    </w:p>
+    <w:p>
+      <w:pPr>
+        <w:pStyle w:val="ListParagraph"/>
+        <w:numPr>
+          <w:ilvl w:val="0"/>
+          <w:numId w:val="3"/>
+        </w:numPr>
+        <w:spacing w:after="80"/>
+        <w:rPr>
+          <w:b/>
+          <w:sz w:val="8"/>
+        </w:rPr>
+      </w:pPr>
+    </w:p>
+    <w:p>
+      <w:pPr>
+        <w:pStyle w:val="ListParagraph"/>
+        <w:numPr>
+          <w:ilvl w:val="0"/>
+          <w:numId w:val="3"/>
+        </w:numPr>
+        <w:spacing w:after="60"/>
+        <w:rPr>
+          <w:b/>
+        </w:rPr>
+      </w:pPr>
+    </w:p>
+    <w:p>
+      <w:pPr>
+        <w:pStyle w:val="ListParagraph"/>
+        <w:numPr>
+          <w:ilvl w:val="0"/>
+          <w:numId w:val="3"/>
+        </w:numPr>
+        <w:rPr>
+          <w:b/>
+        </w:rPr>
+      </w:pPr>
+      <w:r>
+        <w:rPr>
+          <w:b/>
+        </w:rPr>
+        <w:t>Prompt template:</w:t>
+      </w:r>
+    </w:p>
+    <w:p>
+      <w:pPr>
+        <w:pStyle w:val="ListParagraph"/>
+        <w:numPr>
+          <w:ilvl w:val="0"/>
+          <w:numId w:val="3"/>
+        </w:numPr>
+      </w:pPr>
+      <w:r>
+        <w:t>Here is everything relevant to this project: [SEED STATEMENT] [DOCUMENTS AND DATA]. Summarize what you now know. Flag contradictions in the source material. Identify what context is MISSING that you would need to do great work. Produce a structured context inventory I can reuse across conversations.</w:t>
+      </w:r>
+    </w:p>
+    <w:p>
+      <w:pPr>
+        <w:pStyle w:val="ListParagraph"/>
+        <w:numPr>
+          <w:ilvl w:val="0"/>
+          <w:numId w:val="3"/>
+        </w:numPr>
+        <w:rPr>
+          <w:b/>
+        </w:rPr>
+      </w:pPr>
+      <w:r>
+        <w:rPr>
+          <w:b/>
+        </w:rPr>
+        <w:t>Completeness check prompt:</w:t>
+      </w:r>
+    </w:p>
+    <w:p>
+      <w:pPr>
+        <w:pStyle w:val="ListParagraph"/>
+        <w:numPr>
+          <w:ilvl w:val="0"/>
+          <w:numId w:val="3"/>
+        </w:numPr>
+      </w:pPr>
+      <w:r>
+        <w:t>Given the seed and context provided, what questions would a domain expert ask that I have not answered? What assumptions should be validated before we move to generation?</w:t>
+      </w:r>
+    </w:p>
+    <w:p>
+      <w:pPr>
+        <w:pStyle w:val="ListParagraph"/>
+        <w:numPr>
+          <w:ilvl w:val="0"/>
+          <w:numId w:val="3"/>
+        </w:numPr>
+        <w:rPr>
+          <w:b/>
+        </w:rPr>
+      </w:pPr>
+      <w:r>
+        <w:rPr>
+          <w:b/>
+        </w:rPr>
+        <w:t>Multi-agent pattern:</w:t>
+      </w:r>
+    </w:p>
+    <w:p>
+      <w:pPr>
+        <w:pStyle w:val="ListParagraph"/>
+        <w:numPr>
+          <w:ilvl w:val="0"/>
+          <w:numId w:val="6"/>
+        </w:numPr>
+        <w:spacing w:after="60"/>
+        <w:rPr>
+          <w:b/>
+        </w:rPr>
+      </w:pPr>
+      <w:r>
+        <w:rPr>
+          <w:b/>
+        </w:rPr>
+        <w:t>Agent A: Summarize and cross-reference internal documents.</w:t>
+      </w:r>
+    </w:p>
+    <w:p>
+      <w:pPr>
+        <w:spacing w:after="60"/>
+        <w:ind w:left="360"/>
+        <w:rPr>
+          <w:b/>
+        </w:rPr>
+      </w:pPr>
+      <w:r>
+        <w:rPr>
+          <w:b/>
+        </w:rPr>
+        <w:t>Agent B: Research external best practices and competitive landscape.</w:t>
+      </w:r>
+    </w:p>
+    <w:p>
+      <w:pPr>
+        <w:pStyle w:val="ListParagraph"/>
+        <w:numPr>
+          <w:ilvl w:val="0"/>
+          <w:numId w:val="6"/>
+        </w:numPr>
+        <w:spacing w:after="60"/>
+        <w:rPr>
+          <w:b/>
+        </w:rPr>
+      </w:pPr>
+      <w:r>
+        <w:rPr>
+          <w:b/>
+        </w:rPr>
+        <w:t>Agent C: Map stakeholder positions from communications.</w:t>
+      </w:r>
+    </w:p>
+    <w:p>
+      <w:pPr>
+        <w:pStyle w:val="ListParagraph"/>
+        <w:numPr>
+          <w:ilvl w:val="0"/>
+          <w:numId w:val="6"/>
+        </w:numPr>
+        <w:spacing w:after="80"/>
+        <w:rPr>
+          <w:b/>
+          <w:sz w:val="8"/>
+        </w:rPr>
+      </w:pPr>
+    </w:p>
+    <w:p>
+      <w:pPr>
+        <w:pStyle w:val="ListParagraph"/>
+        <w:numPr>
+          <w:ilvl w:val="0"/>
+          <w:numId w:val="6"/>
+        </w:numPr>
+        <w:spacing w:after="60"/>
+        <w:rPr>
+          <w:b/>
+        </w:rPr>
+      </w:pPr>
+    </w:p>
+    <w:p>
+      <w:pPr>
+        <w:pStyle w:val="ListParagraph"/>
+        <w:numPr>
+          <w:ilvl w:val="0"/>
+          <w:numId w:val="6"/>
+        </w:numPr>
+        <w:rPr>
+          <w:b/>
+        </w:rPr>
+      </w:pPr>
+      <w:r>
+        <w:rPr>
+          <w:b/>
+        </w:rPr>
+        <w:t>Completion criteria:</w:t>
+      </w:r>
+    </w:p>
+    <w:p>
+      <w:pPr>
+        <w:spacing w:after="60"/>
+        <w:ind w:left="360"/>
+        <w:rPr>
+          <w:b/>
+        </w:rPr>
+      </w:pPr>
+      <w:r>
+        <w:rPr>
+          <w:b/>
+        </w:rPr>
+        <w:t>Context brief saved to .living-project\context\.</w:t>
+      </w:r>
+    </w:p>
+    <w:p>
+      <w:pPr>
+        <w:pStyle w:val="ListParagraph"/>
+        <w:numPr>
+          <w:ilvl w:val="0"/>
+          <w:numId w:val="7"/>
+        </w:numPr>
+        <w:spacing w:after="60"/>
+        <w:rPr>
+          <w:b/>
+        </w:rPr>
+      </w:pPr>
+      <w:r>
+        <w:rPr>
+          <w:b/>
+        </w:rPr>
+        <w:t>AI has confirmed no major contradictions in source material.</w:t>
+      </w:r>
+    </w:p>
+    <w:p>
+      <w:pPr>
+        <w:spacing w:after="60"/>
+        <w:ind w:left="360"/>
+        <w:rPr>
+          <w:b/>
+        </w:rPr>
+      </w:pPr>
+      <w:r>
+        <w:rPr>
+          <w:b/>
+        </w:rPr>
+        <w:t>You have addressed the AI missing-context questions.</w:t>
+      </w:r>
+    </w:p>
+    <w:p>
+      <w:pPr>
+        <w:pStyle w:val="ListParagraph"/>
+        <w:numPr>
+          <w:ilvl w:val="0"/>
+          <w:numId w:val="7"/>
+        </w:numPr>
+        <w:spacing w:after="60"/>
+        <w:rPr>
+          <w:b/>
+        </w:rPr>
+      </w:pPr>
+      <w:r>
+        <w:rPr>
+          <w:b/>
+        </w:rPr>
+        <w:t>Your prompt could NOT apply to any random company -- it is specific.</w:t>
+      </w:r>
+    </w:p>
+    <w:p>
+      <w:pPr>
+        <w:spacing w:after="60"/>
+        <w:ind w:left="360"/>
+        <w:rPr>
+          <w:b/>
+        </w:rPr>
+      </w:pPr>
+      <w:r>
+        <w:rPr>
+          <w:b/>
+        </w:rPr>
+        <w:t>A colleague could read the context brief and understand the project.</w:t>
+      </w:r>
+    </w:p>
+    <w:p>
+      <w:pPr>
+        <w:spacing w:after="80"/>
+        <w:ind w:left="360"/>
+        <w:rPr>
+          <w:b/>
+          <w:sz w:val="8"/>
+        </w:rPr>
+      </w:pPr>
+    </w:p>
+    <w:p>
+      <w:pPr>
+        <w:spacing w:after="60"/>
+        <w:ind w:left="360"/>
+        <w:rPr>
+          <w:b/>
+        </w:rPr>
+      </w:pPr>
+    </w:p>
+    <w:p>
+      <w:pPr>
+        <w:pStyle w:val="Heading1"/>
+      </w:pPr>
+      <w:r>
+        <w:t>Phase 3: GROW -- From What Exists to What Should Exist</w:t>
+      </w:r>
+    </w:p>
+    <w:p>
+      <w:r>
+        <w:t>Bridge the gap between current state (documented in Nourish) and desired state (defined in Seed). This is directional generation, not open-ended.</w:t>
+      </w:r>
+    </w:p>
+    <w:p>
+      <w:pPr>
+        <w:rPr>
+          <w:b/>
+        </w:rPr>
+      </w:pPr>
+      <w:r>
+        <w:rPr>
+          <w:b/>
+        </w:rPr>
+        <w:t>What to do:</w:t>
+      </w:r>
+    </w:p>
+    <w:p>
+      <w:pPr>
+        <w:pStyle w:val="ListParagraph"/>
+        <w:numPr>
+          <w:ilvl w:val="0"/>
+          <w:numId w:val="8"/>
+        </w:numPr>
+        <w:spacing w:after="60"/>
+        <w:rPr>
+          <w:b/>
+        </w:rPr>
+      </w:pPr>
+      <w:r>
+        <w:rPr>
+          <w:b/>
+        </w:rPr>
+        <w:t>Generate with direction: always include context + outcome + constraints.</w:t>
+      </w:r>
+    </w:p>
+    <w:p>
+      <w:pPr>
+        <w:spacing w:after="60"/>
+        <w:ind w:left="360"/>
+        <w:rPr>
+          <w:b/>
+        </w:rPr>
+      </w:pPr>
+      <w:r>
+        <w:rPr>
+          <w:b/>
+        </w:rPr>
+        <w:t>Iterate rapidly: each output feeds the next round. Do not start over.</w:t>
+      </w:r>
+    </w:p>
+    <w:p>
+      <w:pPr>
+        <w:pStyle w:val="ListParagraph"/>
+        <w:numPr>
+          <w:ilvl w:val="0"/>
+          <w:numId w:val="8"/>
+        </w:numPr>
+        <w:spacing w:after="60"/>
+        <w:rPr>
+          <w:b/>
+        </w:rPr>
+      </w:pPr>
+      <w:r>
+        <w:rPr>
+          <w:b/>
+        </w:rPr>
+        <w:t>Bias toward quantity: perfection comes in Prune. Generate variants.</w:t>
+      </w:r>
+    </w:p>
+    <w:p>
+      <w:pPr>
+        <w:pStyle w:val="ListParagraph"/>
+        <w:numPr>
+          <w:ilvl w:val="0"/>
+          <w:numId w:val="8"/>
+        </w:numPr>
+        <w:spacing w:after="80"/>
+        <w:rPr>
+          <w:b/>
+          <w:sz w:val="8"/>
+        </w:rPr>
+      </w:pPr>
+    </w:p>
+    <w:p>
+      <w:pPr>
+        <w:pStyle w:val="ListParagraph"/>
+        <w:numPr>
+          <w:ilvl w:val="0"/>
+          <w:numId w:val="8"/>
+        </w:numPr>
+        <w:spacing w:after="60"/>
+        <w:rPr>
+          <w:b/>
+        </w:rPr>
+      </w:pPr>
+    </w:p>
+    <w:p>
+      <w:pPr>
+        <w:pStyle w:val="ListParagraph"/>
+        <w:numPr>
+          <w:ilvl w:val="0"/>
+          <w:numId w:val="8"/>
+        </w:numPr>
+        <w:rPr>
+          <w:b/>
+        </w:rPr>
+      </w:pPr>
+      <w:r>
+        <w:rPr>
+          <w:b/>
+        </w:rPr>
+        <w:t>Generation prompt:</w:t>
+      </w:r>
+    </w:p>
+    <w:p>
+      <w:pPr>
+        <w:pStyle w:val="ListParagraph"/>
+        <w:numPr>
+          <w:ilvl w:val="0"/>
+          <w:numId w:val="8"/>
+        </w:numPr>
+      </w:pPr>
+      <w:r>
+        <w:t>Given this context: [paste context brief]. Generate [specific deliverable] that achieves [seed outcome]. Format: [type, structure, length]. Audience: [reader]. Constraints: [boundaries].</w:t>
+      </w:r>
+    </w:p>
+    <w:p>
+      <w:pPr>
+        <w:pStyle w:val="ListParagraph"/>
+        <w:numPr>
+          <w:ilvl w:val="0"/>
+          <w:numId w:val="8"/>
+        </w:numPr>
+        <w:rPr>
+          <w:b/>
+        </w:rPr>
+      </w:pPr>
+      <w:r>
+        <w:rPr>
+          <w:b/>
+        </w:rPr>
+        <w:t>Iteration prompt (round 2+):</w:t>
+      </w:r>
+    </w:p>
+    <w:p>
+      <w:pPr>
+        <w:pStyle w:val="ListParagraph"/>
+        <w:numPr>
+          <w:ilvl w:val="0"/>
+          <w:numId w:val="8"/>
+        </w:numPr>
+      </w:pPr>
+      <w:r>
+        <w:t>Here is your previous output: [paste or reference]. Corrections needed: [issues]. New direction: [changes]. Keep: [what worked]. Regenerate with these adjustments.</w:t>
+      </w:r>
+    </w:p>
+    <w:p>
+      <w:pPr>
+        <w:pStyle w:val="ListParagraph"/>
+        <w:numPr>
+          <w:ilvl w:val="0"/>
+          <w:numId w:val="8"/>
+        </w:numPr>
+        <w:rPr>
+          <w:b/>
+        </w:rPr>
+      </w:pPr>
+      <w:r>
+        <w:rPr>
+          <w:b/>
+        </w:rPr>
+        <w:t>Variant generation prompt:</w:t>
+      </w:r>
+    </w:p>
+    <w:p>
+      <w:pPr>
+        <w:pStyle w:val="ListParagraph"/>
+        <w:numPr>
+          <w:ilvl w:val="0"/>
+          <w:numId w:val="8"/>
+        </w:numPr>
+      </w:pPr>
+      <w:r>
+        <w:t>Generate 3 approaches: (1) Conservative -- minimal risk, proven patterns. (2) Ambitious -- stretches current capabilities. (3) Unconventional -- challenges assumptions. Evaluate each against: [seed criteria]. Recommend which to develop further.</w:t>
+      </w:r>
+    </w:p>
+    <w:p>
+      <w:pPr>
+        <w:pStyle w:val="ListParagraph"/>
+        <w:numPr>
+          <w:ilvl w:val="0"/>
+          <w:numId w:val="8"/>
+        </w:numPr>
+        <w:rPr>
+          <w:b/>
+        </w:rPr>
+      </w:pPr>
+      <w:r>
+        <w:rPr>
+          <w:b/>
+        </w:rPr>
+        <w:t>Multi-agent pattern:</w:t>
+      </w:r>
+    </w:p>
+    <w:p>
+      <w:pPr>
+        <w:pStyle w:val="ListParagraph"/>
+        <w:numPr>
+          <w:ilvl w:val="0"/>
+          <w:numId w:val="9"/>
+        </w:numPr>
+        <w:spacing w:after="60"/>
+        <w:rPr>
+          <w:b/>
+        </w:rPr>
+      </w:pPr>
+      <w:r>
+        <w:rPr>
+          <w:b/>
+        </w:rPr>
+        <w:t>Agent A: Conservative approach.</w:t>
+      </w:r>
+    </w:p>
+    <w:p>
+      <w:pPr>
+        <w:spacing w:after="60"/>
+        <w:ind w:left="360"/>
+        <w:rPr>
+          <w:b/>
+        </w:rPr>
+      </w:pPr>
+      <w:r>
+        <w:rPr>
+          <w:b/>
+        </w:rPr>
+        <w:t>Agent B: Ambitious approach.</w:t>
+      </w:r>
+    </w:p>
+    <w:p>
+      <w:pPr>
+        <w:pStyle w:val="ListParagraph"/>
+        <w:numPr>
+          <w:ilvl w:val="0"/>
+          <w:numId w:val="9"/>
+        </w:numPr>
+        <w:spacing w:after="60"/>
+        <w:rPr>
+          <w:b/>
+        </w:rPr>
+      </w:pPr>
+      <w:r>
+        <w:rPr>
+          <w:b/>
+        </w:rPr>
+        <w:t>Agent C: Unconventional approach.</w:t>
+      </w:r>
+    </w:p>
+    <w:p>
+      <w:pPr>
+        <w:spacing w:after="60"/>
+        <w:ind w:left="360"/>
+        <w:rPr>
+          <w:b/>
+        </w:rPr>
+      </w:pPr>
+      <w:r>
+        <w:rPr>
+          <w:b/>
+        </w:rPr>
+        <w:t>Evaluate all three against seed criteria before picking a direction.</w:t>
+      </w:r>
+    </w:p>
+    <w:p>
+      <w:pPr>
+        <w:spacing w:after="80"/>
+        <w:ind w:left="360"/>
+        <w:rPr>
+          <w:b/>
+          <w:sz w:val="8"/>
+        </w:rPr>
+      </w:pPr>
+    </w:p>
+    <w:p>
+      <w:pPr>
+        <w:spacing w:after="60"/>
+        <w:ind w:left="360"/>
+        <w:rPr>
+          <w:b/>
+        </w:rPr>
+      </w:pPr>
+    </w:p>
+    <w:p>
+      <w:pPr>
+        <w:ind w:left="360"/>
+        <w:rPr>
+          <w:b/>
+        </w:rPr>
+      </w:pPr>
+      <w:r>
+        <w:rPr>
+          <w:b/>
+        </w:rPr>
+        <w:t>Completion criteria:</w:t>
+      </w:r>
+    </w:p>
+    <w:p>
+      <w:pPr>
+        <w:pStyle w:val="ListParagraph"/>
+        <w:numPr>
+          <w:ilvl w:val="0"/>
+          <w:numId w:val="9"/>
+        </w:numPr>
+        <w:spacing w:after="60"/>
+        <w:rPr>
+          <w:b/>
+        </w:rPr>
+      </w:pPr>
+      <w:r>
+        <w:rPr>
+          <w:b/>
+        </w:rPr>
+        <w:t>At least one complete draft of the deliverable exists.</w:t>
+      </w:r>
+    </w:p>
+    <w:p>
+      <w:pPr>
+        <w:spacing w:after="60"/>
+        <w:ind w:left="360"/>
+        <w:rPr>
+          <w:b/>
+        </w:rPr>
+      </w:pPr>
+      <w:r>
+        <w:rPr>
+          <w:b/>
+        </w:rPr>
+        <w:t>The draft addresses the seed statement directly.</w:t>
+      </w:r>
+    </w:p>
+    <w:p>
+      <w:pPr>
+        <w:pStyle w:val="ListParagraph"/>
+        <w:numPr>
+          <w:ilvl w:val="0"/>
+          <w:numId w:val="9"/>
+        </w:numPr>
+        <w:spacing w:after="60"/>
+        <w:rPr>
+          <w:b/>
+        </w:rPr>
+      </w:pPr>
+      <w:r>
+        <w:rPr>
+          <w:b/>
+        </w:rPr>
+        <w:t>You have iterated at least twice (no first drafts leave Grow).</w:t>
+      </w:r>
+    </w:p>
+    <w:p>
+      <w:pPr>
+        <w:spacing w:after="60"/>
+        <w:ind w:left="360"/>
+        <w:rPr>
+          <w:b/>
+        </w:rPr>
+      </w:pPr>
+      <w:r>
+        <w:rPr>
+          <w:b/>
+        </w:rPr>
+        <w:t>You can articulate what is good and what is weak about the output.</w:t>
+      </w:r>
+    </w:p>
+    <w:p>
+      <w:pPr>
+        <w:spacing w:after="80"/>
+        <w:ind w:left="360"/>
+        <w:rPr>
+          <w:b/>
+          <w:sz w:val="8"/>
+        </w:rPr>
+      </w:pPr>
+    </w:p>
+    <w:p>
+      <w:pPr>
+        <w:spacing w:after="60"/>
+        <w:ind w:left="360"/>
+        <w:rPr>
+          <w:b/>
+        </w:rPr>
+      </w:pPr>
+    </w:p>
+    <w:p>
+      <w:pPr>
+        <w:pStyle w:val="Heading1"/>
+      </w:pPr>
+      <w:r>
+        <w:t>Phase 4: PRUNE -- Check Your Work, Make Improvements</w:t>
+      </w:r>
+    </w:p>
+    <w:p>
+      <w:r>
+        <w:t>AI generates plausible content, not necessarily correct content. This is where human judgment meets AI capability. Turn the AI against its own work.</w:t>
+      </w:r>
+    </w:p>
+    <w:p>
+      <w:pPr>
+        <w:rPr>
+          <w:b/>
+        </w:rPr>
+      </w:pPr>
+      <w:r>
+        <w:rPr>
+          <w:b/>
+        </w:rPr>
+        <w:t>What to do:</w:t>
+      </w:r>
+    </w:p>
+    <w:p>
+      <w:pPr>
+        <w:pStyle w:val="ListParagraph"/>
+        <w:numPr>
+          <w:ilvl w:val="0"/>
+          <w:numId w:val="10"/>
+        </w:numPr>
+        <w:spacing w:after="60"/>
+        <w:rPr>
+          <w:b/>
+        </w:rPr>
+      </w:pPr>
+      <w:r>
+        <w:rPr>
+          <w:b/>
+        </w:rPr>
+        <w:t>Restate the seed when asking for critique -- the agent needs the measuring stick.</w:t>
+      </w:r>
+    </w:p>
+    <w:p>
+      <w:pPr>
+        <w:spacing w:after="60"/>
+        <w:ind w:left="360"/>
+        <w:rPr>
+          <w:b/>
+        </w:rPr>
+      </w:pPr>
+      <w:r>
+        <w:rPr>
+          <w:b/>
+        </w:rPr>
+        <w:t>Ask the AI to identify gaps, redundancies, logical errors, and risks.</w:t>
+      </w:r>
+    </w:p>
+    <w:p>
+      <w:pPr>
+        <w:pStyle w:val="ListParagraph"/>
+        <w:numPr>
+          <w:ilvl w:val="0"/>
+          <w:numId w:val="10"/>
+        </w:numPr>
+        <w:spacing w:after="60"/>
+        <w:rPr>
+          <w:b/>
+        </w:rPr>
+      </w:pPr>
+      <w:r>
+        <w:rPr>
+          <w:b/>
+        </w:rPr>
+        <w:t>Request a score of 1-10 with justification, then ask it to fix what it found.</w:t>
+      </w:r>
+    </w:p>
+    <w:p>
+      <w:pPr>
+        <w:spacing w:after="60"/>
+        <w:ind w:left="360"/>
+        <w:rPr>
+          <w:b/>
+        </w:rPr>
+      </w:pPr>
+      <w:r>
+        <w:rPr>
+          <w:b/>
+        </w:rPr>
+        <w:t>Every element must earn its place. Cut ruthlessly.</w:t>
+      </w:r>
+    </w:p>
+    <w:p>
+      <w:pPr>
+        <w:spacing w:after="80"/>
+        <w:ind w:left="360"/>
+        <w:rPr>
+          <w:b/>
+          <w:sz w:val="8"/>
+        </w:rPr>
+      </w:pPr>
+    </w:p>
+    <w:p>
+      <w:pPr>
+        <w:spacing w:after="60"/>
+        <w:ind w:left="360"/>
+        <w:rPr>
+          <w:b/>
+        </w:rPr>
+      </w:pPr>
+    </w:p>
+    <w:p>
+      <w:pPr>
+        <w:ind w:left="360"/>
+        <w:rPr>
+          <w:b/>
+        </w:rPr>
+      </w:pPr>
+      <w:r>
+        <w:rPr>
+          <w:b/>
+        </w:rPr>
+        <w:t>Critique prompt:</w:t>
+      </w:r>
+    </w:p>
+    <w:p>
+      <w:pPr>
+        <w:ind w:left="360"/>
+      </w:pPr>
+      <w:r>
+        <w:t>Review this output against the original goal: [RESTATE SEED]. Identify: (1) Gaps -- what is missing? (2) Redundancies -- what is repeated or unnecessary? (3) Logical errors -- what does not follow? (4) Risks -- what could go wrong if we ship this? Score 1-10 with justification. Then fix what you found.</w:t>
+      </w:r>
+    </w:p>
+    <w:p>
+      <w:pPr>
+        <w:ind w:left="360"/>
+        <w:rPr>
+          <w:b/>
+        </w:rPr>
+      </w:pPr>
+      <w:r>
+        <w:rPr>
+          <w:b/>
+        </w:rPr>
+        <w:t>Robustness test prompt:</w:t>
+      </w:r>
+    </w:p>
+    <w:p>
+      <w:pPr>
+        <w:ind w:left="360"/>
+      </w:pPr>
+      <w:r>
+        <w:t>Would this output have caught [specific known past failure]? Walk through the scenario and show where this solution handles or fails to handle it.</w:t>
+      </w:r>
+    </w:p>
+    <w:p>
+      <w:pPr>
+        <w:ind w:left="360"/>
+        <w:rPr>
+          <w:b/>
+        </w:rPr>
+      </w:pPr>
+      <w:r>
+        <w:rPr>
+          <w:b/>
+        </w:rPr>
+        <w:t>Before/after validation prompt:</w:t>
+      </w:r>
+    </w:p>
+    <w:p>
+      <w:pPr>
+        <w:ind w:left="360"/>
+      </w:pPr>
+      <w:r>
+        <w:t>Here is the version before pruning: [paste]. Here is the version after: [paste]. Did pruning improve or degrade the work? Be specific about what got better and what got worse.</w:t>
+      </w:r>
+    </w:p>
+    <w:p>
+      <w:pPr>
+        <w:ind w:left="360"/>
+        <w:rPr>
+          <w:b/>
+        </w:rPr>
+      </w:pPr>
+      <w:r>
+        <w:rPr>
+          <w:b/>
+        </w:rPr>
+        <w:t>Multi-agent pattern:</w:t>
+      </w:r>
+    </w:p>
+    <w:p>
+      <w:pPr>
+        <w:pStyle w:val="ListParagraph"/>
+        <w:numPr>
+          <w:ilvl w:val="0"/>
+          <w:numId w:val="9"/>
+        </w:numPr>
+        <w:spacing w:after="60"/>
+        <w:rPr>
+          <w:b/>
+        </w:rPr>
+      </w:pPr>
+      <w:r>
+        <w:rPr>
+          <w:b/>
+        </w:rPr>
+        <w:t>Agent A: Critique for technical accuracy and completeness.</w:t>
+      </w:r>
+    </w:p>
+    <w:p>
+      <w:pPr>
+        <w:spacing w:after="60"/>
+        <w:ind w:left="360"/>
+        <w:rPr>
+          <w:b/>
+        </w:rPr>
+      </w:pPr>
+      <w:r>
+        <w:rPr>
+          <w:b/>
+        </w:rPr>
+        <w:t>Agent B: Critique for audience fit, clarity, and actionability.</w:t>
+      </w:r>
+    </w:p>
+    <w:p>
+      <w:pPr>
+        <w:pStyle w:val="ListParagraph"/>
+        <w:numPr>
+          <w:ilvl w:val="0"/>
+          <w:numId w:val="9"/>
+        </w:numPr>
+        <w:spacing w:after="60"/>
+        <w:rPr>
+          <w:b/>
+        </w:rPr>
+      </w:pPr>
+      <w:r>
+        <w:rPr>
+          <w:b/>
+        </w:rPr>
+        <w:t>Where their feedback conflicts, you have found a blind spot worth investigating.</w:t>
+      </w:r>
+    </w:p>
+    <w:p>
+      <w:pPr>
+        <w:pStyle w:val="ListParagraph"/>
+        <w:numPr>
+          <w:ilvl w:val="0"/>
+          <w:numId w:val="9"/>
+        </w:numPr>
+        <w:spacing w:after="80"/>
+        <w:rPr>
+          <w:b/>
+          <w:sz w:val="8"/>
+        </w:rPr>
+      </w:pPr>
+    </w:p>
+    <w:p>
+      <w:pPr>
+        <w:pStyle w:val="ListParagraph"/>
+        <w:numPr>
+          <w:ilvl w:val="0"/>
+          <w:numId w:val="9"/>
+        </w:numPr>
+        <w:spacing w:after="60"/>
+        <w:rPr>
+          <w:b/>
+        </w:rPr>
+      </w:pPr>
+    </w:p>
+    <w:p>
+      <w:pPr>
+        <w:pStyle w:val="ListParagraph"/>
+        <w:numPr>
+          <w:ilvl w:val="0"/>
+          <w:numId w:val="9"/>
+        </w:numPr>
+        <w:rPr>
+          <w:b/>
+        </w:rPr>
+      </w:pPr>
+      <w:r>
+        <w:rPr>
+          <w:b/>
+        </w:rPr>
+        <w:t>Completion criteria:</w:t>
+      </w:r>
+    </w:p>
+    <w:p>
+      <w:pPr>
+        <w:spacing w:after="60"/>
+        <w:ind w:left="360"/>
+        <w:rPr>
+          <w:b/>
+        </w:rPr>
+      </w:pPr>
+      <w:r>
+        <w:rPr>
+          <w:b/>
+        </w:rPr>
+        <w:t>AI self-critique has been run and addressed.</w:t>
+      </w:r>
+    </w:p>
+    <w:p>
+      <w:pPr>
+        <w:pStyle w:val="ListParagraph"/>
+        <w:numPr>
+          <w:ilvl w:val="0"/>
+          <w:numId w:val="11"/>
+        </w:numPr>
+        <w:spacing w:after="60"/>
+        <w:rPr>
+          <w:b/>
+        </w:rPr>
+      </w:pPr>
+      <w:r>
+        <w:rPr>
+          <w:b/>
+        </w:rPr>
+        <w:t>Output scores 7+ against seed criteria.</w:t>
+      </w:r>
+    </w:p>
+    <w:p>
+      <w:pPr>
+        <w:spacing w:after="60"/>
+        <w:ind w:left="360"/>
+        <w:rPr>
+          <w:b/>
+        </w:rPr>
+      </w:pPr>
+      <w:r>
+        <w:rPr>
+          <w:b/>
+        </w:rPr>
+        <w:t>No major gaps or logical errors remain.</w:t>
+      </w:r>
+    </w:p>
+    <w:p>
+      <w:pPr>
+        <w:pStyle w:val="ListParagraph"/>
+        <w:numPr>
+          <w:ilvl w:val="0"/>
+          <w:numId w:val="11"/>
+        </w:numPr>
+        <w:spacing w:after="60"/>
+        <w:rPr>
+          <w:b/>
+        </w:rPr>
+      </w:pPr>
+      <w:r>
+        <w:rPr>
+          <w:b/>
+        </w:rPr>
+        <w:t>A colleague could use the output without additional explanation.</w:t>
+      </w:r>
+    </w:p>
+    <w:p>
+      <w:pPr>
+        <w:spacing w:after="60"/>
+        <w:ind w:left="360"/>
+        <w:rPr>
+          <w:b/>
+        </w:rPr>
+      </w:pPr>
+      <w:r>
+        <w:rPr>
+          <w:b/>
+        </w:rPr>
+        <w:t>Decision made: REPOT? COMPOST? CULTIVATE? Or loop SEED-PRUNE again?</w:t>
+      </w:r>
+    </w:p>
+    <w:p>
+      <w:pPr>
+        <w:spacing w:after="80"/>
+        <w:ind w:left="360"/>
+        <w:rPr>
+          <w:b/>
+          <w:sz w:val="8"/>
+        </w:rPr>
+      </w:pPr>
+    </w:p>
+    <w:p>
+      <w:pPr>
+        <w:spacing w:after="60"/>
+        <w:ind w:left="360"/>
+        <w:rPr>
+          <w:b/>
+        </w:rPr>
+      </w:pPr>
+    </w:p>
+    <w:p>
+      <w:pPr>
+        <w:pStyle w:val="Heading1"/>
+      </w:pPr>
+      <w:r>
+        <w:t>Phase 5: REPOT -- Does It Need a Bigger Pot?</w:t>
+      </w:r>
+    </w:p>
+    <w:p>
+      <w:r>
+        <w:t>Evaluate whether the project has outgrown its scope, resources, or architecture. This is deliberate scope evolution, not scope creep.</w:t>
+      </w:r>
+    </w:p>
+    <w:p>
+      <w:pPr>
+        <w:rPr>
+          <w:b/>
+        </w:rPr>
+      </w:pPr>
+      <w:r>
+        <w:rPr>
+          <w:b/>
+        </w:rPr>
+        <w:t>When to Repot vs. Compost:</w:t>
       </w:r>
     </w:p>
     <w:tbl>
       <w:tblPr>
-        <w:tblW w:w="0" w:type="auto"/>
+        <w:tblW w:w="5000" w:type="pct"/>
         <w:tblBorders>
-          <w:top w:val="single" w:sz="4" w:space="0" w:color="auto"/>
-          <w:left w:val="single" w:sz="4" w:space="0" w:color="auto"/>
-          <w:bottom w:val="single" w:sz="4" w:space="0" w:color="auto"/>
-          <w:right w:val="single" w:sz="4" w:space="0" w:color="auto"/>
+          <w:top w:val="single" w:sz="2" w:space="0" w:color="CCCCCC"/>
+          <w:left w:val="single" w:sz="2" w:space="0" w:color="CCCCCC"/>
+          <w:bottom w:val="single" w:sz="2" w:space="0" w:color="CCCCCC"/>
+          <w:right w:val="single" w:sz="2" w:space="0" w:color="CCCCCC"/>
           <w:insideH w:val="single" w:sz="4" w:space="0" w:color="auto"/>
           <w:insideV w:val="single" w:sz="4" w:space="0" w:color="auto"/>
         </w:tblBorders>
-        <w:tblLayout w:type="fixed"/>
+        <w:tblCellMar>
+          <w:top w:w="80" w:type="dxa"/>
+          <w:left w:w="120" w:type="dxa"/>
+          <w:bottom w:w="80" w:type="dxa"/>
+          <w:right w:w="120" w:type="dxa"/>
+        </w:tblCellMar>
         <w:tblLook w:val="0000" w:firstRow="0" w:lastRow="0" w:firstColumn="0" w:lastColumn="0" w:noHBand="0" w:noVBand="0"/>
       </w:tblPr>
       <w:tblGrid>
-        <w:gridCol w:w="3120"/>
-        <w:gridCol w:w="3120"/>
-        <w:gridCol w:w="3120"/>
+        <w:gridCol w:w="3214"/>
+        <w:gridCol w:w="3215"/>
+        <w:gridCol w:w="3213"/>
       </w:tblGrid>
       <w:tr>
-        <w:tblPrEx>
-          <w:tblCellMar>
-            <w:top w:w="0" w:type="dxa"/>
-            <w:bottom w:w="0" w:type="dxa"/>
-          </w:tblCellMar>
-        </w:tblPrEx>
-        <w:tc>
-          <w:tcPr>
-            <w:tcW w:w="3120" w:type="dxa"/>
-          </w:tcPr>
-          <w:p>
-            <w:pPr>
-              <w:spacing w:after="120"/>
+        <w:trPr>
+          <w:tblHeader/>
+        </w:trPr>
+        <w:tc>
+          <w:tcPr>
+            <w:tcW w:w="1667" w:type="pct"/>
+            <w:tcBorders>
+              <w:top w:val="single" w:sz="2" w:space="0" w:color="CCCCCC"/>
+              <w:bottom w:val="single" w:sz="4" w:space="0" w:color="auto"/>
+            </w:tcBorders>
+            <w:shd w:val="clear" w:color="auto" w:fill="26426B"/>
+          </w:tcPr>
+          <w:p>
+            <w:pPr>
               <w:rPr>
                 <w:b/>
-                <w:sz w:val="20"/>
+                <w:color w:val="FFFFFF"/>
+                <w:sz w:val="19"/>
               </w:rPr>
             </w:pPr>
             <w:r>
               <w:rPr>
                 <w:b/>
-                <w:sz w:val="20"/>
-              </w:rPr>
-              <w:t>Phase</w:t>
-            </w:r>
-          </w:p>
-        </w:tc>
-        <w:tc>
-          <w:tcPr>
-            <w:tcW w:w="3120" w:type="dxa"/>
-          </w:tcPr>
-          <w:p>
-            <w:pPr>
-              <w:spacing w:after="120"/>
+                <w:color w:val="FFFFFF"/>
+                <w:sz w:val="19"/>
+              </w:rPr>
+              <w:t>Signal</w:t>
+            </w:r>
+          </w:p>
+        </w:tc>
+        <w:tc>
+          <w:tcPr>
+            <w:tcW w:w="1667" w:type="pct"/>
+            <w:tcBorders>
+              <w:top w:val="single" w:sz="2" w:space="0" w:color="CCCCCC"/>
+              <w:bottom w:val="single" w:sz="4" w:space="0" w:color="auto"/>
+            </w:tcBorders>
+            <w:shd w:val="clear" w:color="auto" w:fill="26426B"/>
+          </w:tcPr>
+          <w:p>
+            <w:pPr>
               <w:rPr>
                 <w:b/>
-                <w:sz w:val="20"/>
+                <w:color w:val="FFFFFF"/>
+                <w:sz w:val="19"/>
               </w:rPr>
             </w:pPr>
             <w:r>
               <w:rPr>
                 <w:b/>
-                <w:sz w:val="20"/>
-              </w:rPr>
-              <w:t>What to do</w:t>
-            </w:r>
-          </w:p>
-        </w:tc>
-        <w:tc>
-          <w:tcPr>
-            <w:tcW w:w="3120" w:type="dxa"/>
-          </w:tcPr>
-          <w:p>
-            <w:pPr>
-              <w:spacing w:after="120"/>
+                <w:color w:val="FFFFFF"/>
+                <w:sz w:val="19"/>
+              </w:rPr>
+              <w:t>Repot</w:t>
+            </w:r>
+          </w:p>
+        </w:tc>
+        <w:tc>
+          <w:tcPr>
+            <w:tcW w:w="1667" w:type="pct"/>
+            <w:tcBorders>
+              <w:top w:val="single" w:sz="2" w:space="0" w:color="CCCCCC"/>
+              <w:bottom w:val="single" w:sz="4" w:space="0" w:color="auto"/>
+            </w:tcBorders>
+            <w:shd w:val="clear" w:color="auto" w:fill="26426B"/>
+          </w:tcPr>
+          <w:p>
+            <w:pPr>
               <w:rPr>
                 <w:b/>
-                <w:sz w:val="20"/>
+                <w:color w:val="FFFFFF"/>
+                <w:sz w:val="19"/>
               </w:rPr>
             </w:pPr>
             <w:r>
               <w:rPr>
                 <w:b/>
-                <w:sz w:val="20"/>
-              </w:rPr>
-              <w:t>Prompt guidance</w:t>
+                <w:color w:val="FFFFFF"/>
+                <w:sz w:val="19"/>
+              </w:rPr>
+              <w:t>Compost instead</w:t>
             </w:r>
           </w:p>
         </w:tc>
       </w:tr>
       <w:tr>
-        <w:tblPrEx>
-          <w:tblCellMar>
-            <w:top w:w="0" w:type="dxa"/>
-            <w:bottom w:w="0" w:type="dxa"/>
-          </w:tblCellMar>
-        </w:tblPrEx>
-        <w:tc>
-          <w:tcPr>
-            <w:tcW w:w="3120" w:type="dxa"/>
-          </w:tcPr>
-          <w:p>
-            <w:pPr>
-              <w:spacing w:after="120"/>
+        <w:tc>
+          <w:tcPr>
+            <w:tcW w:w="1667" w:type="pct"/>
+            <w:tcBorders>
+              <w:top w:val="single" w:sz="4" w:space="0" w:color="auto"/>
+              <w:bottom w:val="single" w:sz="4" w:space="0" w:color="auto"/>
+            </w:tcBorders>
+          </w:tcPr>
+          <w:p>
+            <w:pPr>
               <w:rPr>
                 <w:b/>
-                <w:sz w:val="20"/>
+                <w:sz w:val="19"/>
               </w:rPr>
             </w:pPr>
             <w:r>
               <w:rPr>
                 <w:b/>
-                <w:sz w:val="20"/>
-              </w:rPr>
-              <w:t>SEED</w:t>
-            </w:r>
-          </w:p>
-        </w:tc>
-        <w:tc>
-          <w:tcPr>
-            <w:tcW w:w="3120" w:type="dxa"/>
-          </w:tcPr>
-          <w:p>
-            <w:pPr>
-              <w:spacing w:after="120"/>
+                <w:sz w:val="19"/>
+              </w:rPr>
+              <w:t>Core architecture</w:t>
+            </w:r>
+          </w:p>
+        </w:tc>
+        <w:tc>
+          <w:tcPr>
+            <w:tcW w:w="1667" w:type="pct"/>
+            <w:tcBorders>
+              <w:top w:val="single" w:sz="4" w:space="0" w:color="auto"/>
+              <w:bottom w:val="single" w:sz="4" w:space="0" w:color="auto"/>
+            </w:tcBorders>
+          </w:tcPr>
+          <w:p>
+            <w:pPr>
               <w:rPr>
                 <w:b/>
-                <w:sz w:val="20"/>
+                <w:sz w:val="19"/>
               </w:rPr>
             </w:pPr>
             <w:r>
               <w:rPr>
                 <w:b/>
-                <w:sz w:val="20"/>
-              </w:rPr>
-              <w:t>Find the root problem, answer the 5Ws, and write a clear seed statement.</w:t>
-            </w:r>
-          </w:p>
-        </w:tc>
-        <w:tc>
-          <w:tcPr>
-            <w:tcW w:w="3120" w:type="dxa"/>
-          </w:tcPr>
-          <w:p>
-            <w:pPr>
-              <w:spacing w:after="120"/>
+                <w:sz w:val="19"/>
+              </w:rPr>
+              <w:t>Sound, needs more room</w:t>
+            </w:r>
+          </w:p>
+        </w:tc>
+        <w:tc>
+          <w:tcPr>
+            <w:tcW w:w="1667" w:type="pct"/>
+            <w:tcBorders>
+              <w:top w:val="single" w:sz="4" w:space="0" w:color="auto"/>
+              <w:bottom w:val="single" w:sz="4" w:space="0" w:color="auto"/>
+            </w:tcBorders>
+          </w:tcPr>
+          <w:p>
+            <w:pPr>
               <w:rPr>
                 <w:b/>
-                <w:sz w:val="20"/>
+                <w:sz w:val="19"/>
               </w:rPr>
             </w:pPr>
             <w:r>
               <w:rPr>
                 <w:b/>
-                <w:sz w:val="20"/>
-              </w:rPr>
-              <w:t>Ask the assistant to run 5 Whys on the problem, challenge assumptions, and produce a one-paragraph seed statement with blind spots.</w:t>
+                <w:sz w:val="19"/>
+              </w:rPr>
+              <w:t>Fundamentally wrong</w:t>
             </w:r>
           </w:p>
         </w:tc>
       </w:tr>
       <w:tr>
-        <w:tblPrEx>
-          <w:tblCellMar>
-            <w:top w:w="0" w:type="dxa"/>
-            <w:bottom w:w="0" w:type="dxa"/>
-          </w:tblCellMar>
-        </w:tblPrEx>
-        <w:tc>
-          <w:tcPr>
-            <w:tcW w:w="3120" w:type="dxa"/>
-          </w:tcPr>
-          <w:p>
-            <w:pPr>
-              <w:spacing w:after="120"/>
+        <w:tc>
+          <w:tcPr>
+            <w:tcW w:w="1667" w:type="pct"/>
+            <w:tcBorders>
+              <w:top w:val="single" w:sz="4" w:space="0" w:color="auto"/>
+              <w:bottom w:val="single" w:sz="4" w:space="0" w:color="auto"/>
+            </w:tcBorders>
+            <w:shd w:val="clear" w:color="auto" w:fill="F1F6FA"/>
+          </w:tcPr>
+          <w:p>
+            <w:pPr>
               <w:rPr>
                 <w:b/>
-                <w:sz w:val="20"/>
+                <w:sz w:val="19"/>
               </w:rPr>
             </w:pPr>
             <w:r>
               <w:rPr>
                 <w:b/>
-                <w:sz w:val="20"/>
-              </w:rPr>
-              <w:t>NOURISH</w:t>
-            </w:r>
-          </w:p>
-        </w:tc>
-        <w:tc>
-          <w:tcPr>
-            <w:tcW w:w="3120" w:type="dxa"/>
-          </w:tcPr>
-          <w:p>
-            <w:pPr>
-              <w:spacing w:after="120"/>
+                <w:sz w:val="19"/>
+              </w:rPr>
+              <w:t>Assumptions</w:t>
+            </w:r>
+          </w:p>
+        </w:tc>
+        <w:tc>
+          <w:tcPr>
+            <w:tcW w:w="1667" w:type="pct"/>
+            <w:tcBorders>
+              <w:top w:val="single" w:sz="4" w:space="0" w:color="auto"/>
+              <w:bottom w:val="single" w:sz="4" w:space="0" w:color="auto"/>
+            </w:tcBorders>
+            <w:shd w:val="clear" w:color="auto" w:fill="F1F6FA"/>
+          </w:tcPr>
+          <w:p>
+            <w:pPr>
               <w:rPr>
                 <w:b/>
-                <w:sz w:val="20"/>
+                <w:sz w:val="19"/>
               </w:rPr>
             </w:pPr>
             <w:r>
               <w:rPr>
                 <w:b/>
-                <w:sz w:val="20"/>
-              </w:rPr>
-              <w:t>Gather the relevant documents, stakeholder inputs, constraints, and prior work.</w:t>
-            </w:r>
-          </w:p>
-        </w:tc>
-        <w:tc>
-          <w:tcPr>
-            <w:tcW w:w="3120" w:type="dxa"/>
-          </w:tcPr>
-          <w:p>
-            <w:pPr>
-              <w:spacing w:after="120"/>
+                <w:sz w:val="19"/>
+              </w:rPr>
+              <w:t>Still valid, scope grew</w:t>
+            </w:r>
+          </w:p>
+        </w:tc>
+        <w:tc>
+          <w:tcPr>
+            <w:tcW w:w="1667" w:type="pct"/>
+            <w:tcBorders>
+              <w:top w:val="single" w:sz="4" w:space="0" w:color="auto"/>
+              <w:bottom w:val="single" w:sz="4" w:space="0" w:color="auto"/>
+            </w:tcBorders>
+            <w:shd w:val="clear" w:color="auto" w:fill="F1F6FA"/>
+          </w:tcPr>
+          <w:p>
+            <w:pPr>
               <w:rPr>
                 <w:b/>
-                <w:sz w:val="20"/>
+                <w:sz w:val="19"/>
               </w:rPr>
             </w:pPr>
             <w:r>
               <w:rPr>
                 <w:b/>
-                <w:sz w:val="20"/>
-              </w:rPr>
-              <w:t>Ask the assistant to synthesize the project context, flag contradictions, and tell you what important context is still missing.</w:t>
+                <w:sz w:val="19"/>
+              </w:rPr>
+              <w:t>Key assumptions invalidated</w:t>
             </w:r>
           </w:p>
         </w:tc>
       </w:tr>
       <w:tr>
-        <w:tblPrEx>
-          <w:tblCellMar>
-            <w:top w:w="0" w:type="dxa"/>
-            <w:bottom w:w="0" w:type="dxa"/>
-          </w:tblCellMar>
-        </w:tblPrEx>
-        <w:tc>
-          <w:tcPr>
-            <w:tcW w:w="3120" w:type="dxa"/>
-          </w:tcPr>
-          <w:p>
-            <w:pPr>
-              <w:spacing w:after="120"/>
+        <w:tc>
+          <w:tcPr>
+            <w:tcW w:w="1667" w:type="pct"/>
+            <w:tcBorders>
+              <w:top w:val="single" w:sz="4" w:space="0" w:color="auto"/>
+              <w:bottom w:val="single" w:sz="4" w:space="0" w:color="auto"/>
+            </w:tcBorders>
+          </w:tcPr>
+          <w:p>
+            <w:pPr>
               <w:rPr>
                 <w:b/>
-                <w:sz w:val="20"/>
+                <w:sz w:val="19"/>
               </w:rPr>
             </w:pPr>
             <w:r>
               <w:rPr>
                 <w:b/>
-                <w:sz w:val="20"/>
-              </w:rPr>
-              <w:t>GROW</w:t>
-            </w:r>
-          </w:p>
-        </w:tc>
-        <w:tc>
-          <w:tcPr>
-            <w:tcW w:w="3120" w:type="dxa"/>
-          </w:tcPr>
-          <w:p>
-            <w:pPr>
-              <w:spacing w:after="120"/>
+                <w:sz w:val="19"/>
+              </w:rPr>
+              <w:t>Team energy</w:t>
+            </w:r>
+          </w:p>
+        </w:tc>
+        <w:tc>
+          <w:tcPr>
+            <w:tcW w:w="1667" w:type="pct"/>
+            <w:tcBorders>
+              <w:top w:val="single" w:sz="4" w:space="0" w:color="auto"/>
+              <w:bottom w:val="single" w:sz="4" w:space="0" w:color="auto"/>
+            </w:tcBorders>
+          </w:tcPr>
+          <w:p>
+            <w:pPr>
               <w:rPr>
                 <w:b/>
-                <w:sz w:val="20"/>
+                <w:sz w:val="19"/>
               </w:rPr>
             </w:pPr>
             <w:r>
               <w:rPr>
                 <w:b/>
-                <w:sz w:val="20"/>
-              </w:rPr>
-              <w:t>Generate directional drafts, options, and iterations using the seed and context.</w:t>
-            </w:r>
-          </w:p>
-        </w:tc>
-        <w:tc>
-          <w:tcPr>
-            <w:tcW w:w="3120" w:type="dxa"/>
-          </w:tcPr>
-          <w:p>
-            <w:pPr>
-              <w:spacing w:after="120"/>
+                <w:sz w:val="19"/>
+              </w:rPr>
+              <w:t>Excited but under-resourced</w:t>
+            </w:r>
+          </w:p>
+        </w:tc>
+        <w:tc>
+          <w:tcPr>
+            <w:tcW w:w="1667" w:type="pct"/>
+            <w:tcBorders>
+              <w:top w:val="single" w:sz="4" w:space="0" w:color="auto"/>
+              <w:bottom w:val="single" w:sz="4" w:space="0" w:color="auto"/>
+            </w:tcBorders>
+          </w:tcPr>
+          <w:p>
+            <w:pPr>
               <w:rPr>
                 <w:b/>
-                <w:sz w:val="20"/>
+                <w:sz w:val="19"/>
               </w:rPr>
             </w:pPr>
             <w:r>
               <w:rPr>
                 <w:b/>
-                <w:sz w:val="20"/>
-              </w:rPr>
-              <w:t>Ask for multiple approaches, then compare them against the seed criteria before developing one further.</w:t>
+                <w:sz w:val="19"/>
+              </w:rPr>
+              <w:t>Fatigued or disengaged</w:t>
             </w:r>
           </w:p>
         </w:tc>
       </w:tr>
       <w:tr>
-        <w:tblPrEx>
-          <w:tblCellMar>
-            <w:top w:w="0" w:type="dxa"/>
-            <w:bottom w:w="0" w:type="dxa"/>
-          </w:tblCellMar>
-        </w:tblPrEx>
-        <w:tc>
-          <w:tcPr>
-            <w:tcW w:w="3120" w:type="dxa"/>
-          </w:tcPr>
-          <w:p>
-            <w:pPr>
-              <w:spacing w:after="120"/>
+        <w:tc>
+          <w:tcPr>
+            <w:tcW w:w="1667" w:type="pct"/>
+            <w:tcBorders>
+              <w:top w:val="single" w:sz="4" w:space="0" w:color="auto"/>
+              <w:bottom w:val="single" w:sz="4" w:space="0" w:color="auto"/>
+            </w:tcBorders>
+            <w:shd w:val="clear" w:color="auto" w:fill="F1F6FA"/>
+          </w:tcPr>
+          <w:p>
+            <w:pPr>
               <w:rPr>
                 <w:b/>
-                <w:sz w:val="20"/>
+                <w:sz w:val="19"/>
               </w:rPr>
             </w:pPr>
             <w:r>
               <w:rPr>
                 <w:b/>
-                <w:sz w:val="20"/>
-              </w:rPr>
-              <w:t>PRUNE</w:t>
-            </w:r>
-          </w:p>
-        </w:tc>
-        <w:tc>
-          <w:tcPr>
-            <w:tcW w:w="3120" w:type="dxa"/>
-          </w:tcPr>
-          <w:p>
-            <w:pPr>
-              <w:spacing w:after="120"/>
+                <w:sz w:val="19"/>
+              </w:rPr>
+              <w:t>Time ratio</w:t>
+            </w:r>
+          </w:p>
+        </w:tc>
+        <w:tc>
+          <w:tcPr>
+            <w:tcW w:w="1667" w:type="pct"/>
+            <w:tcBorders>
+              <w:top w:val="single" w:sz="4" w:space="0" w:color="auto"/>
+              <w:bottom w:val="single" w:sz="4" w:space="0" w:color="auto"/>
+            </w:tcBorders>
+            <w:shd w:val="clear" w:color="auto" w:fill="F1F6FA"/>
+          </w:tcPr>
+          <w:p>
+            <w:pPr>
               <w:rPr>
                 <w:b/>
-                <w:sz w:val="20"/>
+                <w:sz w:val="19"/>
               </w:rPr>
             </w:pPr>
             <w:r>
               <w:rPr>
                 <w:b/>
-                <w:sz w:val="20"/>
-              </w:rPr>
-              <w:t>Critique, tighten, simplify, and reduce risk before shipping the output.</w:t>
-            </w:r>
-          </w:p>
-        </w:tc>
-        <w:tc>
-          <w:tcPr>
-            <w:tcW w:w="3120" w:type="dxa"/>
-          </w:tcPr>
-          <w:p>
-            <w:pPr>
-              <w:spacing w:after="120"/>
+                <w:sz w:val="19"/>
+              </w:rPr>
+              <w:t>Building &gt; fixing</w:t>
+            </w:r>
+          </w:p>
+        </w:tc>
+        <w:tc>
+          <w:tcPr>
+            <w:tcW w:w="1667" w:type="pct"/>
+            <w:tcBorders>
+              <w:top w:val="single" w:sz="4" w:space="0" w:color="auto"/>
+              <w:bottom w:val="single" w:sz="4" w:space="0" w:color="auto"/>
+            </w:tcBorders>
+            <w:shd w:val="clear" w:color="auto" w:fill="F1F6FA"/>
+          </w:tcPr>
+          <w:p>
+            <w:pPr>
               <w:rPr>
                 <w:b/>
-                <w:sz w:val="20"/>
+                <w:sz w:val="19"/>
               </w:rPr>
             </w:pPr>
             <w:r>
               <w:rPr>
                 <w:b/>
-                <w:sz w:val="20"/>
-              </w:rPr>
-              <w:t>Ask the assistant to review the draft against the original goal, identify gaps and risks, score it, and improve it.</w:t>
+                <w:sz w:val="19"/>
+              </w:rPr>
+              <w:t>Fixing &gt; building</w:t>
             </w:r>
           </w:p>
         </w:tc>
       </w:tr>
       <w:tr>
-        <w:tblPrEx>
-          <w:tblCellMar>
-            <w:top w:w="0" w:type="dxa"/>
-            <w:bottom w:w="0" w:type="dxa"/>
-          </w:tblCellMar>
-        </w:tblPrEx>
-        <w:tc>
-          <w:tcPr>
-            <w:tcW w:w="3120" w:type="dxa"/>
-          </w:tcPr>
-          <w:p>
-            <w:pPr>
-              <w:spacing w:after="120"/>
+        <w:tc>
+          <w:tcPr>
+            <w:tcW w:w="1667" w:type="pct"/>
+            <w:tcBorders>
+              <w:top w:val="single" w:sz="4" w:space="0" w:color="auto"/>
+              <w:bottom w:val="single" w:sz="4" w:space="0" w:color="auto"/>
+            </w:tcBorders>
+          </w:tcPr>
+          <w:p>
+            <w:pPr>
               <w:rPr>
                 <w:b/>
-                <w:sz w:val="20"/>
+                <w:sz w:val="19"/>
               </w:rPr>
             </w:pPr>
             <w:r>
               <w:rPr>
                 <w:b/>
-                <w:sz w:val="20"/>
-              </w:rPr>
-              <w:t>REPOT</w:t>
-            </w:r>
-          </w:p>
-        </w:tc>
-        <w:tc>
-          <w:tcPr>
-            <w:tcW w:w="3120" w:type="dxa"/>
-          </w:tcPr>
-          <w:p>
-            <w:pPr>
-              <w:spacing w:after="120"/>
+                <w:sz w:val="19"/>
+              </w:rPr>
+              <w:t>Requirements</w:t>
+            </w:r>
+          </w:p>
+        </w:tc>
+        <w:tc>
+          <w:tcPr>
+            <w:tcW w:w="1667" w:type="pct"/>
+            <w:tcBorders>
+              <w:top w:val="single" w:sz="4" w:space="0" w:color="auto"/>
+              <w:bottom w:val="single" w:sz="4" w:space="0" w:color="auto"/>
+            </w:tcBorders>
+          </w:tcPr>
+          <w:p>
+            <w:pPr>
               <w:rPr>
                 <w:b/>
-                <w:sz w:val="20"/>
+                <w:sz w:val="19"/>
               </w:rPr>
             </w:pPr>
             <w:r>
               <w:rPr>
                 <w:b/>
-                <w:sz w:val="20"/>
-              </w:rPr>
-              <w:t>Decide whether the project has outgrown its current scope, structure, or resources.</w:t>
-            </w:r>
-          </w:p>
-        </w:tc>
-        <w:tc>
-          <w:tcPr>
-            <w:tcW w:w="3120" w:type="dxa"/>
-          </w:tcPr>
-          <w:p>
-            <w:pPr>
-              <w:spacing w:after="120"/>
+                <w:sz w:val="19"/>
+              </w:rPr>
+              <w:t>Shifted in scope, not kind</w:t>
+            </w:r>
+          </w:p>
+        </w:tc>
+        <w:tc>
+          <w:tcPr>
+            <w:tcW w:w="1667" w:type="pct"/>
+            <w:tcBorders>
+              <w:top w:val="single" w:sz="4" w:space="0" w:color="auto"/>
+              <w:bottom w:val="single" w:sz="4" w:space="0" w:color="auto"/>
+            </w:tcBorders>
+          </w:tcPr>
+          <w:p>
+            <w:pPr>
               <w:rPr>
                 <w:b/>
-                <w:sz w:val="20"/>
+                <w:sz w:val="19"/>
               </w:rPr>
             </w:pPr>
             <w:r>
               <w:rPr>
                 <w:b/>
-                <w:sz w:val="20"/>
-              </w:rPr>
-              <w:t>Ask for a comparison of constrained, expanded, and split-project options, including risks, effort, and time to value.</w:t>
+                <w:sz w:val="19"/>
+              </w:rPr>
+              <w:t>Shifted in kind or domain</w:t>
             </w:r>
           </w:p>
         </w:tc>
       </w:tr>
       <w:tr>
-        <w:tblPrEx>
-          <w:tblCellMar>
-            <w:top w:w="0" w:type="dxa"/>
-            <w:bottom w:w="0" w:type="dxa"/>
-          </w:tblCellMar>
-        </w:tblPrEx>
-        <w:tc>
-          <w:tcPr>
-            <w:tcW w:w="3120" w:type="dxa"/>
-          </w:tcPr>
-          <w:p>
-            <w:pPr>
-              <w:spacing w:after="120"/>
+        <w:tc>
+          <w:tcPr>
+            <w:tcW w:w="1667" w:type="pct"/>
+            <w:tcBorders>
+              <w:top w:val="single" w:sz="4" w:space="0" w:color="auto"/>
+              <w:bottom w:val="single" w:sz="2" w:space="0" w:color="CCCCCC"/>
+            </w:tcBorders>
+            <w:shd w:val="clear" w:color="auto" w:fill="F1F6FA"/>
+          </w:tcPr>
+          <w:p>
+            <w:pPr>
               <w:rPr>
                 <w:b/>
-                <w:sz w:val="20"/>
+                <w:sz w:val="19"/>
               </w:rPr>
             </w:pPr>
             <w:r>
               <w:rPr>
                 <w:b/>
-                <w:sz w:val="20"/>
-              </w:rPr>
-              <w:t>COMPOST</w:t>
-            </w:r>
-          </w:p>
-        </w:tc>
-        <w:tc>
-          <w:tcPr>
-            <w:tcW w:w="3120" w:type="dxa"/>
-          </w:tcPr>
-          <w:p>
-            <w:pPr>
-              <w:spacing w:after="120"/>
+                <w:sz w:val="19"/>
+              </w:rPr>
+              <w:t>Output quality</w:t>
+            </w:r>
+          </w:p>
+        </w:tc>
+        <w:tc>
+          <w:tcPr>
+            <w:tcW w:w="1667" w:type="pct"/>
+            <w:tcBorders>
+              <w:top w:val="single" w:sz="4" w:space="0" w:color="auto"/>
+              <w:bottom w:val="single" w:sz="2" w:space="0" w:color="CCCCCC"/>
+            </w:tcBorders>
+            <w:shd w:val="clear" w:color="auto" w:fill="F1F6FA"/>
+          </w:tcPr>
+          <w:p>
+            <w:pPr>
               <w:rPr>
                 <w:b/>
-                <w:sz w:val="20"/>
+                <w:sz w:val="19"/>
               </w:rPr>
             </w:pPr>
             <w:r>
               <w:rPr>
                 <w:b/>
-                <w:sz w:val="20"/>
-              </w:rPr>
-              <w:t>Extract validated learnings, reusable pieces, and a stronger next seed.</w:t>
-            </w:r>
-          </w:p>
-        </w:tc>
-        <w:tc>
-          <w:tcPr>
-            <w:tcW w:w="3120" w:type="dxa"/>
-          </w:tcPr>
-          <w:p>
-            <w:pPr>
-              <w:spacing w:after="120"/>
+                <w:sz w:val="19"/>
+              </w:rPr>
+              <w:t>Improving each cycle</w:t>
+            </w:r>
+          </w:p>
+        </w:tc>
+        <w:tc>
+          <w:tcPr>
+            <w:tcW w:w="1667" w:type="pct"/>
+            <w:tcBorders>
+              <w:top w:val="single" w:sz="4" w:space="0" w:color="auto"/>
+              <w:bottom w:val="single" w:sz="2" w:space="0" w:color="CCCCCC"/>
+            </w:tcBorders>
+            <w:shd w:val="clear" w:color="auto" w:fill="F1F6FA"/>
+          </w:tcPr>
+          <w:p>
+            <w:pPr>
               <w:rPr>
                 <w:b/>
-                <w:sz w:val="20"/>
+                <w:sz w:val="19"/>
               </w:rPr>
             </w:pPr>
             <w:r>
               <w:rPr>
                 <w:b/>
-                <w:sz w:val="20"/>
-              </w:rPr>
-              <w:t>Ask the assistant to summarize validated and invalidated assumptions, reusable components, and a stronger restart brief.</w:t>
+                <w:sz w:val="19"/>
+              </w:rPr>
+              <w:t>Plateaued or declining</w:t>
+            </w:r>
+          </w:p>
+          <w:p>
+            <w:pPr>
+              <w:rPr>
+                <w:b/>
+                <w:sz w:val="19"/>
+              </w:rPr>
+            </w:pPr>
+          </w:p>
+        </w:tc>
+      </w:tr>
+    </w:tbl>
+    <w:p>
+      <w:pPr>
+        <w:rPr>
+          <w:b/>
+          <w:sz w:val="8"/>
+        </w:rPr>
+      </w:pPr>
+    </w:p>
+    <w:p>
+      <w:pPr>
+        <w:rPr>
+          <w:b/>
+        </w:rPr>
+      </w:pPr>
+    </w:p>
+    <w:p>
+      <w:pPr>
+        <w:rPr>
+          <w:b/>
+        </w:rPr>
+      </w:pPr>
+      <w:r>
+        <w:rPr>
+          <w:b/>
+        </w:rPr>
+        <w:t>Prompt template:</w:t>
+      </w:r>
+    </w:p>
+    <w:p>
+      <w:r>
+        <w:t>Original scope: [seed statement]. Current state: [describe]. Evaluate three options: (a) Constrain back to original scope. (b) Expand with additional resources/time. (c) Split into sub-projects. For each: estimate effort, risk, and time to value.</w:t>
+      </w:r>
+    </w:p>
+    <w:p>
+      <w:pPr>
+        <w:rPr>
+          <w:b/>
+        </w:rPr>
+      </w:pPr>
+      <w:r>
+        <w:rPr>
+          <w:b/>
+        </w:rPr>
+        <w:t>Multi-agent pattern:</w:t>
+      </w:r>
+    </w:p>
+    <w:p>
+      <w:pPr>
+        <w:pStyle w:val="ListParagraph"/>
+        <w:numPr>
+          <w:ilvl w:val="0"/>
+          <w:numId w:val="11"/>
+        </w:numPr>
+        <w:spacing w:after="60"/>
+        <w:rPr>
+          <w:b/>
+        </w:rPr>
+      </w:pPr>
+      <w:r>
+        <w:rPr>
+          <w:b/>
+        </w:rPr>
+        <w:t>Agent A: Model the constrained path (what do we cut?).</w:t>
+      </w:r>
+    </w:p>
+    <w:p>
+      <w:pPr>
+        <w:spacing w:after="60"/>
+        <w:ind w:left="360"/>
+        <w:rPr>
+          <w:b/>
+        </w:rPr>
+      </w:pPr>
+      <w:r>
+        <w:rPr>
+          <w:b/>
+        </w:rPr>
+        <w:t>Agent B: Model the expanded path (what do we need?).</w:t>
+      </w:r>
+    </w:p>
+    <w:p>
+      <w:pPr>
+        <w:pStyle w:val="ListParagraph"/>
+        <w:numPr>
+          <w:ilvl w:val="0"/>
+          <w:numId w:val="11"/>
+        </w:numPr>
+        <w:spacing w:after="60"/>
+        <w:rPr>
+          <w:b/>
+        </w:rPr>
+      </w:pPr>
+      <w:r>
+        <w:rPr>
+          <w:b/>
+        </w:rPr>
+        <w:t>Compare timelines, risks, and resources side by side. The gardener decides.</w:t>
+      </w:r>
+    </w:p>
+    <w:p>
+      <w:pPr>
+        <w:pStyle w:val="ListParagraph"/>
+        <w:numPr>
+          <w:ilvl w:val="0"/>
+          <w:numId w:val="11"/>
+        </w:numPr>
+        <w:spacing w:after="80"/>
+        <w:rPr>
+          <w:b/>
+          <w:sz w:val="8"/>
+        </w:rPr>
+      </w:pPr>
+    </w:p>
+    <w:p>
+      <w:pPr>
+        <w:pStyle w:val="ListParagraph"/>
+        <w:numPr>
+          <w:ilvl w:val="0"/>
+          <w:numId w:val="11"/>
+        </w:numPr>
+        <w:spacing w:after="60"/>
+        <w:rPr>
+          <w:b/>
+        </w:rPr>
+      </w:pPr>
+    </w:p>
+    <w:p>
+      <w:pPr>
+        <w:pStyle w:val="ListParagraph"/>
+        <w:numPr>
+          <w:ilvl w:val="0"/>
+          <w:numId w:val="11"/>
+        </w:numPr>
+        <w:rPr>
+          <w:b/>
+        </w:rPr>
+      </w:pPr>
+      <w:r>
+        <w:rPr>
+          <w:b/>
+        </w:rPr>
+        <w:t>Completion criteria:</w:t>
+      </w:r>
+    </w:p>
+    <w:p>
+      <w:pPr>
+        <w:spacing w:after="60"/>
+        <w:ind w:left="360"/>
+        <w:rPr>
+          <w:b/>
+        </w:rPr>
+      </w:pPr>
+      <w:r>
+        <w:rPr>
+          <w:b/>
+        </w:rPr>
+        <w:t>Decision made: constrain, expand, or split.</w:t>
+      </w:r>
+    </w:p>
+    <w:p>
+      <w:pPr>
+        <w:pStyle w:val="ListParagraph"/>
+        <w:numPr>
+          <w:ilvl w:val="0"/>
+          <w:numId w:val="12"/>
+        </w:numPr>
+        <w:spacing w:after="60"/>
+        <w:rPr>
+          <w:b/>
+        </w:rPr>
+      </w:pPr>
+      <w:r>
+        <w:rPr>
+          <w:b/>
+        </w:rPr>
+        <w:t>If expanding: resource plan drafted.</w:t>
+      </w:r>
+    </w:p>
+    <w:p>
+      <w:pPr>
+        <w:spacing w:after="60"/>
+        <w:ind w:left="360"/>
+        <w:rPr>
+          <w:b/>
+        </w:rPr>
+      </w:pPr>
+      <w:r>
+        <w:rPr>
+          <w:b/>
+        </w:rPr>
+        <w:t>If splitting: sub-project seeds written.</w:t>
+      </w:r>
+    </w:p>
+    <w:p>
+      <w:pPr>
+        <w:pStyle w:val="ListParagraph"/>
+        <w:numPr>
+          <w:ilvl w:val="0"/>
+          <w:numId w:val="12"/>
+        </w:numPr>
+        <w:spacing w:after="60"/>
+        <w:rPr>
+          <w:b/>
+        </w:rPr>
+      </w:pPr>
+      <w:r>
+        <w:rPr>
+          <w:b/>
+        </w:rPr>
+        <w:t>Updated seed statement saved to .living-project\seeds\.</w:t>
+      </w:r>
+    </w:p>
+    <w:p>
+      <w:pPr>
+        <w:pStyle w:val="ListParagraph"/>
+        <w:numPr>
+          <w:ilvl w:val="0"/>
+          <w:numId w:val="12"/>
+        </w:numPr>
+        <w:spacing w:after="80"/>
+        <w:rPr>
+          <w:b/>
+          <w:sz w:val="8"/>
+        </w:rPr>
+      </w:pPr>
+    </w:p>
+    <w:p>
+      <w:pPr>
+        <w:pStyle w:val="ListParagraph"/>
+        <w:numPr>
+          <w:ilvl w:val="0"/>
+          <w:numId w:val="12"/>
+        </w:numPr>
+        <w:spacing w:after="60"/>
+        <w:rPr>
+          <w:b/>
+        </w:rPr>
+      </w:pPr>
+    </w:p>
+    <w:p>
+      <w:pPr>
+        <w:pStyle w:val="Heading1"/>
+      </w:pPr>
+      <w:r>
+        <w:t>Phase 6: COMPOST -- Decompose the Old, Fertilize the New</w:t>
+      </w:r>
+    </w:p>
+    <w:p>
+      <w:r>
+        <w:t>End a growth cycle deliberately. Composting is not failure -- it is the productive act of breaking down a completed or stalled effort so its nutrients feed the next thing you grow.</w:t>
+      </w:r>
+    </w:p>
+    <w:p>
+      <w:pPr>
+        <w:rPr>
+          <w:b/>
+        </w:rPr>
+      </w:pPr>
+      <w:r>
+        <w:rPr>
+          <w:b/>
+        </w:rPr>
+        <w:t>When to Compost:</w:t>
+      </w:r>
+    </w:p>
+    <w:p>
+      <w:pPr>
+        <w:pStyle w:val="ListParagraph"/>
+        <w:numPr>
+          <w:ilvl w:val="0"/>
+          <w:numId w:val="13"/>
+        </w:numPr>
+        <w:spacing w:after="60"/>
+        <w:rPr>
+          <w:b/>
+        </w:rPr>
+      </w:pPr>
+      <w:r>
+        <w:rPr>
+          <w:b/>
+        </w:rPr>
+        <w:t>Core assumptions have been invalidated.</w:t>
+      </w:r>
+    </w:p>
+    <w:p>
+      <w:pPr>
+        <w:spacing w:after="60"/>
+        <w:ind w:left="360"/>
+        <w:rPr>
+          <w:b/>
+        </w:rPr>
+      </w:pPr>
+      <w:r>
+        <w:rPr>
+          <w:b/>
+        </w:rPr>
+        <w:t>You are spending more time fixing than building.</w:t>
+      </w:r>
+    </w:p>
+    <w:p>
+      <w:pPr>
+        <w:pStyle w:val="ListParagraph"/>
+        <w:numPr>
+          <w:ilvl w:val="0"/>
+          <w:numId w:val="13"/>
+        </w:numPr>
+        <w:spacing w:after="60"/>
+        <w:rPr>
+          <w:b/>
+        </w:rPr>
+      </w:pPr>
+      <w:r>
+        <w:rPr>
+          <w:b/>
+        </w:rPr>
+        <w:t>The problem has been fundamentally reframed.</w:t>
+      </w:r>
+    </w:p>
+    <w:p>
+      <w:pPr>
+        <w:spacing w:after="60"/>
+        <w:ind w:left="360"/>
+        <w:rPr>
+          <w:b/>
+        </w:rPr>
+      </w:pPr>
+      <w:r>
+        <w:rPr>
+          <w:b/>
+        </w:rPr>
+        <w:t>Team energy is depleted on this direction.</w:t>
+      </w:r>
+    </w:p>
+    <w:p>
+      <w:pPr>
+        <w:pStyle w:val="ListParagraph"/>
+        <w:numPr>
+          <w:ilvl w:val="0"/>
+          <w:numId w:val="13"/>
+        </w:numPr>
+        <w:spacing w:after="60"/>
+        <w:rPr>
+          <w:b/>
+        </w:rPr>
+      </w:pPr>
+      <w:r>
+        <w:rPr>
+          <w:b/>
+        </w:rPr>
+        <w:t>Output quality has plateaued despite iteration.</w:t>
+      </w:r>
+    </w:p>
+    <w:p>
+      <w:pPr>
+        <w:pStyle w:val="ListParagraph"/>
+        <w:numPr>
+          <w:ilvl w:val="0"/>
+          <w:numId w:val="13"/>
+        </w:numPr>
+        <w:spacing w:after="80"/>
+        <w:rPr>
+          <w:b/>
+          <w:sz w:val="8"/>
+        </w:rPr>
+      </w:pPr>
+    </w:p>
+    <w:p>
+      <w:pPr>
+        <w:pStyle w:val="ListParagraph"/>
+        <w:numPr>
+          <w:ilvl w:val="0"/>
+          <w:numId w:val="13"/>
+        </w:numPr>
+        <w:spacing w:after="60"/>
+        <w:rPr>
+          <w:b/>
+        </w:rPr>
+      </w:pPr>
+    </w:p>
+    <w:p>
+      <w:pPr>
+        <w:pStyle w:val="ListParagraph"/>
+        <w:numPr>
+          <w:ilvl w:val="0"/>
+          <w:numId w:val="13"/>
+        </w:numPr>
+        <w:rPr>
+          <w:b/>
+        </w:rPr>
+      </w:pPr>
+      <w:r>
+        <w:rPr>
+          <w:b/>
+        </w:rPr>
+        <w:t>Composting prompt:</w:t>
+      </w:r>
+    </w:p>
+    <w:p>
+      <w:pPr>
+        <w:pStyle w:val="ListParagraph"/>
+        <w:numPr>
+          <w:ilvl w:val="0"/>
+          <w:numId w:val="13"/>
+        </w:numPr>
+      </w:pPr>
+      <w:r>
+        <w:t>This project direction is not working. Before we stop, extract: (1) Every validated assumption (things we proved true). (2) Every invalidated assumption (things we proved false). (3) Reusable components (code, designs, research, templates). (4) Key learnings (what would we do differently?). (5) A NEW seed brief for the next attempt that incorporates all of the above. The new seed should be stronger than the original.</w:t>
+      </w:r>
+    </w:p>
+    <w:p>
+      <w:pPr>
+        <w:pStyle w:val="ListParagraph"/>
+        <w:numPr>
+          <w:ilvl w:val="0"/>
+          <w:numId w:val="13"/>
+        </w:numPr>
+        <w:rPr>
+          <w:b/>
+        </w:rPr>
+      </w:pPr>
+      <w:r>
+        <w:rPr>
+          <w:b/>
+        </w:rPr>
+        <w:t>Archive prompt:</w:t>
+      </w:r>
+    </w:p>
+    <w:p>
+      <w:pPr>
+        <w:pStyle w:val="ListParagraph"/>
+        <w:numPr>
+          <w:ilvl w:val="0"/>
+          <w:numId w:val="13"/>
+        </w:numPr>
+      </w:pPr>
+      <w:r>
+        <w:t>Generate a post-mortem covering: original seed and goals, what was attempted and resulted, root causes of the compost decision, validated learnings, recommended approach for the next cycle. Save to .living-project\compost\project-name-YYYY-MM-DD.md.</w:t>
+      </w:r>
+    </w:p>
+    <w:p>
+      <w:pPr>
+        <w:pStyle w:val="ListParagraph"/>
+        <w:numPr>
+          <w:ilvl w:val="0"/>
+          <w:numId w:val="13"/>
+        </w:numPr>
+        <w:rPr>
+          <w:b/>
+        </w:rPr>
+      </w:pPr>
+      <w:r>
+        <w:rPr>
+          <w:b/>
+        </w:rPr>
+        <w:t>Multi-agent pattern:</w:t>
+      </w:r>
+    </w:p>
+    <w:p>
+      <w:pPr>
+        <w:spacing w:after="60"/>
+        <w:ind w:left="360"/>
+        <w:rPr>
+          <w:b/>
+        </w:rPr>
+      </w:pPr>
+      <w:r>
+        <w:rPr>
+          <w:b/>
+        </w:rPr>
+        <w:t>Agent A: Perform the post-mortem extraction.</w:t>
+      </w:r>
+    </w:p>
+    <w:p>
+      <w:pPr>
+        <w:pStyle w:val="ListParagraph"/>
+        <w:numPr>
+          <w:ilvl w:val="0"/>
+          <w:numId w:val="14"/>
+        </w:numPr>
+        <w:spacing w:after="60"/>
+        <w:rPr>
+          <w:b/>
+        </w:rPr>
+      </w:pPr>
+      <w:r>
+        <w:rPr>
+          <w:b/>
+        </w:rPr>
+        <w:t>Agent B: Research what has changed in the landscape since you started.</w:t>
+      </w:r>
+    </w:p>
+    <w:p>
+      <w:pPr>
+        <w:spacing w:after="60"/>
+        <w:ind w:left="360"/>
+        <w:rPr>
+          <w:b/>
+        </w:rPr>
+      </w:pPr>
+      <w:r>
+        <w:rPr>
+          <w:b/>
+        </w:rPr>
+        <w:t>The new seed benefits from both -- internal learnings and external shifts.</w:t>
+      </w:r>
+    </w:p>
+    <w:p>
+      <w:pPr>
+        <w:spacing w:after="80"/>
+        <w:ind w:left="360"/>
+        <w:rPr>
+          <w:b/>
+          <w:sz w:val="8"/>
+        </w:rPr>
+      </w:pPr>
+    </w:p>
+    <w:p>
+      <w:pPr>
+        <w:spacing w:after="60"/>
+        <w:ind w:left="360"/>
+        <w:rPr>
+          <w:b/>
+        </w:rPr>
+      </w:pPr>
+    </w:p>
+    <w:p>
+      <w:pPr>
+        <w:pStyle w:val="Heading1"/>
+      </w:pPr>
+      <w:r>
+        <w:t>Phase 7: CULTIVATE -- Tend to Several at Once</w:t>
+      </w:r>
+    </w:p>
+    <w:p>
+      <w:r>
+        <w:t>Portfolio awareness across active project threads. This is the gardener stepping back to see the whole garden. Recommended cadence: weekly.</w:t>
+      </w:r>
+    </w:p>
+    <w:p>
+      <w:pPr>
+        <w:rPr>
+          <w:b/>
+        </w:rPr>
+      </w:pPr>
+      <w:r>
+        <w:rPr>
+          <w:b/>
+        </w:rPr>
+        <w:t>Weekly cultivation prompt:</w:t>
+      </w:r>
+    </w:p>
+    <w:p>
+      <w:r>
+        <w:t>Here are my active projects with current status: [list each with 2-3 lines, current phase, blockers]. Compare progress across all projects. Flag risks and upcoming dependencies. Identify cross-pollination opportunities. Recommend where to focus this week. Flag any project that may need a Repot or Compost decision.</w:t>
+      </w:r>
+    </w:p>
+    <w:p>
+      <w:pPr>
+        <w:rPr>
+          <w:b/>
+        </w:rPr>
+      </w:pPr>
+      <w:r>
+        <w:rPr>
+          <w:b/>
+        </w:rPr>
+        <w:t>Cross-pollination prompt:</w:t>
+      </w:r>
+    </w:p>
+    <w:p>
+      <w:r>
+        <w:t>Project A just produced [insight/component]. Could this be applied to any of my other active projects? If so, how would it need to be adapted?</w:t>
+      </w:r>
+    </w:p>
+    <w:p>
+      <w:pPr>
+        <w:rPr>
+          <w:b/>
+        </w:rPr>
+      </w:pPr>
+      <w:r>
+        <w:rPr>
+          <w:b/>
+        </w:rPr>
+        <w:t>Maintenance:</w:t>
+      </w:r>
+    </w:p>
+    <w:p>
+      <w:r>
+        <w:t>Update .living-project\cultivate-log.md weekly with: date, active project list and phases, key decisions made, cross-pollination actions taken.</w:t>
+      </w:r>
+    </w:p>
+    <w:p>
+      <w:pPr>
+        <w:pBdr>
+          <w:right w:val="single" w:sz="2" w:space="4" w:color="DDDDDD"/>
+        </w:pBdr>
+        <w:spacing w:before="80" w:after="80"/>
+      </w:pPr>
+      <w:r>
+        <w:t xml:space="preserve"> </w:t>
+      </w:r>
+    </w:p>
+    <w:p>
+      <w:pPr>
+        <w:pStyle w:val="Heading1"/>
+      </w:pPr>
+      <w:r>
+        <w:t>Good usage patterns</w:t>
+      </w:r>
+    </w:p>
+    <w:p>
+      <w:pPr>
+        <w:pStyle w:val="ListParagraph"/>
+        <w:numPr>
+          <w:ilvl w:val="0"/>
+          <w:numId w:val="14"/>
+        </w:numPr>
+        <w:spacing w:after="60"/>
+      </w:pPr>
+      <w:r>
+        <w:t>Start with the problem, not "write me a document."</w:t>
+      </w:r>
+    </w:p>
+    <w:p>
+      <w:pPr>
+        <w:spacing w:after="60"/>
+        <w:ind w:left="360"/>
+      </w:pPr>
+      <w:r>
+        <w:t>Give the assistant the seed and the real context before asking it to generate.</w:t>
+      </w:r>
+    </w:p>
+    <w:p>
+      <w:pPr>
+        <w:pStyle w:val="ListParagraph"/>
+        <w:numPr>
+          <w:ilvl w:val="0"/>
+          <w:numId w:val="14"/>
+        </w:numPr>
+        <w:spacing w:after="60"/>
+      </w:pPr>
+      <w:r>
+        <w:t>Let the assistant write into .living-project so the workspace becomes the source of truth.</w:t>
+      </w:r>
+    </w:p>
+    <w:p>
+      <w:pPr>
+        <w:spacing w:after="60"/>
+        <w:ind w:left="360"/>
+      </w:pPr>
+      <w:r>
+        <w:t>Ask for multiple approaches when the direction is still uncertain.</w:t>
+      </w:r>
+    </w:p>
+    <w:p>
+      <w:pPr>
+        <w:pStyle w:val="ListParagraph"/>
+        <w:numPr>
+          <w:ilvl w:val="0"/>
+          <w:numId w:val="14"/>
+        </w:numPr>
+        <w:spacing w:after="60"/>
+      </w:pPr>
+      <w:r>
+        <w:t>Use critique intentionally before shipping or sharing output.</w:t>
+      </w:r>
+    </w:p>
+    <w:p>
+      <w:pPr>
+        <w:spacing w:after="60"/>
+        <w:ind w:left="360"/>
+      </w:pPr>
+      <w:r>
+        <w:t>Every new effort gets a seed. Every important project gets a living context brief.</w:t>
+      </w:r>
+    </w:p>
+    <w:p>
+      <w:pPr>
+        <w:pStyle w:val="ListParagraph"/>
+        <w:numPr>
+          <w:ilvl w:val="0"/>
+          <w:numId w:val="14"/>
+        </w:numPr>
+        <w:spacing w:after="60"/>
+      </w:pPr>
+      <w:r>
+        <w:t>Every major draft gets pruned before wider review.</w:t>
+      </w:r>
+    </w:p>
+    <w:p>
+      <w:pPr>
+        <w:spacing w:after="60"/>
+        <w:ind w:left="360"/>
+      </w:pPr>
+      <w:r>
+        <w:t>Every stalled direction gets composted instead of silently abandoned.</w:t>
+      </w:r>
+    </w:p>
+    <w:p>
+      <w:pPr>
+        <w:pStyle w:val="ListParagraph"/>
+        <w:numPr>
+          <w:ilvl w:val="0"/>
+          <w:numId w:val="14"/>
+        </w:numPr>
+        <w:spacing w:after="60"/>
+      </w:pPr>
+      <w:r>
+        <w:t>Every week, someone cultivates across the active project set.</w:t>
+      </w:r>
+    </w:p>
+    <w:p>
+      <w:pPr>
+        <w:pStyle w:val="ListParagraph"/>
+        <w:numPr>
+          <w:ilvl w:val="0"/>
+          <w:numId w:val="14"/>
+        </w:numPr>
+        <w:spacing w:after="80"/>
+        <w:rPr>
+          <w:sz w:val="8"/>
+        </w:rPr>
+      </w:pPr>
+    </w:p>
+    <w:p>
+      <w:pPr>
+        <w:pStyle w:val="ListParagraph"/>
+        <w:numPr>
+          <w:ilvl w:val="0"/>
+          <w:numId w:val="14"/>
+        </w:numPr>
+        <w:spacing w:after="60"/>
+      </w:pPr>
+    </w:p>
+    <w:p>
+      <w:pPr>
+        <w:pStyle w:val="Heading2"/>
+      </w:pPr>
+      <w:r>
+        <w:t>Manager shortcut prompts</w:t>
+      </w:r>
+    </w:p>
+    <w:p>
+      <w:pPr>
+        <w:pStyle w:val="ListParagraph"/>
+        <w:numPr>
+          <w:ilvl w:val="0"/>
+          <w:numId w:val="15"/>
+        </w:numPr>
+        <w:spacing w:after="60"/>
+      </w:pPr>
+      <w:r>
+        <w:t>Review this workspace and tell me which phase this project is in, what is missing, and what the next best action should be.</w:t>
+      </w:r>
+    </w:p>
+    <w:p>
+      <w:pPr>
+        <w:spacing w:after="60"/>
+        <w:ind w:left="360"/>
+      </w:pPr>
+      <w:r>
+        <w:t>Compare the active projects in this workspace, flag risks and dependencies, and recommend where attention should go this week.</w:t>
+      </w:r>
+    </w:p>
+    <w:p>
+      <w:pPr>
+        <w:spacing w:after="80"/>
+        <w:ind w:left="360"/>
+        <w:rPr>
+          <w:sz w:val="8"/>
+        </w:rPr>
+      </w:pPr>
+    </w:p>
+    <w:p>
+      <w:pPr>
+        <w:spacing w:after="60"/>
+        <w:ind w:left="360"/>
+      </w:pPr>
+    </w:p>
+    <w:p>
+      <w:pPr>
+        <w:pStyle w:val="Heading2"/>
+      </w:pPr>
+      <w:r>
+        <w:t>Contributor shortcut prompts</w:t>
+      </w:r>
+    </w:p>
+    <w:p>
+      <w:pPr>
+        <w:pStyle w:val="ListParagraph"/>
+        <w:numPr>
+          <w:ilvl w:val="0"/>
+          <w:numId w:val="15"/>
+        </w:numPr>
+        <w:spacing w:after="60"/>
+      </w:pPr>
+      <w:r>
+        <w:t>Help me create a strong seed for this project and save it into .living-project\seeds.</w:t>
+      </w:r>
+    </w:p>
+    <w:p>
+      <w:pPr>
+        <w:spacing w:after="60"/>
+        <w:ind w:left="360"/>
+      </w:pPr>
+      <w:r>
+        <w:t>Turn my notes into a context brief and save it into .living-project\context.</w:t>
+      </w:r>
+    </w:p>
+    <w:p>
+      <w:pPr>
+        <w:pStyle w:val="ListParagraph"/>
+        <w:numPr>
+          <w:ilvl w:val="0"/>
+          <w:numId w:val="15"/>
+        </w:numPr>
+        <w:spacing w:after="60"/>
+      </w:pPr>
+      <w:r>
+        <w:t>Review my current draft against the original seed, identify gaps and risks, and improve it.</w:t>
+      </w:r>
+    </w:p>
+    <w:p>
+      <w:pPr>
+        <w:pStyle w:val="ListParagraph"/>
+        <w:numPr>
+          <w:ilvl w:val="0"/>
+          <w:numId w:val="15"/>
+        </w:numPr>
+        <w:spacing w:after="80"/>
+        <w:rPr>
+          <w:sz w:val="8"/>
+        </w:rPr>
+      </w:pPr>
+    </w:p>
+    <w:p>
+      <w:pPr>
+        <w:pStyle w:val="ListParagraph"/>
+        <w:numPr>
+          <w:ilvl w:val="0"/>
+          <w:numId w:val="15"/>
+        </w:numPr>
+        <w:spacing w:after="60"/>
+      </w:pPr>
+    </w:p>
+    <w:p>
+      <w:pPr>
+        <w:pStyle w:val="Heading2"/>
+      </w:pPr>
+      <w:r>
+        <w:t>Rule of thumb</w:t>
+      </w:r>
+    </w:p>
+    <w:p>
+      <w:pPr>
+        <w:pStyle w:val="ListParagraph"/>
+        <w:numPr>
+          <w:ilvl w:val="0"/>
+          <w:numId w:val="16"/>
+        </w:numPr>
+        <w:spacing w:after="60"/>
+      </w:pPr>
+      <w:r>
+        <w:t>If the work feels vague, go back to SEED.</w:t>
+      </w:r>
+    </w:p>
+    <w:p>
+      <w:pPr>
+        <w:spacing w:after="60"/>
+        <w:ind w:left="360"/>
+      </w:pPr>
+      <w:r>
+        <w:t>If the output feels generic, improve NOURISH.</w:t>
+      </w:r>
+    </w:p>
+    <w:p>
+      <w:pPr>
+        <w:pStyle w:val="ListParagraph"/>
+        <w:numPr>
+          <w:ilvl w:val="0"/>
+          <w:numId w:val="16"/>
+        </w:numPr>
+        <w:spacing w:after="60"/>
+      </w:pPr>
+      <w:r>
+        <w:t>If the draft feels weak, iterate in GROW.</w:t>
+      </w:r>
+    </w:p>
+    <w:p>
+      <w:pPr>
+        <w:spacing w:after="60"/>
+        <w:ind w:left="360"/>
+      </w:pPr>
+      <w:r>
+        <w:t>If the result feels risky, run PRUNE.</w:t>
+      </w:r>
+    </w:p>
+    <w:p>
+      <w:pPr>
+        <w:spacing w:after="80"/>
+        <w:ind w:left="360"/>
+        <w:rPr>
+          <w:sz w:val="8"/>
+        </w:rPr>
+      </w:pPr>
+    </w:p>
+    <w:p>
+      <w:pPr>
+        <w:spacing w:after="60"/>
+        <w:ind w:left="360"/>
+      </w:pPr>
+    </w:p>
+    <w:p>
+      <w:pPr>
+        <w:pBdr>
+          <w:right w:val="single" w:sz="2" w:space="4" w:color="DDDDDD"/>
+        </w:pBdr>
+        <w:spacing w:before="80" w:after="80"/>
+        <w:ind w:left="360"/>
+      </w:pPr>
+      <w:r>
+        <w:t xml:space="preserve"> </w:t>
+      </w:r>
+    </w:p>
+    <w:p>
+      <w:pPr>
+        <w:pStyle w:val="Heading1"/>
+      </w:pPr>
+      <w:r>
+        <w:t>Minimum inputs for each phase</w:t>
+      </w:r>
+    </w:p>
+    <w:tbl>
+      <w:tblPr>
+        <w:tblW w:w="5000" w:type="pct"/>
+        <w:tblBorders>
+          <w:top w:val="single" w:sz="2" w:space="0" w:color="CCCCCC"/>
+          <w:left w:val="single" w:sz="2" w:space="0" w:color="CCCCCC"/>
+          <w:bottom w:val="single" w:sz="2" w:space="0" w:color="CCCCCC"/>
+          <w:right w:val="single" w:sz="2" w:space="0" w:color="CCCCCC"/>
+          <w:insideH w:val="single" w:sz="4" w:space="0" w:color="auto"/>
+          <w:insideV w:val="single" w:sz="4" w:space="0" w:color="auto"/>
+        </w:tblBorders>
+        <w:tblCellMar>
+          <w:top w:w="80" w:type="dxa"/>
+          <w:left w:w="120" w:type="dxa"/>
+          <w:bottom w:w="80" w:type="dxa"/>
+          <w:right w:w="120" w:type="dxa"/>
+        </w:tblCellMar>
+        <w:tblLook w:val="0000" w:firstRow="0" w:lastRow="0" w:firstColumn="0" w:lastColumn="0" w:noHBand="0" w:noVBand="0"/>
+      </w:tblPr>
+      <w:tblGrid>
+        <w:gridCol w:w="4821"/>
+        <w:gridCol w:w="4821"/>
+      </w:tblGrid>
+      <w:tr>
+        <w:trPr>
+          <w:tblHeader/>
+        </w:trPr>
+        <w:tc>
+          <w:tcPr>
+            <w:tcW w:w="2500" w:type="pct"/>
+            <w:tcBorders>
+              <w:top w:val="single" w:sz="2" w:space="0" w:color="CCCCCC"/>
+              <w:bottom w:val="single" w:sz="4" w:space="0" w:color="auto"/>
+            </w:tcBorders>
+            <w:shd w:val="clear" w:color="auto" w:fill="26426B"/>
+          </w:tcPr>
+          <w:p>
+            <w:pPr>
+              <w:rPr>
+                <w:b/>
+                <w:color w:val="FFFFFF"/>
+                <w:sz w:val="19"/>
+              </w:rPr>
+            </w:pPr>
+            <w:r>
+              <w:rPr>
+                <w:b/>
+                <w:color w:val="FFFFFF"/>
+                <w:sz w:val="19"/>
+              </w:rPr>
+              <w:t>Phase</w:t>
+            </w:r>
+          </w:p>
+        </w:tc>
+        <w:tc>
+          <w:tcPr>
+            <w:tcW w:w="2500" w:type="pct"/>
+            <w:tcBorders>
+              <w:top w:val="single" w:sz="2" w:space="0" w:color="CCCCCC"/>
+              <w:bottom w:val="single" w:sz="4" w:space="0" w:color="auto"/>
+            </w:tcBorders>
+            <w:shd w:val="clear" w:color="auto" w:fill="26426B"/>
+          </w:tcPr>
+          <w:p>
+            <w:pPr>
+              <w:rPr>
+                <w:b/>
+                <w:color w:val="FFFFFF"/>
+                <w:sz w:val="19"/>
+              </w:rPr>
+            </w:pPr>
+            <w:r>
+              <w:rPr>
+                <w:b/>
+                <w:color w:val="FFFFFF"/>
+                <w:sz w:val="19"/>
+              </w:rPr>
+              <w:t>Required inputs</w:t>
             </w:r>
           </w:p>
         </w:tc>
       </w:tr>
       <w:tr>
-        <w:tblPrEx>
-          <w:tblCellMar>
-            <w:top w:w="0" w:type="dxa"/>
-            <w:bottom w:w="0" w:type="dxa"/>
-          </w:tblCellMar>
-        </w:tblPrEx>
-        <w:tc>
-          <w:tcPr>
-            <w:tcW w:w="3120" w:type="dxa"/>
-          </w:tcPr>
-          <w:p>
-            <w:pPr>
-              <w:spacing w:after="120"/>
-              <w:rPr>
-                <w:b/>
-                <w:sz w:val="20"/>
-              </w:rPr>
-            </w:pPr>
-            <w:r>
-              <w:rPr>
-                <w:b/>
-                <w:sz w:val="20"/>
+        <w:tc>
+          <w:tcPr>
+            <w:tcW w:w="2500" w:type="pct"/>
+            <w:tcBorders>
+              <w:top w:val="single" w:sz="4" w:space="0" w:color="auto"/>
+              <w:bottom w:val="single" w:sz="4" w:space="0" w:color="auto"/>
+            </w:tcBorders>
+          </w:tcPr>
+          <w:p>
+            <w:pPr>
+              <w:rPr>
+                <w:sz w:val="19"/>
+              </w:rPr>
+            </w:pPr>
+            <w:r>
+              <w:rPr>
+                <w:sz w:val="19"/>
+              </w:rPr>
+              <w:t>SEED</w:t>
+            </w:r>
+          </w:p>
+        </w:tc>
+        <w:tc>
+          <w:tcPr>
+            <w:tcW w:w="2500" w:type="pct"/>
+            <w:tcBorders>
+              <w:top w:val="single" w:sz="4" w:space="0" w:color="auto"/>
+              <w:bottom w:val="single" w:sz="4" w:space="0" w:color="auto"/>
+            </w:tcBorders>
+          </w:tcPr>
+          <w:p>
+            <w:pPr>
+              <w:rPr>
+                <w:sz w:val="19"/>
+              </w:rPr>
+            </w:pPr>
+            <w:r>
+              <w:rPr>
+                <w:sz w:val="19"/>
+              </w:rPr>
+              <w:t>Problem statement, audience, urgency, and why it matters now.</w:t>
+            </w:r>
+          </w:p>
+        </w:tc>
+      </w:tr>
+      <w:tr>
+        <w:tc>
+          <w:tcPr>
+            <w:tcW w:w="2500" w:type="pct"/>
+            <w:tcBorders>
+              <w:top w:val="single" w:sz="4" w:space="0" w:color="auto"/>
+              <w:bottom w:val="single" w:sz="4" w:space="0" w:color="auto"/>
+            </w:tcBorders>
+            <w:shd w:val="clear" w:color="auto" w:fill="F1F6FA"/>
+          </w:tcPr>
+          <w:p>
+            <w:pPr>
+              <w:rPr>
+                <w:sz w:val="19"/>
+              </w:rPr>
+            </w:pPr>
+            <w:r>
+              <w:rPr>
+                <w:sz w:val="19"/>
+              </w:rPr>
+              <w:t>NOURISH</w:t>
+            </w:r>
+          </w:p>
+        </w:tc>
+        <w:tc>
+          <w:tcPr>
+            <w:tcW w:w="2500" w:type="pct"/>
+            <w:tcBorders>
+              <w:top w:val="single" w:sz="4" w:space="0" w:color="auto"/>
+              <w:bottom w:val="single" w:sz="4" w:space="0" w:color="auto"/>
+            </w:tcBorders>
+            <w:shd w:val="clear" w:color="auto" w:fill="F1F6FA"/>
+          </w:tcPr>
+          <w:p>
+            <w:pPr>
+              <w:rPr>
+                <w:sz w:val="19"/>
+              </w:rPr>
+            </w:pPr>
+            <w:r>
+              <w:rPr>
+                <w:sz w:val="19"/>
+              </w:rPr>
+              <w:t>Prior work, constraints, stakeholder notes, examples, and success criteria.</w:t>
+            </w:r>
+          </w:p>
+        </w:tc>
+      </w:tr>
+      <w:tr>
+        <w:tc>
+          <w:tcPr>
+            <w:tcW w:w="2500" w:type="pct"/>
+            <w:tcBorders>
+              <w:top w:val="single" w:sz="4" w:space="0" w:color="auto"/>
+              <w:bottom w:val="single" w:sz="4" w:space="0" w:color="auto"/>
+            </w:tcBorders>
+          </w:tcPr>
+          <w:p>
+            <w:pPr>
+              <w:rPr>
+                <w:sz w:val="19"/>
+              </w:rPr>
+            </w:pPr>
+            <w:r>
+              <w:rPr>
+                <w:sz w:val="19"/>
+              </w:rPr>
+              <w:t>GROW</w:t>
+            </w:r>
+          </w:p>
+        </w:tc>
+        <w:tc>
+          <w:tcPr>
+            <w:tcW w:w="2500" w:type="pct"/>
+            <w:tcBorders>
+              <w:top w:val="single" w:sz="4" w:space="0" w:color="auto"/>
+              <w:bottom w:val="single" w:sz="4" w:space="0" w:color="auto"/>
+            </w:tcBorders>
+          </w:tcPr>
+          <w:p>
+            <w:pPr>
+              <w:rPr>
+                <w:sz w:val="19"/>
+              </w:rPr>
+            </w:pPr>
+            <w:r>
+              <w:rPr>
+                <w:sz w:val="19"/>
+              </w:rPr>
+              <w:t>Desired deliverable, format, audience, and constraints.</w:t>
+            </w:r>
+          </w:p>
+        </w:tc>
+      </w:tr>
+      <w:tr>
+        <w:tc>
+          <w:tcPr>
+            <w:tcW w:w="2500" w:type="pct"/>
+            <w:tcBorders>
+              <w:top w:val="single" w:sz="4" w:space="0" w:color="auto"/>
+              <w:bottom w:val="single" w:sz="4" w:space="0" w:color="auto"/>
+            </w:tcBorders>
+            <w:shd w:val="clear" w:color="auto" w:fill="F1F6FA"/>
+          </w:tcPr>
+          <w:p>
+            <w:pPr>
+              <w:rPr>
+                <w:sz w:val="19"/>
+              </w:rPr>
+            </w:pPr>
+            <w:r>
+              <w:rPr>
+                <w:sz w:val="19"/>
+              </w:rPr>
+              <w:t>PRUNE</w:t>
+            </w:r>
+          </w:p>
+        </w:tc>
+        <w:tc>
+          <w:tcPr>
+            <w:tcW w:w="2500" w:type="pct"/>
+            <w:tcBorders>
+              <w:top w:val="single" w:sz="4" w:space="0" w:color="auto"/>
+              <w:bottom w:val="single" w:sz="4" w:space="0" w:color="auto"/>
+            </w:tcBorders>
+            <w:shd w:val="clear" w:color="auto" w:fill="F1F6FA"/>
+          </w:tcPr>
+          <w:p>
+            <w:pPr>
+              <w:rPr>
+                <w:sz w:val="19"/>
+              </w:rPr>
+            </w:pPr>
+            <w:r>
+              <w:rPr>
+                <w:sz w:val="19"/>
+              </w:rPr>
+              <w:t>The original seed statement plus the current draft or output.</w:t>
+            </w:r>
+          </w:p>
+        </w:tc>
+      </w:tr>
+      <w:tr>
+        <w:tc>
+          <w:tcPr>
+            <w:tcW w:w="2500" w:type="pct"/>
+            <w:tcBorders>
+              <w:top w:val="single" w:sz="4" w:space="0" w:color="auto"/>
+              <w:bottom w:val="single" w:sz="4" w:space="0" w:color="auto"/>
+            </w:tcBorders>
+          </w:tcPr>
+          <w:p>
+            <w:pPr>
+              <w:rPr>
+                <w:sz w:val="19"/>
+              </w:rPr>
+            </w:pPr>
+            <w:r>
+              <w:rPr>
+                <w:sz w:val="19"/>
+              </w:rPr>
+              <w:t>REPOT</w:t>
+            </w:r>
+          </w:p>
+        </w:tc>
+        <w:tc>
+          <w:tcPr>
+            <w:tcW w:w="2500" w:type="pct"/>
+            <w:tcBorders>
+              <w:top w:val="single" w:sz="4" w:space="0" w:color="auto"/>
+              <w:bottom w:val="single" w:sz="4" w:space="0" w:color="auto"/>
+            </w:tcBorders>
+          </w:tcPr>
+          <w:p>
+            <w:pPr>
+              <w:rPr>
+                <w:sz w:val="19"/>
+              </w:rPr>
+            </w:pPr>
+            <w:r>
+              <w:rPr>
+                <w:sz w:val="19"/>
+              </w:rPr>
+              <w:t>Original scope, current scope, and what has changed.</w:t>
+            </w:r>
+          </w:p>
+        </w:tc>
+      </w:tr>
+      <w:tr>
+        <w:tc>
+          <w:tcPr>
+            <w:tcW w:w="2500" w:type="pct"/>
+            <w:tcBorders>
+              <w:top w:val="single" w:sz="4" w:space="0" w:color="auto"/>
+              <w:bottom w:val="single" w:sz="4" w:space="0" w:color="auto"/>
+            </w:tcBorders>
+            <w:shd w:val="clear" w:color="auto" w:fill="F1F6FA"/>
+          </w:tcPr>
+          <w:p>
+            <w:pPr>
+              <w:rPr>
+                <w:sz w:val="19"/>
+              </w:rPr>
+            </w:pPr>
+            <w:r>
+              <w:rPr>
+                <w:sz w:val="19"/>
+              </w:rPr>
+              <w:t>COMPOST</w:t>
+            </w:r>
+          </w:p>
+        </w:tc>
+        <w:tc>
+          <w:tcPr>
+            <w:tcW w:w="2500" w:type="pct"/>
+            <w:tcBorders>
+              <w:top w:val="single" w:sz="4" w:space="0" w:color="auto"/>
+              <w:bottom w:val="single" w:sz="4" w:space="0" w:color="auto"/>
+            </w:tcBorders>
+            <w:shd w:val="clear" w:color="auto" w:fill="F1F6FA"/>
+          </w:tcPr>
+          <w:p>
+            <w:pPr>
+              <w:rPr>
+                <w:sz w:val="19"/>
+              </w:rPr>
+            </w:pPr>
+            <w:r>
+              <w:rPr>
+                <w:sz w:val="19"/>
+              </w:rPr>
+              <w:t>What failed, what was learned, and what should carry forward.</w:t>
+            </w:r>
+          </w:p>
+        </w:tc>
+      </w:tr>
+      <w:tr>
+        <w:tc>
+          <w:tcPr>
+            <w:tcW w:w="2500" w:type="pct"/>
+            <w:tcBorders>
+              <w:top w:val="single" w:sz="4" w:space="0" w:color="auto"/>
+            </w:tcBorders>
+          </w:tcPr>
+          <w:p>
+            <w:pPr>
+              <w:rPr>
+                <w:sz w:val="19"/>
+              </w:rPr>
+            </w:pPr>
+            <w:r>
+              <w:rPr>
+                <w:sz w:val="19"/>
               </w:rPr>
               <w:t>CULTIVATE</w:t>
             </w:r>
@@ -684,51 +4022,28 @@
         </w:tc>
         <w:tc>
           <w:tcPr>
-            <w:tcW w:w="3120" w:type="dxa"/>
-          </w:tcPr>
-          <w:p>
-            <w:pPr>
-              <w:spacing w:after="120"/>
-              <w:rPr>
-                <w:b/>
-                <w:sz w:val="20"/>
-              </w:rPr>
-            </w:pPr>
-            <w:r>
-              <w:rPr>
-                <w:b/>
-                <w:sz w:val="20"/>
-              </w:rPr>
-              <w:t>Compare multiple active efforts, risks, blockers, and cross-pollination opportunities.</w:t>
-            </w:r>
-          </w:p>
-        </w:tc>
-        <w:tc>
-          <w:tcPr>
-            <w:tcW w:w="3120" w:type="dxa"/>
-          </w:tcPr>
-          <w:p>
-            <w:pPr>
-              <w:spacing w:after="120"/>
-              <w:rPr>
-                <w:b/>
-                <w:sz w:val="20"/>
-              </w:rPr>
-            </w:pPr>
-            <w:r>
-              <w:rPr>
-                <w:b/>
-                <w:sz w:val="20"/>
-              </w:rPr>
-              <w:t>Ask the assistant to review all active projects together and recommend where attention should go this week.</w:t>
-            </w:r>
-          </w:p>
-          <w:p>
-            <w:pPr>
-              <w:spacing w:after="120"/>
-              <w:rPr>
-                <w:b/>
-                <w:sz w:val="20"/>
+            <w:tcW w:w="2500" w:type="pct"/>
+            <w:tcBorders>
+              <w:top w:val="single" w:sz="4" w:space="0" w:color="auto"/>
+            </w:tcBorders>
+          </w:tcPr>
+          <w:p>
+            <w:pPr>
+              <w:rPr>
+                <w:sz w:val="19"/>
+              </w:rPr>
+            </w:pPr>
+            <w:r>
+              <w:rPr>
+                <w:sz w:val="19"/>
+              </w:rPr>
+              <w:t>Current project list, phases, blockers, and upcoming decisions.</w:t>
+            </w:r>
+          </w:p>
+          <w:p>
+            <w:pPr>
+              <w:rPr>
+                <w:sz w:val="19"/>
               </w:rPr>
             </w:pPr>
           </w:p>
@@ -737,305 +4052,741 @@
     </w:tbl>
     <w:p>
       <w:pPr>
-        <w:spacing w:after="120"/>
-        <w:rPr>
-          <w:b/>
-          <w:sz w:val="28"/>
-        </w:rPr>
-      </w:pPr>
-    </w:p>
-    <w:p>
-      <w:pPr>
-        <w:spacing w:after="120"/>
-        <w:rPr>
-          <w:b/>
-          <w:sz w:val="28"/>
-        </w:rPr>
-      </w:pPr>
-    </w:p>
-    <w:p>
-      <w:pPr>
-        <w:spacing w:after="120"/>
-        <w:rPr>
-          <w:b/>
-          <w:sz w:val="28"/>
-        </w:rPr>
-      </w:pPr>
-      <w:r>
-        <w:rPr>
-          <w:b/>
-          <w:sz w:val="28"/>
-        </w:rPr>
-        <w:t>Good usage patterns</w:t>
-      </w:r>
-    </w:p>
-    <w:p>
-      <w:pPr>
-        <w:pStyle w:val="ListParagraph"/>
-        <w:numPr>
-          <w:ilvl w:val="0"/>
-          <w:numId w:val="1"/>
-        </w:numPr>
-        <w:spacing w:after="0"/>
-        <w:rPr>
-          <w:b/>
-          <w:sz w:val="22"/>
-        </w:rPr>
-      </w:pPr>
-      <w:r>
-        <w:rPr>
-          <w:b/>
-          <w:sz w:val="22"/>
-        </w:rPr>
-        <w:t>Start with the problem, not the deliverable.</w:t>
-      </w:r>
-    </w:p>
-    <w:p>
-      <w:pPr>
-        <w:spacing w:after="0"/>
-        <w:ind w:left="360"/>
-        <w:rPr>
-          <w:b/>
-          <w:sz w:val="22"/>
-        </w:rPr>
-      </w:pPr>
-      <w:r>
-        <w:rPr>
-          <w:b/>
-          <w:sz w:val="22"/>
-        </w:rPr>
-        <w:t>Feed the assistant enough context to be specific.</w:t>
-      </w:r>
-    </w:p>
-    <w:p>
-      <w:pPr>
-        <w:pStyle w:val="ListParagraph"/>
-        <w:numPr>
-          <w:ilvl w:val="0"/>
-          <w:numId w:val="1"/>
-        </w:numPr>
-        <w:spacing w:after="0"/>
-        <w:rPr>
-          <w:b/>
-          <w:sz w:val="22"/>
-        </w:rPr>
-      </w:pPr>
-      <w:r>
-        <w:rPr>
-          <w:b/>
-          <w:sz w:val="22"/>
-        </w:rPr>
-        <w:t>Ask for options before converging too early.</w:t>
-      </w:r>
-    </w:p>
-    <w:p>
-      <w:pPr>
-        <w:spacing w:after="0"/>
-        <w:ind w:left="360"/>
-        <w:rPr>
-          <w:b/>
-          <w:sz w:val="22"/>
-        </w:rPr>
-      </w:pPr>
-      <w:r>
-        <w:rPr>
-          <w:b/>
-          <w:sz w:val="22"/>
-        </w:rPr>
-        <w:t>Use critique before sharing work broadly.</w:t>
-      </w:r>
-    </w:p>
-    <w:p>
-      <w:pPr>
-        <w:pStyle w:val="ListParagraph"/>
-        <w:numPr>
-          <w:ilvl w:val="0"/>
-          <w:numId w:val="1"/>
-        </w:numPr>
-        <w:spacing w:after="0"/>
-        <w:rPr>
-          <w:b/>
-          <w:sz w:val="22"/>
-        </w:rPr>
-      </w:pPr>
-      <w:r>
-        <w:rPr>
-          <w:b/>
-          <w:sz w:val="22"/>
-        </w:rPr>
-        <w:t>Treat .living-project as the durable memory layer for the project.</w:t>
-      </w:r>
-    </w:p>
-    <w:p>
-      <w:pPr>
-        <w:pStyle w:val="ListParagraph"/>
-        <w:numPr>
-          <w:ilvl w:val="0"/>
-          <w:numId w:val="1"/>
-        </w:numPr>
-        <w:spacing w:after="0"/>
-        <w:rPr>
-          <w:b/>
-          <w:sz w:val="22"/>
-        </w:rPr>
-      </w:pPr>
-    </w:p>
-    <w:p>
-      <w:pPr>
-        <w:pStyle w:val="ListParagraph"/>
-        <w:numPr>
-          <w:ilvl w:val="0"/>
-          <w:numId w:val="1"/>
-        </w:numPr>
-        <w:spacing w:after="0"/>
-        <w:rPr>
-          <w:b/>
-          <w:sz w:val="22"/>
-        </w:rPr>
-      </w:pPr>
-    </w:p>
-    <w:p>
-      <w:pPr>
-        <w:pStyle w:val="ListParagraph"/>
-        <w:numPr>
-          <w:ilvl w:val="0"/>
-          <w:numId w:val="1"/>
-        </w:numPr>
-        <w:spacing w:after="120"/>
-        <w:rPr>
-          <w:b/>
-          <w:sz w:val="28"/>
-        </w:rPr>
-      </w:pPr>
-      <w:r>
-        <w:rPr>
-          <w:b/>
-          <w:sz w:val="28"/>
-        </w:rPr>
-        <w:t>Current state</w:t>
-      </w:r>
-    </w:p>
-    <w:p>
-      <w:pPr>
-        <w:spacing w:after="0"/>
-        <w:ind w:left="360"/>
-        <w:rPr>
-          <w:b/>
-          <w:sz w:val="22"/>
-        </w:rPr>
-      </w:pPr>
-      <w:r>
-        <w:rPr>
-          <w:b/>
-          <w:sz w:val="22"/>
-        </w:rPr>
-        <w:t>Public npm package is live at @the-living-project/the-living-project-cli.</w:t>
-      </w:r>
-    </w:p>
-    <w:p>
-      <w:pPr>
-        <w:pStyle w:val="ListParagraph"/>
-        <w:numPr>
-          <w:ilvl w:val="0"/>
-          <w:numId w:val="2"/>
-        </w:numPr>
-        <w:spacing w:after="0"/>
-        <w:rPr>
-          <w:b/>
-          <w:sz w:val="22"/>
-        </w:rPr>
-      </w:pPr>
-      <w:r>
-        <w:rPr>
-          <w:b/>
-          <w:sz w:val="22"/>
-        </w:rPr>
-        <w:t>The standard install command is tested and working.</w:t>
-      </w:r>
-    </w:p>
-    <w:p>
-      <w:pPr>
-        <w:spacing w:after="0"/>
-        <w:ind w:left="360"/>
-        <w:rPr>
-          <w:b/>
-          <w:sz w:val="22"/>
-        </w:rPr>
-      </w:pPr>
-      <w:r>
-        <w:rPr>
-          <w:b/>
-          <w:sz w:val="22"/>
-        </w:rPr>
-        <w:t>GitHub Actions trusted publishing is configured for tagged releases.</w:t>
-      </w:r>
-    </w:p>
-    <w:p>
-      <w:pPr>
-        <w:pStyle w:val="ListParagraph"/>
-        <w:numPr>
-          <w:ilvl w:val="0"/>
-          <w:numId w:val="2"/>
-        </w:numPr>
-        <w:spacing w:after="0"/>
-        <w:rPr>
-          <w:b/>
-          <w:sz w:val="22"/>
-        </w:rPr>
-      </w:pPr>
-      <w:r>
-        <w:rPr>
-          <w:b/>
-          <w:sz w:val="22"/>
-        </w:rPr>
-        <w:t>Codex skill support is installed when available, but the workspace also works with a universal prompt.</w:t>
-      </w:r>
-    </w:p>
-    <w:p>
-      <w:pPr>
-        <w:pStyle w:val="ListParagraph"/>
-        <w:numPr>
-          <w:ilvl w:val="0"/>
-          <w:numId w:val="2"/>
-        </w:numPr>
-        <w:spacing w:after="0"/>
-        <w:rPr>
-          <w:b/>
-          <w:sz w:val="22"/>
-        </w:rPr>
-      </w:pPr>
-    </w:p>
-    <w:p>
-      <w:pPr>
-        <w:pStyle w:val="ListParagraph"/>
-        <w:numPr>
-          <w:ilvl w:val="0"/>
-          <w:numId w:val="2"/>
-        </w:numPr>
-        <w:spacing w:after="0"/>
-        <w:rPr>
-          <w:b/>
-          <w:sz w:val="22"/>
-        </w:rPr>
-      </w:pPr>
-    </w:p>
-    <w:p>
-      <w:pPr>
-        <w:pStyle w:val="ListParagraph"/>
-        <w:numPr>
-          <w:ilvl w:val="0"/>
-          <w:numId w:val="2"/>
-        </w:numPr>
-        <w:spacing w:after="0"/>
-        <w:rPr>
-          <w:b/>
-          <w:sz w:val="22"/>
-        </w:rPr>
-      </w:pPr>
-    </w:p>
+        <w:rPr>
+          <w:sz w:val="8"/>
+        </w:rPr>
+      </w:pPr>
+    </w:p>
+    <w:p/>
+    <w:p>
+      <w:pPr>
+        <w:pBdr>
+          <w:right w:val="single" w:sz="2" w:space="4" w:color="DDDDDD"/>
+        </w:pBdr>
+        <w:spacing w:before="80" w:after="80"/>
+      </w:pPr>
+      <w:r>
+        <w:t xml:space="preserve"> </w:t>
+      </w:r>
+    </w:p>
+    <w:p>
+      <w:pPr>
+        <w:pStyle w:val="Heading1"/>
+      </w:pPr>
+      <w:r>
+        <w:t>Full CLI reference</w:t>
+      </w:r>
+    </w:p>
+    <w:tbl>
+      <w:tblPr>
+        <w:tblW w:w="5000" w:type="pct"/>
+        <w:tblBorders>
+          <w:top w:val="single" w:sz="2" w:space="0" w:color="CCCCCC"/>
+          <w:left w:val="single" w:sz="2" w:space="0" w:color="CCCCCC"/>
+          <w:bottom w:val="single" w:sz="2" w:space="0" w:color="CCCCCC"/>
+          <w:right w:val="single" w:sz="2" w:space="0" w:color="CCCCCC"/>
+          <w:insideH w:val="single" w:sz="4" w:space="0" w:color="auto"/>
+          <w:insideV w:val="single" w:sz="4" w:space="0" w:color="auto"/>
+        </w:tblBorders>
+        <w:tblCellMar>
+          <w:top w:w="80" w:type="dxa"/>
+          <w:left w:w="120" w:type="dxa"/>
+          <w:bottom w:w="80" w:type="dxa"/>
+          <w:right w:w="120" w:type="dxa"/>
+        </w:tblCellMar>
+        <w:tblLook w:val="0000" w:firstRow="0" w:lastRow="0" w:firstColumn="0" w:lastColumn="0" w:noHBand="0" w:noVBand="0"/>
+      </w:tblPr>
+      <w:tblGrid>
+        <w:gridCol w:w="4821"/>
+        <w:gridCol w:w="4821"/>
+      </w:tblGrid>
+      <w:tr>
+        <w:trPr>
+          <w:tblHeader/>
+        </w:trPr>
+        <w:tc>
+          <w:tcPr>
+            <w:tcW w:w="2500" w:type="pct"/>
+            <w:tcBorders>
+              <w:top w:val="single" w:sz="2" w:space="0" w:color="CCCCCC"/>
+              <w:bottom w:val="single" w:sz="4" w:space="0" w:color="auto"/>
+            </w:tcBorders>
+            <w:shd w:val="clear" w:color="auto" w:fill="26426B"/>
+          </w:tcPr>
+          <w:p>
+            <w:pPr>
+              <w:rPr>
+                <w:b/>
+                <w:color w:val="FFFFFF"/>
+                <w:sz w:val="19"/>
+              </w:rPr>
+            </w:pPr>
+            <w:r>
+              <w:rPr>
+                <w:b/>
+                <w:color w:val="FFFFFF"/>
+                <w:sz w:val="19"/>
+              </w:rPr>
+              <w:t>Flag</w:t>
+            </w:r>
+          </w:p>
+        </w:tc>
+        <w:tc>
+          <w:tcPr>
+            <w:tcW w:w="2500" w:type="pct"/>
+            <w:tcBorders>
+              <w:top w:val="single" w:sz="2" w:space="0" w:color="CCCCCC"/>
+              <w:bottom w:val="single" w:sz="4" w:space="0" w:color="auto"/>
+            </w:tcBorders>
+            <w:shd w:val="clear" w:color="auto" w:fill="26426B"/>
+          </w:tcPr>
+          <w:p>
+            <w:pPr>
+              <w:rPr>
+                <w:b/>
+                <w:color w:val="FFFFFF"/>
+                <w:sz w:val="19"/>
+              </w:rPr>
+            </w:pPr>
+            <w:r>
+              <w:rPr>
+                <w:b/>
+                <w:color w:val="FFFFFF"/>
+                <w:sz w:val="19"/>
+              </w:rPr>
+              <w:t>Description</w:t>
+            </w:r>
+          </w:p>
+        </w:tc>
+      </w:tr>
+      <w:tr>
+        <w:tc>
+          <w:tcPr>
+            <w:tcW w:w="2500" w:type="pct"/>
+            <w:tcBorders>
+              <w:top w:val="single" w:sz="4" w:space="0" w:color="auto"/>
+              <w:bottom w:val="single" w:sz="4" w:space="0" w:color="auto"/>
+            </w:tcBorders>
+          </w:tcPr>
+          <w:p>
+            <w:pPr>
+              <w:rPr>
+                <w:sz w:val="19"/>
+              </w:rPr>
+            </w:pPr>
+            <w:r>
+              <w:rPr>
+                <w:sz w:val="19"/>
+              </w:rPr>
+              <w:t>init [name]</w:t>
+            </w:r>
+          </w:p>
+        </w:tc>
+        <w:tc>
+          <w:tcPr>
+            <w:tcW w:w="2500" w:type="pct"/>
+            <w:tcBorders>
+              <w:top w:val="single" w:sz="4" w:space="0" w:color="auto"/>
+              <w:bottom w:val="single" w:sz="4" w:space="0" w:color="auto"/>
+            </w:tcBorders>
+          </w:tcPr>
+          <w:p>
+            <w:pPr>
+              <w:rPr>
+                <w:sz w:val="19"/>
+              </w:rPr>
+            </w:pPr>
+            <w:r>
+              <w:rPr>
+                <w:sz w:val="19"/>
+              </w:rPr>
+              <w:t>Install the framework into a new or existing workspace.</w:t>
+            </w:r>
+          </w:p>
+        </w:tc>
+      </w:tr>
+      <w:tr>
+        <w:tc>
+          <w:tcPr>
+            <w:tcW w:w="2500" w:type="pct"/>
+            <w:tcBorders>
+              <w:top w:val="single" w:sz="4" w:space="0" w:color="auto"/>
+              <w:bottom w:val="single" w:sz="4" w:space="0" w:color="auto"/>
+            </w:tcBorders>
+            <w:shd w:val="clear" w:color="auto" w:fill="F1F6FA"/>
+          </w:tcPr>
+          <w:p>
+            <w:pPr>
+              <w:rPr>
+                <w:sz w:val="19"/>
+              </w:rPr>
+            </w:pPr>
+            <w:r>
+              <w:rPr>
+                <w:sz w:val="19"/>
+              </w:rPr>
+              <w:t>upgrade [name]</w:t>
+            </w:r>
+          </w:p>
+        </w:tc>
+        <w:tc>
+          <w:tcPr>
+            <w:tcW w:w="2500" w:type="pct"/>
+            <w:tcBorders>
+              <w:top w:val="single" w:sz="4" w:space="0" w:color="auto"/>
+              <w:bottom w:val="single" w:sz="4" w:space="0" w:color="auto"/>
+            </w:tcBorders>
+            <w:shd w:val="clear" w:color="auto" w:fill="F1F6FA"/>
+          </w:tcPr>
+          <w:p>
+            <w:pPr>
+              <w:rPr>
+                <w:sz w:val="19"/>
+              </w:rPr>
+            </w:pPr>
+            <w:r>
+              <w:rPr>
+                <w:sz w:val="19"/>
+              </w:rPr>
+              <w:t>Refresh managed files and upgrade the installed skill.</w:t>
+            </w:r>
+          </w:p>
+        </w:tc>
+      </w:tr>
+      <w:tr>
+        <w:tc>
+          <w:tcPr>
+            <w:tcW w:w="2500" w:type="pct"/>
+            <w:tcBorders>
+              <w:top w:val="single" w:sz="4" w:space="0" w:color="auto"/>
+              <w:bottom w:val="single" w:sz="4" w:space="0" w:color="auto"/>
+            </w:tcBorders>
+          </w:tcPr>
+          <w:p>
+            <w:pPr>
+              <w:rPr>
+                <w:sz w:val="19"/>
+              </w:rPr>
+            </w:pPr>
+            <w:r>
+              <w:rPr>
+                <w:sz w:val="19"/>
+              </w:rPr>
+              <w:t>doctor</w:t>
+            </w:r>
+          </w:p>
+        </w:tc>
+        <w:tc>
+          <w:tcPr>
+            <w:tcW w:w="2500" w:type="pct"/>
+            <w:tcBorders>
+              <w:top w:val="single" w:sz="4" w:space="0" w:color="auto"/>
+              <w:bottom w:val="single" w:sz="4" w:space="0" w:color="auto"/>
+            </w:tcBorders>
+          </w:tcPr>
+          <w:p>
+            <w:pPr>
+              <w:rPr>
+                <w:sz w:val="19"/>
+              </w:rPr>
+            </w:pPr>
+            <w:r>
+              <w:rPr>
+                <w:sz w:val="19"/>
+              </w:rPr>
+              <w:t>Inspect workspace and skill installation health.</w:t>
+            </w:r>
+          </w:p>
+        </w:tc>
+      </w:tr>
+      <w:tr>
+        <w:tc>
+          <w:tcPr>
+            <w:tcW w:w="2500" w:type="pct"/>
+            <w:tcBorders>
+              <w:top w:val="single" w:sz="4" w:space="0" w:color="auto"/>
+              <w:bottom w:val="single" w:sz="4" w:space="0" w:color="auto"/>
+            </w:tcBorders>
+            <w:shd w:val="clear" w:color="auto" w:fill="F1F6FA"/>
+          </w:tcPr>
+          <w:p>
+            <w:pPr>
+              <w:rPr>
+                <w:sz w:val="19"/>
+              </w:rPr>
+            </w:pPr>
+            <w:r>
+              <w:rPr>
+                <w:sz w:val="19"/>
+              </w:rPr>
+              <w:t>help</w:t>
+            </w:r>
+          </w:p>
+        </w:tc>
+        <w:tc>
+          <w:tcPr>
+            <w:tcW w:w="2500" w:type="pct"/>
+            <w:tcBorders>
+              <w:top w:val="single" w:sz="4" w:space="0" w:color="auto"/>
+              <w:bottom w:val="single" w:sz="4" w:space="0" w:color="auto"/>
+            </w:tcBorders>
+            <w:shd w:val="clear" w:color="auto" w:fill="F1F6FA"/>
+          </w:tcPr>
+          <w:p>
+            <w:pPr>
+              <w:rPr>
+                <w:sz w:val="19"/>
+              </w:rPr>
+            </w:pPr>
+            <w:r>
+              <w:rPr>
+                <w:sz w:val="19"/>
+              </w:rPr>
+              <w:t>Show full help text.</w:t>
+            </w:r>
+          </w:p>
+        </w:tc>
+      </w:tr>
+      <w:tr>
+        <w:tc>
+          <w:tcPr>
+            <w:tcW w:w="2500" w:type="pct"/>
+            <w:tcBorders>
+              <w:top w:val="single" w:sz="4" w:space="0" w:color="auto"/>
+              <w:bottom w:val="single" w:sz="4" w:space="0" w:color="auto"/>
+            </w:tcBorders>
+          </w:tcPr>
+          <w:p>
+            <w:pPr>
+              <w:rPr>
+                <w:sz w:val="19"/>
+              </w:rPr>
+            </w:pPr>
+            <w:r>
+              <w:rPr>
+                <w:sz w:val="19"/>
+              </w:rPr>
+              <w:t>--here</w:t>
+            </w:r>
+          </w:p>
+        </w:tc>
+        <w:tc>
+          <w:tcPr>
+            <w:tcW w:w="2500" w:type="pct"/>
+            <w:tcBorders>
+              <w:top w:val="single" w:sz="4" w:space="0" w:color="auto"/>
+              <w:bottom w:val="single" w:sz="4" w:space="0" w:color="auto"/>
+            </w:tcBorders>
+          </w:tcPr>
+          <w:p>
+            <w:pPr>
+              <w:rPr>
+                <w:sz w:val="19"/>
+              </w:rPr>
+            </w:pPr>
+            <w:r>
+              <w:rPr>
+                <w:sz w:val="19"/>
+              </w:rPr>
+              <w:t>Install into the current directory instead of creating a folder.</w:t>
+            </w:r>
+          </w:p>
+        </w:tc>
+      </w:tr>
+      <w:tr>
+        <w:tc>
+          <w:tcPr>
+            <w:tcW w:w="2500" w:type="pct"/>
+            <w:tcBorders>
+              <w:top w:val="single" w:sz="4" w:space="0" w:color="auto"/>
+              <w:bottom w:val="single" w:sz="4" w:space="0" w:color="auto"/>
+            </w:tcBorders>
+            <w:shd w:val="clear" w:color="auto" w:fill="F1F6FA"/>
+          </w:tcPr>
+          <w:p>
+            <w:pPr>
+              <w:rPr>
+                <w:sz w:val="19"/>
+              </w:rPr>
+            </w:pPr>
+            <w:r>
+              <w:rPr>
+                <w:sz w:val="19"/>
+              </w:rPr>
+              <w:t>--root &lt;path&gt;</w:t>
+            </w:r>
+          </w:p>
+        </w:tc>
+        <w:tc>
+          <w:tcPr>
+            <w:tcW w:w="2500" w:type="pct"/>
+            <w:tcBorders>
+              <w:top w:val="single" w:sz="4" w:space="0" w:color="auto"/>
+              <w:bottom w:val="single" w:sz="4" w:space="0" w:color="auto"/>
+            </w:tcBorders>
+            <w:shd w:val="clear" w:color="auto" w:fill="F1F6FA"/>
+          </w:tcPr>
+          <w:p>
+            <w:pPr>
+              <w:rPr>
+                <w:sz w:val="19"/>
+              </w:rPr>
+            </w:pPr>
+            <w:r>
+              <w:rPr>
+                <w:sz w:val="19"/>
+              </w:rPr>
+              <w:t>Root directory for workspace creation.</w:t>
+            </w:r>
+          </w:p>
+        </w:tc>
+      </w:tr>
+      <w:tr>
+        <w:tc>
+          <w:tcPr>
+            <w:tcW w:w="2500" w:type="pct"/>
+            <w:tcBorders>
+              <w:top w:val="single" w:sz="4" w:space="0" w:color="auto"/>
+              <w:bottom w:val="single" w:sz="4" w:space="0" w:color="auto"/>
+            </w:tcBorders>
+          </w:tcPr>
+          <w:p>
+            <w:pPr>
+              <w:rPr>
+                <w:sz w:val="19"/>
+              </w:rPr>
+            </w:pPr>
+            <w:r>
+              <w:rPr>
+                <w:sz w:val="19"/>
+              </w:rPr>
+              <w:t>--workspace-name &lt;name&gt;</w:t>
+            </w:r>
+          </w:p>
+        </w:tc>
+        <w:tc>
+          <w:tcPr>
+            <w:tcW w:w="2500" w:type="pct"/>
+            <w:tcBorders>
+              <w:top w:val="single" w:sz="4" w:space="0" w:color="auto"/>
+              <w:bottom w:val="single" w:sz="4" w:space="0" w:color="auto"/>
+            </w:tcBorders>
+          </w:tcPr>
+          <w:p>
+            <w:pPr>
+              <w:rPr>
+                <w:sz w:val="19"/>
+              </w:rPr>
+            </w:pPr>
+            <w:r>
+              <w:rPr>
+                <w:sz w:val="19"/>
+              </w:rPr>
+              <w:t>Explicit workspace name.</w:t>
+            </w:r>
+          </w:p>
+        </w:tc>
+      </w:tr>
+      <w:tr>
+        <w:tc>
+          <w:tcPr>
+            <w:tcW w:w="2500" w:type="pct"/>
+            <w:tcBorders>
+              <w:top w:val="single" w:sz="4" w:space="0" w:color="auto"/>
+              <w:bottom w:val="single" w:sz="4" w:space="0" w:color="auto"/>
+            </w:tcBorders>
+            <w:shd w:val="clear" w:color="auto" w:fill="F1F6FA"/>
+          </w:tcPr>
+          <w:p>
+            <w:pPr>
+              <w:rPr>
+                <w:sz w:val="19"/>
+              </w:rPr>
+            </w:pPr>
+            <w:r>
+              <w:rPr>
+                <w:sz w:val="19"/>
+              </w:rPr>
+              <w:t>--skills-root &lt;path&gt;</w:t>
+            </w:r>
+          </w:p>
+        </w:tc>
+        <w:tc>
+          <w:tcPr>
+            <w:tcW w:w="2500" w:type="pct"/>
+            <w:tcBorders>
+              <w:top w:val="single" w:sz="4" w:space="0" w:color="auto"/>
+              <w:bottom w:val="single" w:sz="4" w:space="0" w:color="auto"/>
+            </w:tcBorders>
+            <w:shd w:val="clear" w:color="auto" w:fill="F1F6FA"/>
+          </w:tcPr>
+          <w:p>
+            <w:pPr>
+              <w:rPr>
+                <w:sz w:val="19"/>
+              </w:rPr>
+            </w:pPr>
+            <w:r>
+              <w:rPr>
+                <w:sz w:val="19"/>
+              </w:rPr>
+              <w:t>Override the Codex skills directory.</w:t>
+            </w:r>
+          </w:p>
+        </w:tc>
+      </w:tr>
+      <w:tr>
+        <w:tc>
+          <w:tcPr>
+            <w:tcW w:w="2500" w:type="pct"/>
+            <w:tcBorders>
+              <w:top w:val="single" w:sz="4" w:space="0" w:color="auto"/>
+              <w:bottom w:val="single" w:sz="4" w:space="0" w:color="auto"/>
+            </w:tcBorders>
+          </w:tcPr>
+          <w:p>
+            <w:pPr>
+              <w:rPr>
+                <w:sz w:val="19"/>
+              </w:rPr>
+            </w:pPr>
+            <w:r>
+              <w:rPr>
+                <w:sz w:val="19"/>
+              </w:rPr>
+              <w:t>--client &lt;auto|codex|none&gt;</w:t>
+            </w:r>
+          </w:p>
+        </w:tc>
+        <w:tc>
+          <w:tcPr>
+            <w:tcW w:w="2500" w:type="pct"/>
+            <w:tcBorders>
+              <w:top w:val="single" w:sz="4" w:space="0" w:color="auto"/>
+              <w:bottom w:val="single" w:sz="4" w:space="0" w:color="auto"/>
+            </w:tcBorders>
+          </w:tcPr>
+          <w:p>
+            <w:pPr>
+              <w:rPr>
+                <w:sz w:val="19"/>
+              </w:rPr>
+            </w:pPr>
+            <w:r>
+              <w:rPr>
+                <w:sz w:val="19"/>
+              </w:rPr>
+              <w:t>Control client adapter installation.</w:t>
+            </w:r>
+          </w:p>
+        </w:tc>
+      </w:tr>
+      <w:tr>
+        <w:tc>
+          <w:tcPr>
+            <w:tcW w:w="2500" w:type="pct"/>
+            <w:tcBorders>
+              <w:top w:val="single" w:sz="4" w:space="0" w:color="auto"/>
+              <w:bottom w:val="single" w:sz="4" w:space="0" w:color="auto"/>
+            </w:tcBorders>
+            <w:shd w:val="clear" w:color="auto" w:fill="F1F6FA"/>
+          </w:tcPr>
+          <w:p>
+            <w:pPr>
+              <w:rPr>
+                <w:sz w:val="19"/>
+              </w:rPr>
+            </w:pPr>
+            <w:r>
+              <w:rPr>
+                <w:sz w:val="19"/>
+              </w:rPr>
+              <w:t>--skip-skill-install</w:t>
+            </w:r>
+          </w:p>
+        </w:tc>
+        <w:tc>
+          <w:tcPr>
+            <w:tcW w:w="2500" w:type="pct"/>
+            <w:tcBorders>
+              <w:top w:val="single" w:sz="4" w:space="0" w:color="auto"/>
+              <w:bottom w:val="single" w:sz="4" w:space="0" w:color="auto"/>
+            </w:tcBorders>
+            <w:shd w:val="clear" w:color="auto" w:fill="F1F6FA"/>
+          </w:tcPr>
+          <w:p>
+            <w:pPr>
+              <w:rPr>
+                <w:sz w:val="19"/>
+              </w:rPr>
+            </w:pPr>
+            <w:r>
+              <w:rPr>
+                <w:sz w:val="19"/>
+              </w:rPr>
+              <w:t>Do not install the Codex skill.</w:t>
+            </w:r>
+          </w:p>
+        </w:tc>
+      </w:tr>
+      <w:tr>
+        <w:tc>
+          <w:tcPr>
+            <w:tcW w:w="2500" w:type="pct"/>
+            <w:tcBorders>
+              <w:top w:val="single" w:sz="4" w:space="0" w:color="auto"/>
+              <w:bottom w:val="single" w:sz="4" w:space="0" w:color="auto"/>
+            </w:tcBorders>
+          </w:tcPr>
+          <w:p>
+            <w:pPr>
+              <w:rPr>
+                <w:sz w:val="19"/>
+              </w:rPr>
+            </w:pPr>
+            <w:r>
+              <w:rPr>
+                <w:sz w:val="19"/>
+              </w:rPr>
+              <w:t>--skip-workspace-install</w:t>
+            </w:r>
+          </w:p>
+        </w:tc>
+        <w:tc>
+          <w:tcPr>
+            <w:tcW w:w="2500" w:type="pct"/>
+            <w:tcBorders>
+              <w:top w:val="single" w:sz="4" w:space="0" w:color="auto"/>
+              <w:bottom w:val="single" w:sz="4" w:space="0" w:color="auto"/>
+            </w:tcBorders>
+          </w:tcPr>
+          <w:p>
+            <w:pPr>
+              <w:rPr>
+                <w:sz w:val="19"/>
+              </w:rPr>
+            </w:pPr>
+            <w:r>
+              <w:rPr>
+                <w:sz w:val="19"/>
+              </w:rPr>
+              <w:t>Do not create or update the workspace files.</w:t>
+            </w:r>
+          </w:p>
+        </w:tc>
+      </w:tr>
+      <w:tr>
+        <w:tc>
+          <w:tcPr>
+            <w:tcW w:w="2500" w:type="pct"/>
+            <w:tcBorders>
+              <w:top w:val="single" w:sz="4" w:space="0" w:color="auto"/>
+              <w:bottom w:val="single" w:sz="4" w:space="0" w:color="auto"/>
+            </w:tcBorders>
+            <w:shd w:val="clear" w:color="auto" w:fill="F1F6FA"/>
+          </w:tcPr>
+          <w:p>
+            <w:pPr>
+              <w:rPr>
+                <w:sz w:val="19"/>
+              </w:rPr>
+            </w:pPr>
+            <w:r>
+              <w:rPr>
+                <w:sz w:val="19"/>
+              </w:rPr>
+              <w:t>--no-backup</w:t>
+            </w:r>
+          </w:p>
+        </w:tc>
+        <w:tc>
+          <w:tcPr>
+            <w:tcW w:w="2500" w:type="pct"/>
+            <w:tcBorders>
+              <w:top w:val="single" w:sz="4" w:space="0" w:color="auto"/>
+              <w:bottom w:val="single" w:sz="4" w:space="0" w:color="auto"/>
+            </w:tcBorders>
+            <w:shd w:val="clear" w:color="auto" w:fill="F1F6FA"/>
+          </w:tcPr>
+          <w:p>
+            <w:pPr>
+              <w:rPr>
+                <w:sz w:val="19"/>
+              </w:rPr>
+            </w:pPr>
+            <w:r>
+              <w:rPr>
+                <w:sz w:val="19"/>
+              </w:rPr>
+              <w:t>Skip backups before replacing managed files.</w:t>
+            </w:r>
+          </w:p>
+        </w:tc>
+      </w:tr>
+      <w:tr>
+        <w:tc>
+          <w:tcPr>
+            <w:tcW w:w="2500" w:type="pct"/>
+            <w:tcBorders>
+              <w:top w:val="single" w:sz="4" w:space="0" w:color="auto"/>
+            </w:tcBorders>
+          </w:tcPr>
+          <w:p>
+            <w:pPr>
+              <w:rPr>
+                <w:sz w:val="19"/>
+              </w:rPr>
+            </w:pPr>
+            <w:r>
+              <w:rPr>
+                <w:sz w:val="19"/>
+              </w:rPr>
+              <w:t>--json</w:t>
+            </w:r>
+          </w:p>
+        </w:tc>
+        <w:tc>
+          <w:tcPr>
+            <w:tcW w:w="2500" w:type="pct"/>
+            <w:tcBorders>
+              <w:top w:val="single" w:sz="4" w:space="0" w:color="auto"/>
+            </w:tcBorders>
+          </w:tcPr>
+          <w:p>
+            <w:pPr>
+              <w:rPr>
+                <w:sz w:val="19"/>
+              </w:rPr>
+            </w:pPr>
+            <w:r>
+              <w:rPr>
+                <w:sz w:val="19"/>
+              </w:rPr>
+              <w:t>Output doctor results as JSON.</w:t>
+            </w:r>
+          </w:p>
+          <w:p>
+            <w:pPr>
+              <w:rPr>
+                <w:sz w:val="19"/>
+              </w:rPr>
+            </w:pPr>
+          </w:p>
+        </w:tc>
+      </w:tr>
+    </w:tbl>
+    <w:p>
+      <w:pPr>
+        <w:rPr>
+          <w:sz w:val="8"/>
+        </w:rPr>
+      </w:pPr>
+    </w:p>
+    <w:p/>
+    <w:p/>
     <w:sectPr>
       <w:pgSz w:w="12240" w:h="15840"/>
-      <w:pgMar w:top="1440" w:right="1440" w:bottom="1440" w:left="1440" w:header="720" w:footer="720" w:gutter="0"/>
+      <w:pgMar w:top="1080" w:right="1296" w:bottom="1080" w:left="1296" w:header="720" w:footer="720" w:gutter="0"/>
       <w:cols w:space="720"/>
       <w:docGrid w:linePitch="360"/>
     </w:sectPr>
@@ -1046,7 +4797,21 @@
 <file path=word/numbering.xml><?xml version="1.0" encoding="utf-8"?>
 <w:numbering xmlns:wpc="http://schemas.microsoft.com/office/word/2010/wordprocessingCanvas" xmlns:cx="http://schemas.microsoft.com/office/drawing/2014/chartex" xmlns:cx1="http://schemas.microsoft.com/office/drawing/2015/9/8/chartex" xmlns:cx2="http://schemas.microsoft.com/office/drawing/2015/10/21/chartex" xmlns:cx3="http://schemas.microsoft.com/office/drawing/2016/5/9/chartex" xmlns:cx4="http://schemas.microsoft.com/office/drawing/2016/5/10/chartex" xmlns:cx5="http://schemas.microsoft.com/office/drawing/2016/5/11/chartex" xmlns:cx6="http://schemas.microsoft.com/office/drawing/2016/5/12/chartex" xmlns:cx7="http://schemas.microsoft.com/office/drawing/2016/5/13/chartex" xmlns:cx8="http://schemas.microsoft.com/office/drawing/2016/5/14/chartex" xmlns:mc="http://schemas.openxmlformats.org/markup-compatibility/2006" xmlns:aink="http://schemas.microsoft.com/office/drawing/2016/ink" xmlns:am3d="http://schemas.microsoft.com/office/drawing/2017/model3d" xmlns:o="urn:schemas-microsoft-com:office:office" xmlns:oel="http://schemas.microsoft.com/office/2019/extlst" xmlns:r="http://schemas.openxmlformats.org/officeDocument/2006/relationships" xmlns:m="http://schemas.openxmlformats.org/officeDocument/2006/math" xmlns:v="urn:schemas-microsoft-com:vml" xmlns:wp14="http://schemas.microsoft.com/office/word/2010/wordprocessingDrawing" xmlns:wp="http://schemas.openxmlformats.org/drawingml/2006/wordprocessingDrawing" xmlns:w10="urn:schemas-microsoft-com:office:word" xmlns:w="http://schemas.openxmlformats.org/wordprocessingml/2006/main" xmlns:w14="http://schemas.microsoft.com/office/word/2010/wordml" xmlns:w15="http://schemas.microsoft.com/office/word/2012/wordml" xmlns:w16cex="http://schemas.microsoft.com/office/word/2018/wordml/cex" xmlns:w16cid="http://schemas.microsoft.com/office/word/2016/wordml/cid" xmlns:w16="http://schemas.microsoft.com/office/word/2018/wordml" xmlns:w16du="http://schemas.microsoft.com/office/word/2023/wordml/word16du" xmlns:w16sdtdh="http://schemas.microsoft.com/office/word/2020/wordml/sdtdatahash" xmlns:w16sdtfl="http://schemas.microsoft.com/office/word/2024/wordml/sdtformatlock" xmlns:w16se="http://schemas.microsoft.com/office/word/2015/wordml/symex" xmlns:wpg="http://schemas.microsoft.com/office/word/2010/wordprocessingGroup" xmlns:wpi="http://schemas.microsoft.com/office/word/2010/wordprocessingInk" xmlns:wne="http://schemas.microsoft.com/office/word/2006/wordml" xmlns:wps="http://schemas.microsoft.com/office/word/2010/wordprocessingShape" mc:Ignorable="w14 w15 w16se w16cid w16 w16cex w16sdtdh w16sdtfl w16du wp14">
   <w:abstractNum w:abstractNumId="0" w15:restartNumberingAfterBreak="0">
-    <w:nsid w:val="1A781230"/>
+    <w:nsid w:val="008056A0"/>
+    <w:multiLevelType w:val="singleLevel"/>
+    <w:tmpl w:val="0409000F"/>
+    <w:lvl w:ilvl="0">
+      <w:start w:val="1"/>
+      <w:numFmt w:val="decimal"/>
+      <w:lvlText w:val="%1."/>
+      <w:lvlJc w:val="left"/>
+      <w:pPr>
+        <w:ind w:left="720" w:hanging="360"/>
+      </w:pPr>
+    </w:lvl>
+  </w:abstractNum>
+  <w:abstractNum w:abstractNumId="1" w15:restartNumberingAfterBreak="0">
+    <w:nsid w:val="0299593B"/>
     <w:multiLevelType w:val="singleLevel"/>
     <w:tmpl w:val="04090001"/>
     <w:lvl w:ilvl="0">
@@ -1062,8 +4827,8 @@
       </w:rPr>
     </w:lvl>
   </w:abstractNum>
-  <w:abstractNum w:abstractNumId="1" w15:restartNumberingAfterBreak="0">
-    <w:nsid w:val="2AF53A84"/>
+  <w:abstractNum w:abstractNumId="2" w15:restartNumberingAfterBreak="0">
+    <w:nsid w:val="058C0DA1"/>
     <w:multiLevelType w:val="singleLevel"/>
     <w:tmpl w:val="04090001"/>
     <w:lvl w:ilvl="0">
@@ -1079,10 +4844,264 @@
       </w:rPr>
     </w:lvl>
   </w:abstractNum>
-  <w:num w:numId="1" w16cid:durableId="698506056">
+  <w:abstractNum w:abstractNumId="3" w15:restartNumberingAfterBreak="0">
+    <w:nsid w:val="06907D42"/>
+    <w:multiLevelType w:val="singleLevel"/>
+    <w:tmpl w:val="0409000F"/>
+    <w:lvl w:ilvl="0">
+      <w:start w:val="1"/>
+      <w:numFmt w:val="decimal"/>
+      <w:lvlText w:val="%1."/>
+      <w:lvlJc w:val="left"/>
+      <w:pPr>
+        <w:ind w:left="720" w:hanging="360"/>
+      </w:pPr>
+    </w:lvl>
+  </w:abstractNum>
+  <w:abstractNum w:abstractNumId="4" w15:restartNumberingAfterBreak="0">
+    <w:nsid w:val="07C11485"/>
+    <w:multiLevelType w:val="singleLevel"/>
+    <w:tmpl w:val="04090001"/>
+    <w:lvl w:ilvl="0">
+      <w:start w:val="1"/>
+      <w:numFmt w:val="bullet"/>
+      <w:lvlText w:val=""/>
+      <w:lvlJc w:val="left"/>
+      <w:pPr>
+        <w:ind w:left="720" w:hanging="360"/>
+      </w:pPr>
+      <w:rPr>
+        <w:rFonts w:ascii="Symbol" w:hAnsi="Symbol" w:hint="default"/>
+      </w:rPr>
+    </w:lvl>
+  </w:abstractNum>
+  <w:abstractNum w:abstractNumId="5" w15:restartNumberingAfterBreak="0">
+    <w:nsid w:val="08FC5AA3"/>
+    <w:multiLevelType w:val="singleLevel"/>
+    <w:tmpl w:val="04090001"/>
+    <w:lvl w:ilvl="0">
+      <w:start w:val="1"/>
+      <w:numFmt w:val="bullet"/>
+      <w:lvlText w:val=""/>
+      <w:lvlJc w:val="left"/>
+      <w:pPr>
+        <w:ind w:left="720" w:hanging="360"/>
+      </w:pPr>
+      <w:rPr>
+        <w:rFonts w:ascii="Symbol" w:hAnsi="Symbol" w:hint="default"/>
+      </w:rPr>
+    </w:lvl>
+  </w:abstractNum>
+  <w:abstractNum w:abstractNumId="6" w15:restartNumberingAfterBreak="0">
+    <w:nsid w:val="09122421"/>
+    <w:multiLevelType w:val="singleLevel"/>
+    <w:tmpl w:val="04090001"/>
+    <w:lvl w:ilvl="0">
+      <w:start w:val="1"/>
+      <w:numFmt w:val="bullet"/>
+      <w:lvlText w:val=""/>
+      <w:lvlJc w:val="left"/>
+      <w:pPr>
+        <w:ind w:left="720" w:hanging="360"/>
+      </w:pPr>
+      <w:rPr>
+        <w:rFonts w:ascii="Symbol" w:hAnsi="Symbol" w:hint="default"/>
+      </w:rPr>
+    </w:lvl>
+  </w:abstractNum>
+  <w:abstractNum w:abstractNumId="7" w15:restartNumberingAfterBreak="0">
+    <w:nsid w:val="09B17020"/>
+    <w:multiLevelType w:val="singleLevel"/>
+    <w:tmpl w:val="04090001"/>
+    <w:lvl w:ilvl="0">
+      <w:start w:val="1"/>
+      <w:numFmt w:val="bullet"/>
+      <w:lvlText w:val=""/>
+      <w:lvlJc w:val="left"/>
+      <w:pPr>
+        <w:ind w:left="720" w:hanging="360"/>
+      </w:pPr>
+      <w:rPr>
+        <w:rFonts w:ascii="Symbol" w:hAnsi="Symbol" w:hint="default"/>
+      </w:rPr>
+    </w:lvl>
+  </w:abstractNum>
+  <w:abstractNum w:abstractNumId="8" w15:restartNumberingAfterBreak="0">
+    <w:nsid w:val="0C7B0F61"/>
+    <w:multiLevelType w:val="singleLevel"/>
+    <w:tmpl w:val="04090001"/>
+    <w:lvl w:ilvl="0">
+      <w:start w:val="1"/>
+      <w:numFmt w:val="bullet"/>
+      <w:lvlText w:val=""/>
+      <w:lvlJc w:val="left"/>
+      <w:pPr>
+        <w:ind w:left="720" w:hanging="360"/>
+      </w:pPr>
+      <w:rPr>
+        <w:rFonts w:ascii="Symbol" w:hAnsi="Symbol" w:hint="default"/>
+      </w:rPr>
+    </w:lvl>
+  </w:abstractNum>
+  <w:abstractNum w:abstractNumId="9" w15:restartNumberingAfterBreak="0">
+    <w:nsid w:val="0EF16F84"/>
+    <w:multiLevelType w:val="singleLevel"/>
+    <w:tmpl w:val="04090001"/>
+    <w:lvl w:ilvl="0">
+      <w:start w:val="1"/>
+      <w:numFmt w:val="bullet"/>
+      <w:lvlText w:val=""/>
+      <w:lvlJc w:val="left"/>
+      <w:pPr>
+        <w:ind w:left="720" w:hanging="360"/>
+      </w:pPr>
+      <w:rPr>
+        <w:rFonts w:ascii="Symbol" w:hAnsi="Symbol" w:hint="default"/>
+      </w:rPr>
+    </w:lvl>
+  </w:abstractNum>
+  <w:abstractNum w:abstractNumId="10" w15:restartNumberingAfterBreak="0">
+    <w:nsid w:val="28B72CB1"/>
+    <w:multiLevelType w:val="singleLevel"/>
+    <w:tmpl w:val="0409000F"/>
+    <w:lvl w:ilvl="0">
+      <w:start w:val="1"/>
+      <w:numFmt w:val="decimal"/>
+      <w:lvlText w:val="%1."/>
+      <w:lvlJc w:val="left"/>
+      <w:pPr>
+        <w:ind w:left="720" w:hanging="360"/>
+      </w:pPr>
+    </w:lvl>
+  </w:abstractNum>
+  <w:abstractNum w:abstractNumId="11" w15:restartNumberingAfterBreak="0">
+    <w:nsid w:val="3A9949C9"/>
+    <w:multiLevelType w:val="singleLevel"/>
+    <w:tmpl w:val="04090001"/>
+    <w:lvl w:ilvl="0">
+      <w:start w:val="1"/>
+      <w:numFmt w:val="bullet"/>
+      <w:lvlText w:val=""/>
+      <w:lvlJc w:val="left"/>
+      <w:pPr>
+        <w:ind w:left="720" w:hanging="360"/>
+      </w:pPr>
+      <w:rPr>
+        <w:rFonts w:ascii="Symbol" w:hAnsi="Symbol" w:hint="default"/>
+      </w:rPr>
+    </w:lvl>
+  </w:abstractNum>
+  <w:abstractNum w:abstractNumId="12" w15:restartNumberingAfterBreak="0">
+    <w:nsid w:val="3EF457DE"/>
+    <w:multiLevelType w:val="singleLevel"/>
+    <w:tmpl w:val="04090001"/>
+    <w:lvl w:ilvl="0">
+      <w:start w:val="1"/>
+      <w:numFmt w:val="bullet"/>
+      <w:lvlText w:val=""/>
+      <w:lvlJc w:val="left"/>
+      <w:pPr>
+        <w:ind w:left="720" w:hanging="360"/>
+      </w:pPr>
+      <w:rPr>
+        <w:rFonts w:ascii="Symbol" w:hAnsi="Symbol" w:hint="default"/>
+      </w:rPr>
+    </w:lvl>
+  </w:abstractNum>
+  <w:abstractNum w:abstractNumId="13" w15:restartNumberingAfterBreak="0">
+    <w:nsid w:val="4DB30E45"/>
+    <w:multiLevelType w:val="singleLevel"/>
+    <w:tmpl w:val="04090001"/>
+    <w:lvl w:ilvl="0">
+      <w:start w:val="1"/>
+      <w:numFmt w:val="bullet"/>
+      <w:lvlText w:val=""/>
+      <w:lvlJc w:val="left"/>
+      <w:pPr>
+        <w:ind w:left="720" w:hanging="360"/>
+      </w:pPr>
+      <w:rPr>
+        <w:rFonts w:ascii="Symbol" w:hAnsi="Symbol" w:hint="default"/>
+      </w:rPr>
+    </w:lvl>
+  </w:abstractNum>
+  <w:abstractNum w:abstractNumId="14" w15:restartNumberingAfterBreak="0">
+    <w:nsid w:val="64CE11A2"/>
+    <w:multiLevelType w:val="singleLevel"/>
+    <w:tmpl w:val="0409000F"/>
+    <w:lvl w:ilvl="0">
+      <w:start w:val="1"/>
+      <w:numFmt w:val="decimal"/>
+      <w:lvlText w:val="%1."/>
+      <w:lvlJc w:val="left"/>
+      <w:pPr>
+        <w:ind w:left="720" w:hanging="360"/>
+      </w:pPr>
+    </w:lvl>
+  </w:abstractNum>
+  <w:abstractNum w:abstractNumId="15" w15:restartNumberingAfterBreak="0">
+    <w:nsid w:val="7E9B4B9C"/>
+    <w:multiLevelType w:val="singleLevel"/>
+    <w:tmpl w:val="04090001"/>
+    <w:lvl w:ilvl="0">
+      <w:start w:val="1"/>
+      <w:numFmt w:val="bullet"/>
+      <w:lvlText w:val=""/>
+      <w:lvlJc w:val="left"/>
+      <w:pPr>
+        <w:ind w:left="720" w:hanging="360"/>
+      </w:pPr>
+      <w:rPr>
+        <w:rFonts w:ascii="Symbol" w:hAnsi="Symbol" w:hint="default"/>
+      </w:rPr>
+    </w:lvl>
+  </w:abstractNum>
+  <w:num w:numId="1" w16cid:durableId="648175099">
+    <w:abstractNumId w:val="12"/>
+  </w:num>
+  <w:num w:numId="2" w16cid:durableId="913124878">
+    <w:abstractNumId w:val="3"/>
+  </w:num>
+  <w:num w:numId="3" w16cid:durableId="1325935941">
+    <w:abstractNumId w:val="14"/>
+  </w:num>
+  <w:num w:numId="4" w16cid:durableId="1674456113">
+    <w:abstractNumId w:val="9"/>
+  </w:num>
+  <w:num w:numId="5" w16cid:durableId="1809516638">
+    <w:abstractNumId w:val="11"/>
+  </w:num>
+  <w:num w:numId="6" w16cid:durableId="996688259">
+    <w:abstractNumId w:val="15"/>
+  </w:num>
+  <w:num w:numId="7" w16cid:durableId="278146567">
+    <w:abstractNumId w:val="4"/>
+  </w:num>
+  <w:num w:numId="8" w16cid:durableId="190723331">
     <w:abstractNumId w:val="0"/>
   </w:num>
-  <w:num w:numId="2" w16cid:durableId="1189106831">
+  <w:num w:numId="9" w16cid:durableId="683094205">
+    <w:abstractNumId w:val="2"/>
+  </w:num>
+  <w:num w:numId="10" w16cid:durableId="1176190633">
+    <w:abstractNumId w:val="10"/>
+  </w:num>
+  <w:num w:numId="11" w16cid:durableId="2101831022">
+    <w:abstractNumId w:val="5"/>
+  </w:num>
+  <w:num w:numId="12" w16cid:durableId="307977031">
+    <w:abstractNumId w:val="8"/>
+  </w:num>
+  <w:num w:numId="13" w16cid:durableId="762603570">
+    <w:abstractNumId w:val="6"/>
+  </w:num>
+  <w:num w:numId="14" w16cid:durableId="2014334760">
+    <w:abstractNumId w:val="7"/>
+  </w:num>
+  <w:num w:numId="15" w16cid:durableId="799877804">
+    <w:abstractNumId w:val="13"/>
+  </w:num>
+  <w:num w:numId="16" w16cid:durableId="842670141">
     <w:abstractNumId w:val="1"/>
   </w:num>
 </w:numbering>
@@ -1488,6 +5507,14 @@
   <w:style w:type="paragraph" w:default="1" w:styleId="Normal">
     <w:name w:val="Normal"/>
     <w:qFormat/>
+    <w:pPr>
+      <w:spacing w:after="120" w:line="288" w:lineRule="exact"/>
+    </w:pPr>
+    <w:rPr>
+      <w:rFonts w:ascii="Calibri" w:hAnsi="Calibri" w:cs="Calibri"/>
+      <w:color w:val="333333"/>
+      <w:sz w:val="21"/>
+    </w:rPr>
   </w:style>
   <w:style w:type="paragraph" w:styleId="Heading1">
     <w:name w:val="heading 1"/>
@@ -1496,16 +5523,17 @@
     <w:link w:val="Heading1Char"/>
     <w:uiPriority w:val="9"/>
     <w:qFormat/>
-    <w:rsid w:val="00E74A44"/>
+    <w:rsid w:val="00696AE6"/>
     <w:pPr>
       <w:keepNext/>
       <w:keepLines/>
-      <w:spacing w:before="360" w:after="80"/>
+      <w:spacing w:before="480" w:after="160"/>
       <w:outlineLvl w:val="0"/>
     </w:pPr>
     <w:rPr>
-      <w:rFonts w:asciiTheme="majorHAnsi" w:eastAsiaTheme="majorEastAsia" w:hAnsiTheme="majorHAnsi" w:cstheme="majorBidi"/>
-      <w:color w:val="2F5496" w:themeColor="accent1" w:themeShade="BF"/>
+      <w:rFonts w:eastAsiaTheme="majorEastAsia"/>
+      <w:b/>
+      <w:color w:val="26426B"/>
       <w:sz w:val="40"/>
       <w:szCs w:val="40"/>
     </w:rPr>
@@ -1516,20 +5544,20 @@
     <w:next w:val="Normal"/>
     <w:link w:val="Heading2Char"/>
     <w:uiPriority w:val="9"/>
-    <w:semiHidden/>
     <w:unhideWhenUsed/>
     <w:qFormat/>
-    <w:rsid w:val="00E74A44"/>
+    <w:rsid w:val="00696AE6"/>
     <w:pPr>
       <w:keepNext/>
       <w:keepLines/>
-      <w:spacing w:before="160" w:after="80"/>
+      <w:spacing w:before="360"/>
       <w:outlineLvl w:val="1"/>
     </w:pPr>
     <w:rPr>
-      <w:rFonts w:asciiTheme="majorHAnsi" w:eastAsiaTheme="majorEastAsia" w:hAnsiTheme="majorHAnsi" w:cstheme="majorBidi"/>
-      <w:color w:val="2F5496" w:themeColor="accent1" w:themeShade="BF"/>
-      <w:sz w:val="32"/>
+      <w:rFonts w:eastAsiaTheme="majorEastAsia"/>
+      <w:b/>
+      <w:color w:val="578B2E"/>
+      <w:sz w:val="28"/>
       <w:szCs w:val="32"/>
     </w:rPr>
   </w:style>
@@ -1542,17 +5570,18 @@
     <w:semiHidden/>
     <w:unhideWhenUsed/>
     <w:qFormat/>
-    <w:rsid w:val="00E74A44"/>
+    <w:rsid w:val="00696AE6"/>
     <w:pPr>
       <w:keepNext/>
       <w:keepLines/>
-      <w:spacing w:before="160" w:after="80"/>
+      <w:spacing w:before="240" w:after="80"/>
       <w:outlineLvl w:val="2"/>
     </w:pPr>
     <w:rPr>
-      <w:rFonts w:eastAsiaTheme="majorEastAsia" w:cstheme="majorBidi"/>
-      <w:color w:val="2F5496" w:themeColor="accent1" w:themeShade="BF"/>
-      <w:sz w:val="28"/>
+      <w:rFonts w:eastAsiaTheme="majorEastAsia"/>
+      <w:b/>
+      <w:color w:val="444444"/>
+      <w:sz w:val="24"/>
       <w:szCs w:val="28"/>
     </w:rPr>
   </w:style>
@@ -1565,7 +5594,7 @@
     <w:semiHidden/>
     <w:unhideWhenUsed/>
     <w:qFormat/>
-    <w:rsid w:val="00E74A44"/>
+    <w:rsid w:val="00696AE6"/>
     <w:pPr>
       <w:keepNext/>
       <w:keepLines/>
@@ -1588,7 +5617,7 @@
     <w:semiHidden/>
     <w:unhideWhenUsed/>
     <w:qFormat/>
-    <w:rsid w:val="00E74A44"/>
+    <w:rsid w:val="00696AE6"/>
     <w:pPr>
       <w:keepNext/>
       <w:keepLines/>
@@ -1609,7 +5638,7 @@
     <w:semiHidden/>
     <w:unhideWhenUsed/>
     <w:qFormat/>
-    <w:rsid w:val="00E74A44"/>
+    <w:rsid w:val="00696AE6"/>
     <w:pPr>
       <w:keepNext/>
       <w:keepLines/>
@@ -1632,7 +5661,7 @@
     <w:semiHidden/>
     <w:unhideWhenUsed/>
     <w:qFormat/>
-    <w:rsid w:val="00E74A44"/>
+    <w:rsid w:val="00696AE6"/>
     <w:pPr>
       <w:keepNext/>
       <w:keepLines/>
@@ -1653,7 +5682,7 @@
     <w:semiHidden/>
     <w:unhideWhenUsed/>
     <w:qFormat/>
-    <w:rsid w:val="00E74A44"/>
+    <w:rsid w:val="00696AE6"/>
     <w:pPr>
       <w:keepNext/>
       <w:keepLines/>
@@ -1676,7 +5705,7 @@
     <w:semiHidden/>
     <w:unhideWhenUsed/>
     <w:qFormat/>
-    <w:rsid w:val="00E74A44"/>
+    <w:rsid w:val="00696AE6"/>
     <w:pPr>
       <w:keepNext/>
       <w:keepLines/>
@@ -1720,10 +5749,11 @@
     <w:basedOn w:val="DefaultParagraphFont"/>
     <w:link w:val="Heading1"/>
     <w:uiPriority w:val="9"/>
-    <w:rsid w:val="00E74A44"/>
+    <w:rsid w:val="00696AE6"/>
     <w:rPr>
-      <w:rFonts w:asciiTheme="majorHAnsi" w:eastAsiaTheme="majorEastAsia" w:hAnsiTheme="majorHAnsi" w:cstheme="majorBidi"/>
-      <w:color w:val="2F5496" w:themeColor="accent1" w:themeShade="BF"/>
+      <w:rFonts w:ascii="Calibri" w:eastAsiaTheme="majorEastAsia" w:hAnsi="Calibri" w:cs="Calibri"/>
+      <w:b/>
+      <w:color w:val="26426B"/>
       <w:sz w:val="40"/>
       <w:szCs w:val="40"/>
     </w:rPr>
@@ -1733,12 +5763,12 @@
     <w:basedOn w:val="DefaultParagraphFont"/>
     <w:link w:val="Heading2"/>
     <w:uiPriority w:val="9"/>
-    <w:semiHidden/>
-    <w:rsid w:val="00E74A44"/>
+    <w:rsid w:val="00696AE6"/>
     <w:rPr>
-      <w:rFonts w:asciiTheme="majorHAnsi" w:eastAsiaTheme="majorEastAsia" w:hAnsiTheme="majorHAnsi" w:cstheme="majorBidi"/>
-      <w:color w:val="2F5496" w:themeColor="accent1" w:themeShade="BF"/>
-      <w:sz w:val="32"/>
+      <w:rFonts w:ascii="Calibri" w:eastAsiaTheme="majorEastAsia" w:hAnsi="Calibri" w:cs="Calibri"/>
+      <w:b/>
+      <w:color w:val="578B2E"/>
+      <w:sz w:val="28"/>
       <w:szCs w:val="32"/>
     </w:rPr>
   </w:style>
@@ -1748,11 +5778,11 @@
     <w:link w:val="Heading3"/>
     <w:uiPriority w:val="9"/>
     <w:semiHidden/>
-    <w:rsid w:val="00E74A44"/>
+    <w:rsid w:val="00696AE6"/>
     <w:rPr>
-      <w:rFonts w:eastAsiaTheme="majorEastAsia" w:cstheme="majorBidi"/>
-      <w:color w:val="2F5496" w:themeColor="accent1" w:themeShade="BF"/>
-      <w:sz w:val="28"/>
+      <w:rFonts w:ascii="Calibri" w:eastAsiaTheme="majorEastAsia" w:hAnsi="Calibri" w:cs="Calibri"/>
+      <w:b/>
+      <w:color w:val="444444"/>
       <w:szCs w:val="28"/>
     </w:rPr>
   </w:style>
@@ -1762,7 +5792,7 @@
     <w:link w:val="Heading4"/>
     <w:uiPriority w:val="9"/>
     <w:semiHidden/>
-    <w:rsid w:val="00E74A44"/>
+    <w:rsid w:val="00696AE6"/>
     <w:rPr>
       <w:rFonts w:eastAsiaTheme="majorEastAsia" w:cstheme="majorBidi"/>
       <w:i/>
@@ -1776,7 +5806,7 @@
     <w:link w:val="Heading5"/>
     <w:uiPriority w:val="9"/>
     <w:semiHidden/>
-    <w:rsid w:val="00E74A44"/>
+    <w:rsid w:val="00696AE6"/>
     <w:rPr>
       <w:rFonts w:eastAsiaTheme="majorEastAsia" w:cstheme="majorBidi"/>
       <w:color w:val="2F5496" w:themeColor="accent1" w:themeShade="BF"/>
@@ -1788,7 +5818,7 @@
     <w:link w:val="Heading6"/>
     <w:uiPriority w:val="9"/>
     <w:semiHidden/>
-    <w:rsid w:val="00E74A44"/>
+    <w:rsid w:val="00696AE6"/>
     <w:rPr>
       <w:rFonts w:eastAsiaTheme="majorEastAsia" w:cstheme="majorBidi"/>
       <w:i/>
@@ -1802,7 +5832,7 @@
     <w:link w:val="Heading7"/>
     <w:uiPriority w:val="9"/>
     <w:semiHidden/>
-    <w:rsid w:val="00E74A44"/>
+    <w:rsid w:val="00696AE6"/>
     <w:rPr>
       <w:rFonts w:eastAsiaTheme="majorEastAsia" w:cstheme="majorBidi"/>
       <w:color w:val="595959" w:themeColor="text1" w:themeTint="A6"/>
@@ -1814,7 +5844,7 @@
     <w:link w:val="Heading8"/>
     <w:uiPriority w:val="9"/>
     <w:semiHidden/>
-    <w:rsid w:val="00E74A44"/>
+    <w:rsid w:val="00696AE6"/>
     <w:rPr>
       <w:rFonts w:eastAsiaTheme="majorEastAsia" w:cstheme="majorBidi"/>
       <w:i/>
@@ -1828,7 +5858,7 @@
     <w:link w:val="Heading9"/>
     <w:uiPriority w:val="9"/>
     <w:semiHidden/>
-    <w:rsid w:val="00E74A44"/>
+    <w:rsid w:val="00696AE6"/>
     <w:rPr>
       <w:rFonts w:eastAsiaTheme="majorEastAsia" w:cstheme="majorBidi"/>
       <w:color w:val="272727" w:themeColor="text1" w:themeTint="D8"/>
@@ -1841,7 +5871,7 @@
     <w:link w:val="TitleChar"/>
     <w:uiPriority w:val="10"/>
     <w:qFormat/>
-    <w:rsid w:val="00E74A44"/>
+    <w:rsid w:val="00696AE6"/>
     <w:pPr>
       <w:spacing w:after="80" w:line="240" w:lineRule="auto"/>
       <w:contextualSpacing/>
@@ -1859,7 +5889,7 @@
     <w:basedOn w:val="DefaultParagraphFont"/>
     <w:link w:val="Title"/>
     <w:uiPriority w:val="10"/>
-    <w:rsid w:val="00E74A44"/>
+    <w:rsid w:val="00696AE6"/>
     <w:rPr>
       <w:rFonts w:asciiTheme="majorHAnsi" w:eastAsiaTheme="majorEastAsia" w:hAnsiTheme="majorHAnsi" w:cstheme="majorBidi"/>
       <w:spacing w:val="-10"/>
@@ -1875,7 +5905,7 @@
     <w:link w:val="SubtitleChar"/>
     <w:uiPriority w:val="11"/>
     <w:qFormat/>
-    <w:rsid w:val="00E74A44"/>
+    <w:rsid w:val="00696AE6"/>
     <w:pPr>
       <w:numPr>
         <w:ilvl w:val="1"/>
@@ -1894,7 +5924,7 @@
     <w:basedOn w:val="DefaultParagraphFont"/>
     <w:link w:val="Subtitle"/>
     <w:uiPriority w:val="11"/>
-    <w:rsid w:val="00E74A44"/>
+    <w:rsid w:val="00696AE6"/>
     <w:rPr>
       <w:rFonts w:eastAsiaTheme="majorEastAsia" w:cstheme="majorBidi"/>
       <w:color w:val="595959" w:themeColor="text1" w:themeTint="A6"/>
@@ -1910,7 +5940,7 @@
     <w:link w:val="QuoteChar"/>
     <w:uiPriority w:val="29"/>
     <w:qFormat/>
-    <w:rsid w:val="00E74A44"/>
+    <w:rsid w:val="00696AE6"/>
     <w:pPr>
       <w:spacing w:before="160"/>
       <w:jc w:val="center"/>
@@ -1926,7 +5956,7 @@
     <w:basedOn w:val="DefaultParagraphFont"/>
     <w:link w:val="Quote"/>
     <w:uiPriority w:val="29"/>
-    <w:rsid w:val="00E74A44"/>
+    <w:rsid w:val="00696AE6"/>
     <w:rPr>
       <w:i/>
       <w:iCs/>
@@ -1938,7 +5968,7 @@
     <w:basedOn w:val="Normal"/>
     <w:uiPriority w:val="34"/>
     <w:qFormat/>
-    <w:rsid w:val="00E74A44"/>
+    <w:rsid w:val="00696AE6"/>
     <w:pPr>
       <w:ind w:left="720"/>
       <w:contextualSpacing/>
@@ -1949,7 +5979,7 @@
     <w:basedOn w:val="DefaultParagraphFont"/>
     <w:uiPriority w:val="21"/>
     <w:qFormat/>
-    <w:rsid w:val="00E74A44"/>
+    <w:rsid w:val="00696AE6"/>
     <w:rPr>
       <w:i/>
       <w:iCs/>
@@ -1963,7 +5993,7 @@
     <w:link w:val="IntenseQuoteChar"/>
     <w:uiPriority w:val="30"/>
     <w:qFormat/>
-    <w:rsid w:val="00E74A44"/>
+    <w:rsid w:val="00696AE6"/>
     <w:pPr>
       <w:pBdr>
         <w:top w:val="single" w:sz="4" w:space="10" w:color="2F5496" w:themeColor="accent1" w:themeShade="BF"/>
@@ -1984,7 +6014,7 @@
     <w:basedOn w:val="DefaultParagraphFont"/>
     <w:link w:val="IntenseQuote"/>
     <w:uiPriority w:val="30"/>
-    <w:rsid w:val="00E74A44"/>
+    <w:rsid w:val="00696AE6"/>
     <w:rPr>
       <w:i/>
       <w:iCs/>
@@ -1996,7 +6026,7 @@
     <w:basedOn w:val="DefaultParagraphFont"/>
     <w:uiPriority w:val="32"/>
     <w:qFormat/>
-    <w:rsid w:val="00E74A44"/>
+    <w:rsid w:val="00696AE6"/>
     <w:rPr>
       <w:b/>
       <w:bCs/>
